--- a/SPRING.docx
+++ b/SPRING.docx
@@ -10,7 +10,7 @@
       <w:r>
         <w:rPr/>
         <w:drawing>
-          <wp:inline distT="0" distB="7620" distL="0" distR="0">
+          <wp:inline distT="0" distB="0" distL="0" distR="0">
             <wp:extent cx="6613525" cy="8583930"/>
             <wp:effectExtent l="0" t="0" r="0" b="0"/>
             <wp:docPr id="1" name="Hình ảnh 1" descr="Ảnh có chứa văn bản, bản đồ, biểu đồ, ảnh chụp màn hình&#10;&#10;Nội dung do AI tạo ra có thể không chính xác."/>
@@ -2674,11 +2674,7 @@
       </w:pPr>
       <w:r>
         <w:rPr/>
-        <w:t xml:space="preserve">1) </w:t>
-      </w:r>
-      <w:r>
-        <w:rPr/>
-        <w:t>DTO là gì?</w:t>
+        <w:t>1) DTO là gì?</w:t>
       </w:r>
     </w:p>
     <w:p>
@@ -2808,11 +2804,7 @@
       </w:pPr>
       <w:r>
         <w:rPr/>
-        <w:t xml:space="preserve">2) </w:t>
-      </w:r>
-      <w:r>
-        <w:rPr/>
-        <w:t>Global Exception Handler</w:t>
+        <w:t>2) Global Exception Handler</w:t>
       </w:r>
     </w:p>
     <w:p>
@@ -2993,15 +2985,7 @@
       </w:pPr>
       <w:r>
         <w:rPr/>
-        <w:t>L</w:t>
-      </w:r>
-      <w:r>
-        <w:rPr/>
-        <w:t xml:space="preserve">à một class của Spring giúp </w:t>
-      </w:r>
-      <w:r>
-        <w:rPr/>
-        <w:t>t</w:t>
+        <w:t>Là một class của Spring giúp t</w:t>
       </w:r>
       <w:r>
         <w:rPr>
@@ -3026,11 +3010,7 @@
       </w:pPr>
       <w:r>
         <w:rPr/>
-        <w:t>C</w:t>
-      </w:r>
-      <w:r>
-        <w:rPr/>
-        <w:t xml:space="preserve">hức năng tùy chỉnh status, headers, body và Trả dữ liệu có điều kiện của ResponseEntity </w:t>
+        <w:t xml:space="preserve">Chức năng tùy chỉnh status, headers, body và Trả dữ liệu có điều kiện của ResponseEntity </w:t>
       </w:r>
     </w:p>
     <w:p>
@@ -4135,14 +4115,30 @@
       </w:pPr>
       <w:r>
         <w:rPr/>
-        <w:t>Đánh dấu đây là khóa chính.</w:t>
-      </w:r>
-    </w:p>
-    <w:p>
-      <w:pPr>
-        <w:pStyle w:val="ListParagraph"/>
-        <w:spacing w:lineRule="auto" w:line="360"/>
-        <w:ind w:left="426" w:hanging="0"/>
+        <w:t>Đánh dấu đây là khóa ch</w:t>
+      </w:r>
+      <w:r>
+        <w:rPr/>
+        <w:t xml:space="preserve">ính (primary Key). </w:t>
+      </w:r>
+    </w:p>
+    <w:p>
+      <w:pPr>
+        <w:pStyle w:val="Normal"/>
+        <w:spacing w:lineRule="auto" w:line="360"/>
+        <w:ind w:firstLine="720"/>
+        <w:rPr/>
+      </w:pPr>
+      <w:r>
+        <w:rPr/>
+        <w:t xml:space="preserve">Bắt buộc phải có thì Hibernate mới có thể tham chiếu đến các dữ liệu ở các cột. </w:t>
+      </w:r>
+    </w:p>
+    <w:p>
+      <w:pPr>
+        <w:pStyle w:val="Normal"/>
+        <w:spacing w:lineRule="auto" w:line="360"/>
+        <w:ind w:firstLine="720"/>
         <w:rPr/>
       </w:pPr>
       <w:r>
@@ -4162,18 +4158,127 @@
       </w:pPr>
       <w:r>
         <w:rPr/>
-        <w:t xml:space="preserve">@GenaeratedValue (strategy = GenerationType.IDENTIFY) </w:t>
-      </w:r>
-    </w:p>
-    <w:p>
-      <w:pPr>
-        <w:pStyle w:val="ListParagraph"/>
-        <w:spacing w:lineRule="auto" w:line="360"/>
-        <w:rPr/>
-      </w:pPr>
-      <w:r>
-        <w:rPr/>
-        <w:t>Tự động tăng Id lên.</w:t>
+        <w:t xml:space="preserve">@GeneratedValue (strategy = GenerationType.IDENTIFY) </w:t>
+      </w:r>
+    </w:p>
+    <w:p>
+      <w:pPr>
+        <w:pStyle w:val="Normal"/>
+        <w:spacing w:lineRule="auto" w:line="360"/>
+        <w:ind w:firstLine="720"/>
+        <w:rPr/>
+      </w:pPr>
+      <w:r>
+        <w:rPr/>
+        <w:t>@GeneratedValue trong JPA dùng để tự động sinh giá trị cho cột khóa chính trong Entity.</w:t>
+      </w:r>
+    </w:p>
+    <w:p>
+      <w:pPr>
+        <w:pStyle w:val="Normal"/>
+        <w:spacing w:lineRule="auto" w:line="360"/>
+        <w:ind w:firstLine="720"/>
+        <w:rPr/>
+      </w:pPr>
+      <w:r>
+        <w:rPr/>
+        <w:t xml:space="preserve">GenarationType </w:t>
+      </w:r>
+      <w:r>
+        <w:rPr/>
+        <w:t>là một</w:t>
+      </w:r>
+      <w:r>
+        <w:rPr/>
+        <w:t xml:space="preserve"> Enum trong JPA để xác định cách sinh ra khóa chính (primary Key) khi bạn </w:t>
+        <w:tab/>
+        <w:t>dùng annotation @GeneratedValue</w:t>
+      </w:r>
+    </w:p>
+    <w:p>
+      <w:pPr>
+        <w:pStyle w:val="Normal"/>
+        <w:spacing w:lineRule="auto" w:line="360"/>
+        <w:ind w:firstLine="720"/>
+        <w:rPr/>
+      </w:pPr>
+      <w:r>
+        <w:rPr/>
+        <w:tab/>
+      </w:r>
+      <w:r>
+        <w:rPr/>
+        <w:t>AUTO: JPA sẽ tự quyết định dùng chiến lược phù hợp nhất với loại database đang dùng.</w:t>
+      </w:r>
+    </w:p>
+    <w:p>
+      <w:pPr>
+        <w:pStyle w:val="Normal"/>
+        <w:spacing w:lineRule="auto" w:line="360"/>
+        <w:ind w:firstLine="720"/>
+        <w:rPr/>
+      </w:pPr>
+      <w:r>
+        <w:rPr/>
+        <w:tab/>
+      </w:r>
+      <w:r>
+        <w:rPr/>
+        <w:t>IDENTITY: DB tự động tăng, id sẽ được sinh ra sau khi insert.</w:t>
+      </w:r>
+    </w:p>
+    <w:p>
+      <w:pPr>
+        <w:pStyle w:val="Normal"/>
+        <w:spacing w:lineRule="auto" w:line="360"/>
+        <w:ind w:firstLine="720"/>
+        <w:rPr/>
+      </w:pPr>
+      <w:r>
+        <w:rPr/>
+        <w:tab/>
+        <w:t xml:space="preserve">SEQUENCE: </w:t>
+      </w:r>
+      <w:r>
+        <w:rPr/>
+        <w:t xml:space="preserve">Áp dụng với DB có hỗ trợ sequence như </w:t>
+      </w:r>
+      <w:r>
+        <w:rPr>
+          <w:rStyle w:val="StrongEmphasis"/>
+        </w:rPr>
+        <w:t xml:space="preserve">PostgreSQL, Oracle. </w:t>
+      </w:r>
+      <w:r>
+        <w:rPr/>
+        <w:t xml:space="preserve">Cần tạo </w:t>
+        <w:tab/>
+        <w:tab/>
+        <w:tab/>
+        <w:tab/>
+        <w:t>sequence trong database, JPA sẽ gọi sequence trước khi insert.</w:t>
+      </w:r>
+    </w:p>
+    <w:p>
+      <w:pPr>
+        <w:pStyle w:val="Normal"/>
+        <w:spacing w:lineRule="auto" w:line="360"/>
+        <w:ind w:firstLine="720"/>
+        <w:rPr/>
+      </w:pPr>
+      <w:r>
+        <w:rPr/>
+        <w:tab/>
+        <w:t xml:space="preserve">TABLE: </w:t>
+      </w:r>
+      <w:r>
+        <w:rPr/>
+        <w:t xml:space="preserve">Tạo 1 bảng riêng để lưu số ID cuối cùng, dùng cho DB không hỗ trợ auto </w:t>
+        <w:tab/>
+        <w:tab/>
+        <w:tab/>
+        <w:tab/>
+        <w:t xml:space="preserve">increment/sequence. Ít dùng, hiệu năng thấp. </w:t>
       </w:r>
     </w:p>
     <w:p>
@@ -4721,10 +4826,6 @@
         </w:rPr>
         <w:t>@MappedSuperclass</w:t>
       </w:r>
-      <w:r>
-        <w:rPr/>
-        <w:t xml:space="preserve">: </w:t>
-      </w:r>
     </w:p>
     <w:p>
       <w:pPr>
@@ -4809,6 +4910,8 @@
       <w:r>
         <w:rPr>
           <w:rFonts w:cs="Times New Roman" w:ascii="Times New Roman" w:hAnsi="Times New Roman"/>
+          <w:b/>
+          <w:bCs/>
           <w:color w:val="00000A"/>
           <w:sz w:val="24"/>
           <w:szCs w:val="24"/>
@@ -5160,16 +5263,6 @@
       <w:r>
         <w:rPr/>
         <w:t>Tự động điền dữ liệu vào các trường như ngày tạo (createdDate), ngày cập nhật (lastModifiedDate), người tạo (createdBy), người sửa (lastModifiedBy).</w:t>
-      </w:r>
-    </w:p>
-    <w:p>
-      <w:pPr>
-        <w:pStyle w:val="Normal"/>
-        <w:spacing w:lineRule="auto" w:line="360"/>
-        <w:rPr/>
-      </w:pPr>
-      <w:r>
-        <w:rPr/>
       </w:r>
     </w:p>
     <w:p>
@@ -5324,27 +5417,70 @@
       <w:r>
         <w:rPr/>
         <w:tab/>
-        <w:t>là annotation của Lombok, giúp tự động tạo constructor với các biến final hoặc @NonNull.</w:t>
-      </w:r>
-    </w:p>
-    <w:p>
-      <w:pPr>
-        <w:pStyle w:val="Normal"/>
-        <w:spacing w:lineRule="auto" w:line="360"/>
-        <w:rPr/>
-      </w:pPr>
-      <w:r>
-        <w:rPr/>
-      </w:r>
-    </w:p>
-    <w:p>
-      <w:pPr>
-        <w:pStyle w:val="Normal"/>
-        <w:spacing w:lineRule="auto" w:line="360"/>
-        <w:rPr/>
-      </w:pPr>
-      <w:r>
-        <w:rPr/>
+        <w:t xml:space="preserve">là annotation của Lombok, giúp tự động tạo constructor với các biến final hoặc @NonNull. </w:t>
+      </w:r>
+    </w:p>
+    <w:p>
+      <w:pPr>
+        <w:pStyle w:val="Normal"/>
+        <w:spacing w:lineRule="auto" w:line="360"/>
+        <w:rPr/>
+      </w:pPr>
+      <w:r>
+        <w:rPr/>
+        <w:tab/>
+      </w:r>
+      <w:r>
+        <w:rPr/>
+        <w:t>Tạo Constructor có tham số.</w:t>
+      </w:r>
+    </w:p>
+    <w:p>
+      <w:pPr>
+        <w:pStyle w:val="Normal"/>
+        <w:spacing w:lineRule="auto" w:line="360"/>
+        <w:rPr/>
+      </w:pPr>
+      <w:r>
+        <w:rPr/>
+      </w:r>
+    </w:p>
+    <w:p>
+      <w:pPr>
+        <w:pStyle w:val="Normal"/>
+        <w:spacing w:lineRule="auto" w:line="360"/>
+        <w:rPr/>
+      </w:pPr>
+      <w:r>
+        <w:rPr/>
+        <w:t xml:space="preserve">5)@EqualsAndHashCode </w:t>
+      </w:r>
+    </w:p>
+    <w:p>
+      <w:pPr>
+        <w:pStyle w:val="Normal"/>
+        <w:spacing w:lineRule="auto" w:line="360"/>
+        <w:rPr/>
+      </w:pPr>
+      <w:r>
+        <w:rPr/>
+      </w:r>
+    </w:p>
+    <w:p>
+      <w:pPr>
+        <w:pStyle w:val="Normal"/>
+        <w:spacing w:lineRule="auto" w:line="360"/>
+        <w:rPr>
+          <w:b/>
+          <w:b/>
+          <w:bCs/>
+        </w:rPr>
+      </w:pPr>
+      <w:r>
+        <w:rPr>
+          <w:b/>
+          <w:bCs/>
+        </w:rPr>
         <w:t>VI. Các Annotation cho Validation</w:t>
       </w:r>
     </w:p>
@@ -5356,11 +5492,7 @@
       </w:pPr>
       <w:r>
         <w:rPr/>
-        <w:t xml:space="preserve">1) </w:t>
-      </w:r>
-      <w:r>
-        <w:rPr/>
-        <w:t>@NotBlank</w:t>
+        <w:t>1) @NotBlank</w:t>
       </w:r>
     </w:p>
     <w:p>
@@ -5372,9 +5504,6 @@
       <w:r>
         <w:rPr/>
         <w:tab/>
-      </w:r>
-      <w:r>
-        <w:rPr/>
         <w:t>Áp dụng cho String, để kiểm tra một chuỗi không null, không rỗng, không toàn dấu cách.</w:t>
       </w:r>
     </w:p>
@@ -5432,11 +5561,7 @@
       </w:pPr>
       <w:r>
         <w:rPr/>
-        <w:t>4</w:t>
-      </w:r>
-      <w:r>
-        <w:rPr/>
-        <w:t>) @Size(min = x, max = y)</w:t>
+        <w:t>4) @Size(min = x, max = y)</w:t>
       </w:r>
     </w:p>
     <w:p>
@@ -5540,11 +5665,7 @@
       </w:pPr>
       <w:r>
         <w:rPr/>
-        <w:t>8</w:t>
-      </w:r>
-      <w:r>
-        <w:rPr/>
-        <w:t>) @Valid và @Validated</w:t>
+        <w:t>8) @Valid và @Validated</w:t>
       </w:r>
     </w:p>
     <w:p>
@@ -5585,10 +5706,17 @@
         <w:spacing w:lineRule="auto" w:line="360" w:before="0" w:after="160"/>
         <w:ind w:right="0" w:hanging="0"/>
         <w:jc w:val="left"/>
-        <w:rPr/>
-      </w:pPr>
-      <w:r>
-        <w:rPr/>
+        <w:rPr>
+          <w:b/>
+          <w:b/>
+          <w:bCs/>
+        </w:rPr>
+      </w:pPr>
+      <w:r>
+        <w:rPr>
+          <w:b/>
+          <w:bCs/>
+        </w:rPr>
         <w:t>VII. Các annotation liên quan đến Exception</w:t>
       </w:r>
     </w:p>
@@ -5675,11 +5803,7 @@
       </w:pPr>
       <w:r>
         <w:rPr/>
-        <w:t xml:space="preserve">&gt; Để đánh dấu đây là class xử lý lỗi toàn ứng dựng và tự động trả về kiểu JSON. </w:t>
-      </w:r>
-      <w:r>
-        <w:rPr/>
-        <w:t xml:space="preserve">Lớp này sẽ </w:t>
+        <w:t xml:space="preserve">&gt; Để đánh dấu đây là class xử lý lỗi toàn ứng dựng và tự động trả về kiểu JSON. Lớp này sẽ </w:t>
       </w:r>
       <w:r>
         <w:rPr>
@@ -5747,6 +5871,499 @@
         <w:rPr/>
         <w:tab/>
         <w:t>Khi Spring phát hiện ra lỗi bạn khai báo, nó sẽ chạy vào method có @ExceptionHandle</w:t>
+      </w:r>
+    </w:p>
+    <w:p>
+      <w:pPr>
+        <w:pStyle w:val="Normal"/>
+        <w:widowControl/>
+        <w:bidi w:val="0"/>
+        <w:spacing w:lineRule="auto" w:line="360" w:before="0" w:after="160"/>
+        <w:jc w:val="left"/>
+        <w:rPr/>
+      </w:pPr>
+      <w:r>
+        <w:rPr/>
+      </w:r>
+    </w:p>
+    <w:p>
+      <w:pPr>
+        <w:pStyle w:val="Normal"/>
+        <w:widowControl/>
+        <w:bidi w:val="0"/>
+        <w:spacing w:lineRule="auto" w:line="360" w:before="0" w:after="160"/>
+        <w:jc w:val="left"/>
+        <w:rPr/>
+      </w:pPr>
+      <w:r>
+        <w:rPr/>
+        <w:t>VIII. Các annotation trong Unit Test</w:t>
+      </w:r>
+    </w:p>
+    <w:p>
+      <w:pPr>
+        <w:pStyle w:val="Normal"/>
+        <w:widowControl/>
+        <w:bidi w:val="0"/>
+        <w:spacing w:lineRule="auto" w:line="360" w:before="0" w:after="160"/>
+        <w:jc w:val="left"/>
+        <w:rPr/>
+      </w:pPr>
+      <w:r>
+        <w:rPr/>
+        <w:t>1) @Test</w:t>
+      </w:r>
+    </w:p>
+    <w:p>
+      <w:pPr>
+        <w:pStyle w:val="Normal"/>
+        <w:widowControl/>
+        <w:bidi w:val="0"/>
+        <w:spacing w:lineRule="auto" w:line="360" w:before="0" w:after="160"/>
+        <w:jc w:val="left"/>
+        <w:rPr/>
+      </w:pPr>
+      <w:r>
+        <w:rPr/>
+        <w:tab/>
+        <w:t xml:space="preserve">Viết 1 method để test thì sử dụng @Test </w:t>
+      </w:r>
+      <w:r>
+        <w:rPr/>
+        <w:t>để đánh dấu.</w:t>
+      </w:r>
+    </w:p>
+    <w:p>
+      <w:pPr>
+        <w:pStyle w:val="Normal"/>
+        <w:widowControl/>
+        <w:bidi w:val="0"/>
+        <w:spacing w:lineRule="auto" w:line="360" w:before="0" w:after="160"/>
+        <w:jc w:val="left"/>
+        <w:rPr/>
+      </w:pPr>
+      <w:r>
+        <w:rPr/>
+      </w:r>
+    </w:p>
+    <w:p>
+      <w:pPr>
+        <w:pStyle w:val="Normal"/>
+        <w:widowControl/>
+        <w:bidi w:val="0"/>
+        <w:spacing w:lineRule="auto" w:line="360" w:before="0" w:after="160"/>
+        <w:jc w:val="left"/>
+        <w:rPr/>
+      </w:pPr>
+      <w:r>
+        <w:rPr/>
+        <w:t>2)</w:t>
+      </w:r>
+      <w:r>
+        <w:rPr/>
+        <w:t>@ExtendWith(MockitoExtension.class)</w:t>
+      </w:r>
+    </w:p>
+    <w:p>
+      <w:pPr>
+        <w:pStyle w:val="Normal"/>
+        <w:widowControl/>
+        <w:bidi w:val="0"/>
+        <w:spacing w:lineRule="auto" w:line="360" w:before="0" w:after="160"/>
+        <w:jc w:val="left"/>
+        <w:rPr/>
+      </w:pPr>
+      <w:r>
+        <w:rPr/>
+        <w:tab/>
+      </w:r>
+      <w:r>
+        <w:rPr>
+          <w:b w:val="false"/>
+          <w:bCs w:val="false"/>
+        </w:rPr>
+        <w:t>Mockito sẽ</w:t>
+      </w:r>
+      <w:r>
+        <w:rPr>
+          <w:rStyle w:val="StrongEmphasis"/>
+          <w:b w:val="false"/>
+          <w:bCs w:val="false"/>
+        </w:rPr>
+        <w:t xml:space="preserve"> khởi tạo các </w:t>
+      </w:r>
+      <w:r>
+        <w:rPr>
+          <w:rStyle w:val="SourceText"/>
+          <w:b w:val="false"/>
+          <w:bCs w:val="false"/>
+        </w:rPr>
+        <w:t>@Mock</w:t>
+      </w:r>
+      <w:r>
+        <w:rPr>
+          <w:rStyle w:val="StrongEmphasis"/>
+          <w:b w:val="false"/>
+          <w:bCs w:val="false"/>
+        </w:rPr>
+        <w:t xml:space="preserve"> và </w:t>
+      </w:r>
+      <w:r>
+        <w:rPr>
+          <w:rStyle w:val="SourceText"/>
+          <w:b w:val="false"/>
+          <w:bCs w:val="false"/>
+        </w:rPr>
+        <w:t>@InjectMocks</w:t>
+      </w:r>
+      <w:r>
+        <w:rPr>
+          <w:b w:val="false"/>
+          <w:bCs w:val="false"/>
+        </w:rPr>
+        <w:t xml:space="preserve"> </w:t>
+      </w:r>
+    </w:p>
+    <w:p>
+      <w:pPr>
+        <w:pStyle w:val="Normal"/>
+        <w:widowControl/>
+        <w:bidi w:val="0"/>
+        <w:spacing w:lineRule="auto" w:line="360" w:before="0" w:after="160"/>
+        <w:jc w:val="left"/>
+        <w:rPr>
+          <w:b w:val="false"/>
+          <w:b w:val="false"/>
+          <w:bCs w:val="false"/>
+        </w:rPr>
+      </w:pPr>
+      <w:r>
+        <w:rPr/>
+      </w:r>
+    </w:p>
+    <w:p>
+      <w:pPr>
+        <w:pStyle w:val="Normal"/>
+        <w:widowControl/>
+        <w:bidi w:val="0"/>
+        <w:spacing w:lineRule="auto" w:line="360" w:before="0" w:after="160"/>
+        <w:jc w:val="left"/>
+        <w:rPr/>
+      </w:pPr>
+      <w:r>
+        <w:rPr>
+          <w:b w:val="false"/>
+          <w:bCs w:val="false"/>
+        </w:rPr>
+        <w:t>3) @Mock</w:t>
+      </w:r>
+    </w:p>
+    <w:p>
+      <w:pPr>
+        <w:pStyle w:val="Normal"/>
+        <w:widowControl/>
+        <w:bidi w:val="0"/>
+        <w:spacing w:lineRule="auto" w:line="360" w:before="0" w:after="160"/>
+        <w:jc w:val="left"/>
+        <w:rPr/>
+      </w:pPr>
+      <w:r>
+        <w:rPr>
+          <w:b w:val="false"/>
+          <w:bCs w:val="false"/>
+        </w:rPr>
+        <w:tab/>
+        <w:t>Tạo một bản giả lập (fake Object), không có hành vi, không có thực hiện logic.</w:t>
+        <w:br/>
+        <w:tab/>
+        <w:t xml:space="preserve">Nên phải chỉ định hành vi cho nó làm thông qua </w:t>
+      </w:r>
+      <w:r>
+        <w:rPr>
+          <w:b w:val="false"/>
+          <w:bCs w:val="false"/>
+        </w:rPr>
+        <w:t xml:space="preserve">when(...).thenReturn(…). </w:t>
+      </w:r>
+    </w:p>
+    <w:p>
+      <w:pPr>
+        <w:pStyle w:val="Normal"/>
+        <w:widowControl/>
+        <w:bidi w:val="0"/>
+        <w:spacing w:lineRule="auto" w:line="360" w:before="0" w:after="160"/>
+        <w:jc w:val="left"/>
+        <w:rPr/>
+      </w:pPr>
+      <w:r>
+        <w:rPr>
+          <w:b w:val="false"/>
+          <w:bCs w:val="false"/>
+        </w:rPr>
+        <w:tab/>
+      </w:r>
+      <w:r>
+        <w:rPr>
+          <w:b/>
+          <w:bCs/>
+        </w:rPr>
+        <w:t>When(…) .then...(…):</w:t>
+      </w:r>
+    </w:p>
+    <w:p>
+      <w:pPr>
+        <w:pStyle w:val="Normal"/>
+        <w:widowControl/>
+        <w:bidi w:val="0"/>
+        <w:spacing w:lineRule="auto" w:line="360" w:before="0" w:after="160"/>
+        <w:jc w:val="left"/>
+        <w:rPr/>
+      </w:pPr>
+      <w:r>
+        <w:rPr>
+          <w:b w:val="false"/>
+          <w:bCs w:val="false"/>
+        </w:rPr>
+        <w:tab/>
+        <w:tab/>
+        <w:t>then</w:t>
+      </w:r>
+      <w:r>
+        <w:rPr>
+          <w:b w:val="false"/>
+          <w:bCs w:val="false"/>
+        </w:rPr>
+        <w:t>Return: Trả về giá trị cố định.</w:t>
+      </w:r>
+    </w:p>
+    <w:p>
+      <w:pPr>
+        <w:pStyle w:val="Normal"/>
+        <w:widowControl/>
+        <w:bidi w:val="0"/>
+        <w:spacing w:lineRule="auto" w:line="360" w:before="0" w:after="160"/>
+        <w:jc w:val="left"/>
+        <w:rPr/>
+      </w:pPr>
+      <w:r>
+        <w:rPr>
+          <w:b w:val="false"/>
+          <w:bCs w:val="false"/>
+        </w:rPr>
+        <w:tab/>
+        <w:tab/>
+        <w:t>ThenAnswer: Trả về giá trị động theo logic tùy chỉnh</w:t>
+      </w:r>
+    </w:p>
+    <w:p>
+      <w:pPr>
+        <w:pStyle w:val="Normal"/>
+        <w:widowControl/>
+        <w:bidi w:val="0"/>
+        <w:spacing w:lineRule="auto" w:line="360" w:before="0" w:after="160"/>
+        <w:jc w:val="left"/>
+        <w:rPr/>
+      </w:pPr>
+      <w:r>
+        <w:rPr>
+          <w:b w:val="false"/>
+          <w:bCs w:val="false"/>
+        </w:rPr>
+        <w:tab/>
+        <w:tab/>
+        <w:t xml:space="preserve">thenThrow: Ném exception </w:t>
+      </w:r>
+    </w:p>
+    <w:p>
+      <w:pPr>
+        <w:pStyle w:val="Normal"/>
+        <w:widowControl/>
+        <w:bidi w:val="0"/>
+        <w:spacing w:lineRule="auto" w:line="360" w:before="0" w:after="160"/>
+        <w:jc w:val="left"/>
+        <w:rPr/>
+      </w:pPr>
+      <w:r>
+        <w:rPr/>
+        <w:tab/>
+        <w:tab/>
+      </w:r>
+      <w:r>
+        <w:rPr/>
+        <w:t>thenCallRealMethod: gọi hàm thật thay vì mock</w:t>
+      </w:r>
+    </w:p>
+    <w:p>
+      <w:pPr>
+        <w:pStyle w:val="Normal"/>
+        <w:widowControl/>
+        <w:bidi w:val="0"/>
+        <w:spacing w:lineRule="auto" w:line="360" w:before="0" w:after="160"/>
+        <w:jc w:val="left"/>
+        <w:rPr/>
+      </w:pPr>
+      <w:r>
+        <w:rPr/>
+        <w:tab/>
+      </w:r>
+      <w:r>
+        <w:rPr/>
+        <w:t xml:space="preserve">Khi nào thì dùng @Mock: Khi test ở tầng Service và tầng Controller, không cần phải sử dụng DB. </w:t>
+        <w:tab/>
+        <w:t>Còn test cho tầng Repository hay toàn ứng dụng thì nên dùng @DataJpaTest, @SpringBootTest.</w:t>
+      </w:r>
+    </w:p>
+    <w:p>
+      <w:pPr>
+        <w:pStyle w:val="Normal"/>
+        <w:widowControl/>
+        <w:bidi w:val="0"/>
+        <w:spacing w:lineRule="auto" w:line="360" w:before="0" w:after="160"/>
+        <w:jc w:val="left"/>
+        <w:rPr/>
+      </w:pPr>
+      <w:r>
+        <w:rPr/>
+      </w:r>
+    </w:p>
+    <w:p>
+      <w:pPr>
+        <w:pStyle w:val="Normal"/>
+        <w:widowControl/>
+        <w:bidi w:val="0"/>
+        <w:spacing w:lineRule="auto" w:line="360" w:before="0" w:after="160"/>
+        <w:jc w:val="left"/>
+        <w:rPr/>
+      </w:pPr>
+      <w:r>
+        <w:rPr/>
+        <w:t>4) @InjectMocks</w:t>
+      </w:r>
+    </w:p>
+    <w:p>
+      <w:pPr>
+        <w:pStyle w:val="Normal"/>
+        <w:widowControl/>
+        <w:bidi w:val="0"/>
+        <w:spacing w:lineRule="auto" w:line="360" w:before="0" w:after="160"/>
+        <w:jc w:val="left"/>
+        <w:rPr/>
+      </w:pPr>
+      <w:r>
+        <w:rPr/>
+        <w:tab/>
+      </w:r>
+      <w:r>
+        <w:rPr>
+          <w:b w:val="false"/>
+          <w:bCs w:val="false"/>
+        </w:rPr>
+        <w:t xml:space="preserve">Tạo đối tượng thật, nhưng </w:t>
+      </w:r>
+      <w:r>
+        <w:rPr>
+          <w:rStyle w:val="StrongEmphasis"/>
+          <w:b w:val="false"/>
+          <w:bCs w:val="false"/>
+        </w:rPr>
+        <w:t>tự động "tiêm" mock vào</w:t>
+      </w:r>
+      <w:r>
+        <w:rPr>
+          <w:b w:val="false"/>
+          <w:bCs w:val="false"/>
+        </w:rPr>
+        <w:t xml:space="preserve"> </w:t>
+      </w:r>
+      <w:r>
+        <w:rPr>
+          <w:b w:val="false"/>
+          <w:bCs w:val="false"/>
+        </w:rPr>
+        <w:t>đối tượng này.</w:t>
+      </w:r>
+    </w:p>
+    <w:p>
+      <w:pPr>
+        <w:pStyle w:val="Normal"/>
+        <w:widowControl/>
+        <w:bidi w:val="0"/>
+        <w:spacing w:lineRule="auto" w:line="360" w:before="0" w:after="160"/>
+        <w:jc w:val="left"/>
+        <w:rPr/>
+      </w:pPr>
+      <w:r>
+        <w:rPr/>
+        <w:tab/>
+        <w:t>Như trong Service có private Repository thì sẽ @Mock Repository và @InjectMocks Service</w:t>
+      </w:r>
+    </w:p>
+    <w:p>
+      <w:pPr>
+        <w:pStyle w:val="Normal"/>
+        <w:widowControl/>
+        <w:bidi w:val="0"/>
+        <w:spacing w:lineRule="auto" w:line="360" w:before="0" w:after="160"/>
+        <w:jc w:val="left"/>
+        <w:rPr/>
+      </w:pPr>
+      <w:r>
+        <w:rPr/>
+      </w:r>
+    </w:p>
+    <w:p>
+      <w:pPr>
+        <w:pStyle w:val="Normal"/>
+        <w:widowControl/>
+        <w:bidi w:val="0"/>
+        <w:spacing w:lineRule="auto" w:line="360" w:before="0" w:after="160"/>
+        <w:jc w:val="left"/>
+        <w:rPr/>
+      </w:pPr>
+      <w:r>
+        <w:rPr/>
+        <w:t>5) @DataJpaTest</w:t>
+      </w:r>
+    </w:p>
+    <w:p>
+      <w:pPr>
+        <w:pStyle w:val="Normal"/>
+        <w:widowControl/>
+        <w:bidi w:val="0"/>
+        <w:spacing w:lineRule="auto" w:line="360" w:before="0" w:after="160"/>
+        <w:jc w:val="left"/>
+        <w:rPr/>
+      </w:pPr>
+      <w:r>
+        <w:rPr/>
+        <w:tab/>
+        <w:t>L</w:t>
+      </w:r>
+      <w:r>
+        <w:rPr/>
+        <w:t xml:space="preserve">à annotation của Spring Boot dùng để </w:t>
+      </w:r>
+      <w:r>
+        <w:rPr>
+          <w:rStyle w:val="StrongEmphasis"/>
+        </w:rPr>
+        <w:t>test tầng Repository</w:t>
+      </w:r>
+      <w:r>
+        <w:rPr/>
+        <w:t xml:space="preserve"> — tức là test các </w:t>
+      </w:r>
+      <w:r>
+        <w:rPr>
+          <w:rStyle w:val="StrongEmphasis"/>
+        </w:rPr>
+        <w:t xml:space="preserve">tương tác với </w:t>
+        <w:tab/>
+        <w:t>database</w:t>
+      </w:r>
+      <w:r>
+        <w:rPr/>
+        <w:t xml:space="preserve">, thường là JPA (Hibernate). </w:t>
       </w:r>
     </w:p>
     <w:sectPr>
@@ -5862,6 +6479,7 @@
       <w:rPr>
         <w:rFonts w:ascii="Symbol" w:hAnsi="Symbol" w:cs="Symbol" w:hint="default"/>
         <w:sz w:val="20"/>
+        <w:rFonts w:cs="Symbol"/>
       </w:rPr>
     </w:lvl>
     <w:lvl w:ilvl="1">
@@ -5878,6 +6496,7 @@
       <w:rPr>
         <w:rFonts w:ascii="Courier New" w:hAnsi="Courier New" w:cs="Courier New" w:hint="default"/>
         <w:sz w:val="20"/>
+        <w:rFonts w:cs="Courier New"/>
       </w:rPr>
     </w:lvl>
     <w:lvl w:ilvl="2">
@@ -5894,6 +6513,7 @@
       <w:rPr>
         <w:rFonts w:ascii="Wingdings" w:hAnsi="Wingdings" w:cs="Wingdings" w:hint="default"/>
         <w:sz w:val="20"/>
+        <w:rFonts w:cs="Wingdings"/>
       </w:rPr>
     </w:lvl>
     <w:lvl w:ilvl="3">
@@ -5910,6 +6530,7 @@
       <w:rPr>
         <w:rFonts w:ascii="Wingdings" w:hAnsi="Wingdings" w:cs="Wingdings" w:hint="default"/>
         <w:sz w:val="20"/>
+        <w:rFonts w:cs="Wingdings"/>
       </w:rPr>
     </w:lvl>
     <w:lvl w:ilvl="4">
@@ -5926,6 +6547,7 @@
       <w:rPr>
         <w:rFonts w:ascii="Wingdings" w:hAnsi="Wingdings" w:cs="Wingdings" w:hint="default"/>
         <w:sz w:val="20"/>
+        <w:rFonts w:cs="Wingdings"/>
       </w:rPr>
     </w:lvl>
     <w:lvl w:ilvl="5">
@@ -5942,6 +6564,7 @@
       <w:rPr>
         <w:rFonts w:ascii="Wingdings" w:hAnsi="Wingdings" w:cs="Wingdings" w:hint="default"/>
         <w:sz w:val="20"/>
+        <w:rFonts w:cs="Wingdings"/>
       </w:rPr>
     </w:lvl>
     <w:lvl w:ilvl="6">
@@ -5958,6 +6581,7 @@
       <w:rPr>
         <w:rFonts w:ascii="Wingdings" w:hAnsi="Wingdings" w:cs="Wingdings" w:hint="default"/>
         <w:sz w:val="20"/>
+        <w:rFonts w:cs="Wingdings"/>
       </w:rPr>
     </w:lvl>
     <w:lvl w:ilvl="7">
@@ -5974,6 +6598,7 @@
       <w:rPr>
         <w:rFonts w:ascii="Wingdings" w:hAnsi="Wingdings" w:cs="Wingdings" w:hint="default"/>
         <w:sz w:val="20"/>
+        <w:rFonts w:cs="Wingdings"/>
       </w:rPr>
     </w:lvl>
     <w:lvl w:ilvl="8">
@@ -5990,6 +6615,7 @@
       <w:rPr>
         <w:rFonts w:ascii="Wingdings" w:hAnsi="Wingdings" w:cs="Wingdings" w:hint="default"/>
         <w:sz w:val="20"/>
+        <w:rFonts w:cs="Wingdings"/>
       </w:rPr>
     </w:lvl>
   </w:abstractNum>
@@ -6008,6 +6634,7 @@
       <w:rPr>
         <w:rFonts w:ascii="Symbol" w:hAnsi="Symbol" w:cs="Symbol" w:hint="default"/>
         <w:sz w:val="20"/>
+        <w:rFonts w:cs="Symbol"/>
       </w:rPr>
     </w:lvl>
     <w:lvl w:ilvl="1">
@@ -6024,6 +6651,7 @@
       <w:rPr>
         <w:rFonts w:ascii="Courier New" w:hAnsi="Courier New" w:cs="Courier New" w:hint="default"/>
         <w:sz w:val="20"/>
+        <w:rFonts w:cs="Courier New"/>
       </w:rPr>
     </w:lvl>
     <w:lvl w:ilvl="2">
@@ -6040,6 +6668,7 @@
       <w:rPr>
         <w:rFonts w:ascii="Wingdings" w:hAnsi="Wingdings" w:cs="Wingdings" w:hint="default"/>
         <w:sz w:val="20"/>
+        <w:rFonts w:cs="Wingdings"/>
       </w:rPr>
     </w:lvl>
     <w:lvl w:ilvl="3">
@@ -6056,6 +6685,7 @@
       <w:rPr>
         <w:rFonts w:ascii="Wingdings" w:hAnsi="Wingdings" w:cs="Wingdings" w:hint="default"/>
         <w:sz w:val="20"/>
+        <w:rFonts w:cs="Wingdings"/>
       </w:rPr>
     </w:lvl>
     <w:lvl w:ilvl="4">
@@ -6072,6 +6702,7 @@
       <w:rPr>
         <w:rFonts w:ascii="Wingdings" w:hAnsi="Wingdings" w:cs="Wingdings" w:hint="default"/>
         <w:sz w:val="20"/>
+        <w:rFonts w:cs="Wingdings"/>
       </w:rPr>
     </w:lvl>
     <w:lvl w:ilvl="5">
@@ -6088,6 +6719,7 @@
       <w:rPr>
         <w:rFonts w:ascii="Wingdings" w:hAnsi="Wingdings" w:cs="Wingdings" w:hint="default"/>
         <w:sz w:val="20"/>
+        <w:rFonts w:cs="Wingdings"/>
       </w:rPr>
     </w:lvl>
     <w:lvl w:ilvl="6">
@@ -6104,6 +6736,7 @@
       <w:rPr>
         <w:rFonts w:ascii="Wingdings" w:hAnsi="Wingdings" w:cs="Wingdings" w:hint="default"/>
         <w:sz w:val="20"/>
+        <w:rFonts w:cs="Wingdings"/>
       </w:rPr>
     </w:lvl>
     <w:lvl w:ilvl="7">
@@ -6120,6 +6753,7 @@
       <w:rPr>
         <w:rFonts w:ascii="Wingdings" w:hAnsi="Wingdings" w:cs="Wingdings" w:hint="default"/>
         <w:sz w:val="20"/>
+        <w:rFonts w:cs="Wingdings"/>
       </w:rPr>
     </w:lvl>
     <w:lvl w:ilvl="8">
@@ -6136,6 +6770,7 @@
       <w:rPr>
         <w:rFonts w:ascii="Wingdings" w:hAnsi="Wingdings" w:cs="Wingdings" w:hint="default"/>
         <w:sz w:val="20"/>
+        <w:rFonts w:cs="Wingdings"/>
       </w:rPr>
     </w:lvl>
   </w:abstractNum>
@@ -6154,6 +6789,7 @@
       <w:rPr>
         <w:rFonts w:ascii="Symbol" w:hAnsi="Symbol" w:cs="Symbol" w:hint="default"/>
         <w:sz w:val="20"/>
+        <w:rFonts w:cs="Symbol"/>
       </w:rPr>
     </w:lvl>
     <w:lvl w:ilvl="1">
@@ -6170,6 +6806,7 @@
       <w:rPr>
         <w:rFonts w:ascii="Courier New" w:hAnsi="Courier New" w:cs="Courier New" w:hint="default"/>
         <w:sz w:val="20"/>
+        <w:rFonts w:cs="Courier New"/>
       </w:rPr>
     </w:lvl>
     <w:lvl w:ilvl="2">
@@ -6186,6 +6823,7 @@
       <w:rPr>
         <w:rFonts w:ascii="Wingdings" w:hAnsi="Wingdings" w:cs="Wingdings" w:hint="default"/>
         <w:sz w:val="20"/>
+        <w:rFonts w:cs="Wingdings"/>
       </w:rPr>
     </w:lvl>
     <w:lvl w:ilvl="3">
@@ -6202,6 +6840,7 @@
       <w:rPr>
         <w:rFonts w:ascii="Wingdings" w:hAnsi="Wingdings" w:cs="Wingdings" w:hint="default"/>
         <w:sz w:val="20"/>
+        <w:rFonts w:cs="Wingdings"/>
       </w:rPr>
     </w:lvl>
     <w:lvl w:ilvl="4">
@@ -6218,6 +6857,7 @@
       <w:rPr>
         <w:rFonts w:ascii="Wingdings" w:hAnsi="Wingdings" w:cs="Wingdings" w:hint="default"/>
         <w:sz w:val="20"/>
+        <w:rFonts w:cs="Wingdings"/>
       </w:rPr>
     </w:lvl>
     <w:lvl w:ilvl="5">
@@ -6234,6 +6874,7 @@
       <w:rPr>
         <w:rFonts w:ascii="Wingdings" w:hAnsi="Wingdings" w:cs="Wingdings" w:hint="default"/>
         <w:sz w:val="20"/>
+        <w:rFonts w:cs="Wingdings"/>
       </w:rPr>
     </w:lvl>
     <w:lvl w:ilvl="6">
@@ -6250,6 +6891,7 @@
       <w:rPr>
         <w:rFonts w:ascii="Wingdings" w:hAnsi="Wingdings" w:cs="Wingdings" w:hint="default"/>
         <w:sz w:val="20"/>
+        <w:rFonts w:cs="Wingdings"/>
       </w:rPr>
     </w:lvl>
     <w:lvl w:ilvl="7">
@@ -6266,6 +6908,7 @@
       <w:rPr>
         <w:rFonts w:ascii="Wingdings" w:hAnsi="Wingdings" w:cs="Wingdings" w:hint="default"/>
         <w:sz w:val="20"/>
+        <w:rFonts w:cs="Wingdings"/>
       </w:rPr>
     </w:lvl>
     <w:lvl w:ilvl="8">
@@ -6282,6 +6925,7 @@
       <w:rPr>
         <w:rFonts w:ascii="Wingdings" w:hAnsi="Wingdings" w:cs="Wingdings" w:hint="default"/>
         <w:sz w:val="20"/>
+        <w:rFonts w:cs="Wingdings"/>
       </w:rPr>
     </w:lvl>
   </w:abstractNum>
@@ -6301,6 +6945,7 @@
         <w:rFonts w:ascii="Symbol" w:hAnsi="Symbol" w:cs="Symbol" w:hint="default"/>
         <w:sz w:val="20"/>
         <w:b/>
+        <w:rFonts w:cs="Symbol"/>
       </w:rPr>
     </w:lvl>
     <w:lvl w:ilvl="1">
@@ -6317,6 +6962,7 @@
       <w:rPr>
         <w:rFonts w:ascii="Courier New" w:hAnsi="Courier New" w:cs="Courier New" w:hint="default"/>
         <w:sz w:val="20"/>
+        <w:rFonts w:cs="Courier New"/>
       </w:rPr>
     </w:lvl>
     <w:lvl w:ilvl="2">
@@ -6333,6 +6979,7 @@
       <w:rPr>
         <w:rFonts w:ascii="Wingdings" w:hAnsi="Wingdings" w:cs="Wingdings" w:hint="default"/>
         <w:sz w:val="20"/>
+        <w:rFonts w:cs="Wingdings"/>
       </w:rPr>
     </w:lvl>
     <w:lvl w:ilvl="3">
@@ -6349,6 +6996,7 @@
       <w:rPr>
         <w:rFonts w:ascii="Wingdings" w:hAnsi="Wingdings" w:cs="Wingdings" w:hint="default"/>
         <w:sz w:val="20"/>
+        <w:rFonts w:cs="Wingdings"/>
       </w:rPr>
     </w:lvl>
     <w:lvl w:ilvl="4">
@@ -6365,6 +7013,7 @@
       <w:rPr>
         <w:rFonts w:ascii="Wingdings" w:hAnsi="Wingdings" w:cs="Wingdings" w:hint="default"/>
         <w:sz w:val="20"/>
+        <w:rFonts w:cs="Wingdings"/>
       </w:rPr>
     </w:lvl>
     <w:lvl w:ilvl="5">
@@ -6381,6 +7030,7 @@
       <w:rPr>
         <w:rFonts w:ascii="Wingdings" w:hAnsi="Wingdings" w:cs="Wingdings" w:hint="default"/>
         <w:sz w:val="20"/>
+        <w:rFonts w:cs="Wingdings"/>
       </w:rPr>
     </w:lvl>
     <w:lvl w:ilvl="6">
@@ -6397,6 +7047,7 @@
       <w:rPr>
         <w:rFonts w:ascii="Wingdings" w:hAnsi="Wingdings" w:cs="Wingdings" w:hint="default"/>
         <w:sz w:val="20"/>
+        <w:rFonts w:cs="Wingdings"/>
       </w:rPr>
     </w:lvl>
     <w:lvl w:ilvl="7">
@@ -6413,6 +7064,7 @@
       <w:rPr>
         <w:rFonts w:ascii="Wingdings" w:hAnsi="Wingdings" w:cs="Wingdings" w:hint="default"/>
         <w:sz w:val="20"/>
+        <w:rFonts w:cs="Wingdings"/>
       </w:rPr>
     </w:lvl>
     <w:lvl w:ilvl="8">
@@ -6429,6 +7081,7 @@
       <w:rPr>
         <w:rFonts w:ascii="Wingdings" w:hAnsi="Wingdings" w:cs="Wingdings" w:hint="default"/>
         <w:sz w:val="20"/>
+        <w:rFonts w:cs="Wingdings"/>
       </w:rPr>
     </w:lvl>
   </w:abstractNum>
@@ -6447,6 +7100,7 @@
       <w:rPr>
         <w:rFonts w:ascii="Symbol" w:hAnsi="Symbol" w:cs="Symbol" w:hint="default"/>
         <w:sz w:val="20"/>
+        <w:rFonts w:cs="Symbol"/>
       </w:rPr>
     </w:lvl>
     <w:lvl w:ilvl="1">
@@ -6463,6 +7117,7 @@
       <w:rPr>
         <w:rFonts w:ascii="Courier New" w:hAnsi="Courier New" w:cs="Courier New" w:hint="default"/>
         <w:sz w:val="20"/>
+        <w:rFonts w:cs="Courier New"/>
       </w:rPr>
     </w:lvl>
     <w:lvl w:ilvl="2">
@@ -6479,6 +7134,7 @@
       <w:rPr>
         <w:rFonts w:ascii="Wingdings" w:hAnsi="Wingdings" w:cs="Wingdings" w:hint="default"/>
         <w:sz w:val="20"/>
+        <w:rFonts w:cs="Wingdings"/>
       </w:rPr>
     </w:lvl>
     <w:lvl w:ilvl="3">
@@ -6495,6 +7151,7 @@
       <w:rPr>
         <w:rFonts w:ascii="Wingdings" w:hAnsi="Wingdings" w:cs="Wingdings" w:hint="default"/>
         <w:sz w:val="20"/>
+        <w:rFonts w:cs="Wingdings"/>
       </w:rPr>
     </w:lvl>
     <w:lvl w:ilvl="4">
@@ -6511,6 +7168,7 @@
       <w:rPr>
         <w:rFonts w:ascii="Wingdings" w:hAnsi="Wingdings" w:cs="Wingdings" w:hint="default"/>
         <w:sz w:val="20"/>
+        <w:rFonts w:cs="Wingdings"/>
       </w:rPr>
     </w:lvl>
     <w:lvl w:ilvl="5">
@@ -6527,6 +7185,7 @@
       <w:rPr>
         <w:rFonts w:ascii="Wingdings" w:hAnsi="Wingdings" w:cs="Wingdings" w:hint="default"/>
         <w:sz w:val="20"/>
+        <w:rFonts w:cs="Wingdings"/>
       </w:rPr>
     </w:lvl>
     <w:lvl w:ilvl="6">
@@ -6543,6 +7202,7 @@
       <w:rPr>
         <w:rFonts w:ascii="Wingdings" w:hAnsi="Wingdings" w:cs="Wingdings" w:hint="default"/>
         <w:sz w:val="20"/>
+        <w:rFonts w:cs="Wingdings"/>
       </w:rPr>
     </w:lvl>
     <w:lvl w:ilvl="7">
@@ -6559,6 +7219,7 @@
       <w:rPr>
         <w:rFonts w:ascii="Wingdings" w:hAnsi="Wingdings" w:cs="Wingdings" w:hint="default"/>
         <w:sz w:val="20"/>
+        <w:rFonts w:cs="Wingdings"/>
       </w:rPr>
     </w:lvl>
     <w:lvl w:ilvl="8">
@@ -6575,6 +7236,7 @@
       <w:rPr>
         <w:rFonts w:ascii="Wingdings" w:hAnsi="Wingdings" w:cs="Wingdings" w:hint="default"/>
         <w:sz w:val="20"/>
+        <w:rFonts w:cs="Wingdings"/>
       </w:rPr>
     </w:lvl>
   </w:abstractNum>
@@ -6593,6 +7255,7 @@
       <w:rPr>
         <w:rFonts w:ascii="Symbol" w:hAnsi="Symbol" w:cs="Symbol" w:hint="default"/>
         <w:sz w:val="20"/>
+        <w:rFonts w:cs="Symbol"/>
       </w:rPr>
     </w:lvl>
     <w:lvl w:ilvl="1">
@@ -6609,6 +7272,7 @@
       <w:rPr>
         <w:rFonts w:ascii="Courier New" w:hAnsi="Courier New" w:cs="Courier New" w:hint="default"/>
         <w:sz w:val="20"/>
+        <w:rFonts w:cs="Courier New"/>
       </w:rPr>
     </w:lvl>
     <w:lvl w:ilvl="2">
@@ -6625,6 +7289,7 @@
       <w:rPr>
         <w:rFonts w:ascii="Wingdings" w:hAnsi="Wingdings" w:cs="Wingdings" w:hint="default"/>
         <w:sz w:val="20"/>
+        <w:rFonts w:cs="Wingdings"/>
       </w:rPr>
     </w:lvl>
     <w:lvl w:ilvl="3">
@@ -6641,6 +7306,7 @@
       <w:rPr>
         <w:rFonts w:ascii="Wingdings" w:hAnsi="Wingdings" w:cs="Wingdings" w:hint="default"/>
         <w:sz w:val="20"/>
+        <w:rFonts w:cs="Wingdings"/>
       </w:rPr>
     </w:lvl>
     <w:lvl w:ilvl="4">
@@ -6657,6 +7323,7 @@
       <w:rPr>
         <w:rFonts w:ascii="Wingdings" w:hAnsi="Wingdings" w:cs="Wingdings" w:hint="default"/>
         <w:sz w:val="20"/>
+        <w:rFonts w:cs="Wingdings"/>
       </w:rPr>
     </w:lvl>
     <w:lvl w:ilvl="5">
@@ -6673,6 +7340,7 @@
       <w:rPr>
         <w:rFonts w:ascii="Wingdings" w:hAnsi="Wingdings" w:cs="Wingdings" w:hint="default"/>
         <w:sz w:val="20"/>
+        <w:rFonts w:cs="Wingdings"/>
       </w:rPr>
     </w:lvl>
     <w:lvl w:ilvl="6">
@@ -6689,6 +7357,7 @@
       <w:rPr>
         <w:rFonts w:ascii="Wingdings" w:hAnsi="Wingdings" w:cs="Wingdings" w:hint="default"/>
         <w:sz w:val="20"/>
+        <w:rFonts w:cs="Wingdings"/>
       </w:rPr>
     </w:lvl>
     <w:lvl w:ilvl="7">
@@ -6705,6 +7374,7 @@
       <w:rPr>
         <w:rFonts w:ascii="Wingdings" w:hAnsi="Wingdings" w:cs="Wingdings" w:hint="default"/>
         <w:sz w:val="20"/>
+        <w:rFonts w:cs="Wingdings"/>
       </w:rPr>
     </w:lvl>
     <w:lvl w:ilvl="8">
@@ -6721,6 +7391,7 @@
       <w:rPr>
         <w:rFonts w:ascii="Wingdings" w:hAnsi="Wingdings" w:cs="Wingdings" w:hint="default"/>
         <w:sz w:val="20"/>
+        <w:rFonts w:cs="Wingdings"/>
       </w:rPr>
     </w:lvl>
   </w:abstractNum>
@@ -6739,6 +7410,7 @@
       <w:rPr>
         <w:rFonts w:ascii="Symbol" w:hAnsi="Symbol" w:cs="Symbol" w:hint="default"/>
         <w:sz w:val="20"/>
+        <w:rFonts w:cs="Symbol"/>
       </w:rPr>
     </w:lvl>
     <w:lvl w:ilvl="1">
@@ -6755,6 +7427,7 @@
       <w:rPr>
         <w:rFonts w:ascii="Courier New" w:hAnsi="Courier New" w:cs="Courier New" w:hint="default"/>
         <w:sz w:val="20"/>
+        <w:rFonts w:cs="Courier New"/>
       </w:rPr>
     </w:lvl>
     <w:lvl w:ilvl="2">
@@ -6771,6 +7444,7 @@
       <w:rPr>
         <w:rFonts w:ascii="Wingdings" w:hAnsi="Wingdings" w:cs="Wingdings" w:hint="default"/>
         <w:sz w:val="20"/>
+        <w:rFonts w:cs="Wingdings"/>
       </w:rPr>
     </w:lvl>
     <w:lvl w:ilvl="3">
@@ -6787,6 +7461,7 @@
       <w:rPr>
         <w:rFonts w:ascii="Wingdings" w:hAnsi="Wingdings" w:cs="Wingdings" w:hint="default"/>
         <w:sz w:val="20"/>
+        <w:rFonts w:cs="Wingdings"/>
       </w:rPr>
     </w:lvl>
     <w:lvl w:ilvl="4">
@@ -6803,6 +7478,7 @@
       <w:rPr>
         <w:rFonts w:ascii="Wingdings" w:hAnsi="Wingdings" w:cs="Wingdings" w:hint="default"/>
         <w:sz w:val="20"/>
+        <w:rFonts w:cs="Wingdings"/>
       </w:rPr>
     </w:lvl>
     <w:lvl w:ilvl="5">
@@ -6819,6 +7495,7 @@
       <w:rPr>
         <w:rFonts w:ascii="Wingdings" w:hAnsi="Wingdings" w:cs="Wingdings" w:hint="default"/>
         <w:sz w:val="20"/>
+        <w:rFonts w:cs="Wingdings"/>
       </w:rPr>
     </w:lvl>
     <w:lvl w:ilvl="6">
@@ -6835,6 +7512,7 @@
       <w:rPr>
         <w:rFonts w:ascii="Wingdings" w:hAnsi="Wingdings" w:cs="Wingdings" w:hint="default"/>
         <w:sz w:val="20"/>
+        <w:rFonts w:cs="Wingdings"/>
       </w:rPr>
     </w:lvl>
     <w:lvl w:ilvl="7">
@@ -6851,6 +7529,7 @@
       <w:rPr>
         <w:rFonts w:ascii="Wingdings" w:hAnsi="Wingdings" w:cs="Wingdings" w:hint="default"/>
         <w:sz w:val="20"/>
+        <w:rFonts w:cs="Wingdings"/>
       </w:rPr>
     </w:lvl>
     <w:lvl w:ilvl="8">
@@ -6867,6 +7546,7 @@
       <w:rPr>
         <w:rFonts w:ascii="Wingdings" w:hAnsi="Wingdings" w:cs="Wingdings" w:hint="default"/>
         <w:sz w:val="20"/>
+        <w:rFonts w:cs="Wingdings"/>
       </w:rPr>
     </w:lvl>
   </w:abstractNum>
@@ -7051,6 +7731,7 @@
       <w:rPr>
         <w:rFonts w:ascii="Symbol" w:hAnsi="Symbol" w:cs="Symbol" w:hint="default"/>
         <w:sz w:val="20"/>
+        <w:rFonts w:cs="Symbol"/>
       </w:rPr>
     </w:lvl>
     <w:lvl w:ilvl="1">
@@ -7067,6 +7748,7 @@
       <w:rPr>
         <w:rFonts w:ascii="Courier New" w:hAnsi="Courier New" w:cs="Courier New" w:hint="default"/>
         <w:sz w:val="20"/>
+        <w:rFonts w:cs="Courier New"/>
       </w:rPr>
     </w:lvl>
     <w:lvl w:ilvl="2">
@@ -7083,6 +7765,7 @@
       <w:rPr>
         <w:rFonts w:ascii="Wingdings" w:hAnsi="Wingdings" w:cs="Wingdings" w:hint="default"/>
         <w:sz w:val="20"/>
+        <w:rFonts w:cs="Wingdings"/>
       </w:rPr>
     </w:lvl>
     <w:lvl w:ilvl="3">
@@ -7099,6 +7782,7 @@
       <w:rPr>
         <w:rFonts w:ascii="Wingdings" w:hAnsi="Wingdings" w:cs="Wingdings" w:hint="default"/>
         <w:sz w:val="20"/>
+        <w:rFonts w:cs="Wingdings"/>
       </w:rPr>
     </w:lvl>
     <w:lvl w:ilvl="4">
@@ -7115,6 +7799,7 @@
       <w:rPr>
         <w:rFonts w:ascii="Wingdings" w:hAnsi="Wingdings" w:cs="Wingdings" w:hint="default"/>
         <w:sz w:val="20"/>
+        <w:rFonts w:cs="Wingdings"/>
       </w:rPr>
     </w:lvl>
     <w:lvl w:ilvl="5">
@@ -7131,6 +7816,7 @@
       <w:rPr>
         <w:rFonts w:ascii="Wingdings" w:hAnsi="Wingdings" w:cs="Wingdings" w:hint="default"/>
         <w:sz w:val="20"/>
+        <w:rFonts w:cs="Wingdings"/>
       </w:rPr>
     </w:lvl>
     <w:lvl w:ilvl="6">
@@ -7147,6 +7833,7 @@
       <w:rPr>
         <w:rFonts w:ascii="Wingdings" w:hAnsi="Wingdings" w:cs="Wingdings" w:hint="default"/>
         <w:sz w:val="20"/>
+        <w:rFonts w:cs="Wingdings"/>
       </w:rPr>
     </w:lvl>
     <w:lvl w:ilvl="7">
@@ -7163,6 +7850,7 @@
       <w:rPr>
         <w:rFonts w:ascii="Wingdings" w:hAnsi="Wingdings" w:cs="Wingdings" w:hint="default"/>
         <w:sz w:val="20"/>
+        <w:rFonts w:cs="Wingdings"/>
       </w:rPr>
     </w:lvl>
     <w:lvl w:ilvl="8">
@@ -7179,6 +7867,7 @@
       <w:rPr>
         <w:rFonts w:ascii="Wingdings" w:hAnsi="Wingdings" w:cs="Wingdings" w:hint="default"/>
         <w:sz w:val="20"/>
+        <w:rFonts w:cs="Wingdings"/>
       </w:rPr>
     </w:lvl>
   </w:abstractNum>
@@ -7197,6 +7886,7 @@
       <w:rPr>
         <w:rFonts w:ascii="Symbol" w:hAnsi="Symbol" w:cs="Symbol" w:hint="default"/>
         <w:sz w:val="20"/>
+        <w:rFonts w:cs="Symbol"/>
       </w:rPr>
     </w:lvl>
     <w:lvl w:ilvl="1">
@@ -7213,6 +7903,7 @@
       <w:rPr>
         <w:rFonts w:ascii="Courier New" w:hAnsi="Courier New" w:cs="Courier New" w:hint="default"/>
         <w:sz w:val="20"/>
+        <w:rFonts w:cs="Courier New"/>
       </w:rPr>
     </w:lvl>
     <w:lvl w:ilvl="2">
@@ -7229,6 +7920,7 @@
       <w:rPr>
         <w:rFonts w:ascii="Wingdings" w:hAnsi="Wingdings" w:cs="Wingdings" w:hint="default"/>
         <w:sz w:val="20"/>
+        <w:rFonts w:cs="Wingdings"/>
       </w:rPr>
     </w:lvl>
     <w:lvl w:ilvl="3">
@@ -7245,6 +7937,7 @@
       <w:rPr>
         <w:rFonts w:ascii="Wingdings" w:hAnsi="Wingdings" w:cs="Wingdings" w:hint="default"/>
         <w:sz w:val="20"/>
+        <w:rFonts w:cs="Wingdings"/>
       </w:rPr>
     </w:lvl>
     <w:lvl w:ilvl="4">
@@ -7261,6 +7954,7 @@
       <w:rPr>
         <w:rFonts w:ascii="Wingdings" w:hAnsi="Wingdings" w:cs="Wingdings" w:hint="default"/>
         <w:sz w:val="20"/>
+        <w:rFonts w:cs="Wingdings"/>
       </w:rPr>
     </w:lvl>
     <w:lvl w:ilvl="5">
@@ -7277,6 +7971,7 @@
       <w:rPr>
         <w:rFonts w:ascii="Wingdings" w:hAnsi="Wingdings" w:cs="Wingdings" w:hint="default"/>
         <w:sz w:val="20"/>
+        <w:rFonts w:cs="Wingdings"/>
       </w:rPr>
     </w:lvl>
     <w:lvl w:ilvl="6">
@@ -7293,6 +7988,7 @@
       <w:rPr>
         <w:rFonts w:ascii="Wingdings" w:hAnsi="Wingdings" w:cs="Wingdings" w:hint="default"/>
         <w:sz w:val="20"/>
+        <w:rFonts w:cs="Wingdings"/>
       </w:rPr>
     </w:lvl>
     <w:lvl w:ilvl="7">
@@ -7309,6 +8005,7 @@
       <w:rPr>
         <w:rFonts w:ascii="Wingdings" w:hAnsi="Wingdings" w:cs="Wingdings" w:hint="default"/>
         <w:sz w:val="20"/>
+        <w:rFonts w:cs="Wingdings"/>
       </w:rPr>
     </w:lvl>
     <w:lvl w:ilvl="8">
@@ -7325,6 +8022,7 @@
       <w:rPr>
         <w:rFonts w:ascii="Wingdings" w:hAnsi="Wingdings" w:cs="Wingdings" w:hint="default"/>
         <w:sz w:val="20"/>
+        <w:rFonts w:cs="Wingdings"/>
       </w:rPr>
     </w:lvl>
   </w:abstractNum>
@@ -8326,7 +9024,6 @@
     <w:rPrDefault>
       <w:rPr>
         <w:rFonts w:ascii="Times New Roman" w:hAnsi="Times New Roman" w:eastAsia="Aptos" w:cs="Times New Roman" w:eastAsiaTheme="minorHAnsi"/>
-        <w:sz w:val="24"/>
         <w:szCs w:val="24"/>
         <w:lang w:val="en-US" w:eastAsia="en-US" w:bidi="ar-SA"/>
       </w:rPr>
@@ -8724,7 +9421,7 @@
     </w:pPr>
     <w:rPr>
       <w:rFonts w:ascii="Times New Roman" w:hAnsi="Times New Roman" w:eastAsia="Aptos" w:cs="Times New Roman" w:eastAsiaTheme="minorHAnsi"/>
-      <w:color w:val="auto"/>
+      <w:color w:val="00000A"/>
       <w:sz w:val="24"/>
       <w:szCs w:val="24"/>
       <w:lang w:val="en-US" w:eastAsia="en-US" w:bidi="ar-SA"/>
@@ -10381,6 +11078,970 @@
     <w:qFormat/>
     <w:rPr>
       <w:rFonts w:ascii="OpenSymbol" w:hAnsi="OpenSymbol" w:eastAsia="OpenSymbol" w:cs="OpenSymbol"/>
+    </w:rPr>
+  </w:style>
+  <w:style w:type="character" w:styleId="ListLabel170">
+    <w:name w:val="ListLabel 170"/>
+    <w:qFormat/>
+    <w:rPr>
+      <w:rFonts w:cs="Symbol"/>
+      <w:sz w:val="20"/>
+    </w:rPr>
+  </w:style>
+  <w:style w:type="character" w:styleId="ListLabel171">
+    <w:name w:val="ListLabel 171"/>
+    <w:qFormat/>
+    <w:rPr>
+      <w:rFonts w:cs="Courier New"/>
+      <w:sz w:val="20"/>
+    </w:rPr>
+  </w:style>
+  <w:style w:type="character" w:styleId="ListLabel172">
+    <w:name w:val="ListLabel 172"/>
+    <w:qFormat/>
+    <w:rPr>
+      <w:rFonts w:cs="Wingdings"/>
+      <w:sz w:val="20"/>
+    </w:rPr>
+  </w:style>
+  <w:style w:type="character" w:styleId="ListLabel173">
+    <w:name w:val="ListLabel 173"/>
+    <w:qFormat/>
+    <w:rPr>
+      <w:rFonts w:cs="Wingdings"/>
+      <w:sz w:val="20"/>
+    </w:rPr>
+  </w:style>
+  <w:style w:type="character" w:styleId="ListLabel174">
+    <w:name w:val="ListLabel 174"/>
+    <w:qFormat/>
+    <w:rPr>
+      <w:rFonts w:cs="Wingdings"/>
+      <w:sz w:val="20"/>
+    </w:rPr>
+  </w:style>
+  <w:style w:type="character" w:styleId="ListLabel175">
+    <w:name w:val="ListLabel 175"/>
+    <w:qFormat/>
+    <w:rPr>
+      <w:rFonts w:cs="Wingdings"/>
+      <w:sz w:val="20"/>
+    </w:rPr>
+  </w:style>
+  <w:style w:type="character" w:styleId="ListLabel176">
+    <w:name w:val="ListLabel 176"/>
+    <w:qFormat/>
+    <w:rPr>
+      <w:rFonts w:cs="Wingdings"/>
+      <w:sz w:val="20"/>
+    </w:rPr>
+  </w:style>
+  <w:style w:type="character" w:styleId="ListLabel177">
+    <w:name w:val="ListLabel 177"/>
+    <w:qFormat/>
+    <w:rPr>
+      <w:rFonts w:cs="Wingdings"/>
+      <w:sz w:val="20"/>
+    </w:rPr>
+  </w:style>
+  <w:style w:type="character" w:styleId="ListLabel178">
+    <w:name w:val="ListLabel 178"/>
+    <w:qFormat/>
+    <w:rPr>
+      <w:rFonts w:cs="Wingdings"/>
+      <w:sz w:val="20"/>
+    </w:rPr>
+  </w:style>
+  <w:style w:type="character" w:styleId="ListLabel179">
+    <w:name w:val="ListLabel 179"/>
+    <w:qFormat/>
+    <w:rPr>
+      <w:rFonts w:cs="Symbol"/>
+      <w:sz w:val="20"/>
+    </w:rPr>
+  </w:style>
+  <w:style w:type="character" w:styleId="ListLabel180">
+    <w:name w:val="ListLabel 180"/>
+    <w:qFormat/>
+    <w:rPr>
+      <w:rFonts w:cs="Courier New"/>
+      <w:sz w:val="20"/>
+    </w:rPr>
+  </w:style>
+  <w:style w:type="character" w:styleId="ListLabel181">
+    <w:name w:val="ListLabel 181"/>
+    <w:qFormat/>
+    <w:rPr>
+      <w:rFonts w:cs="Wingdings"/>
+      <w:sz w:val="20"/>
+    </w:rPr>
+  </w:style>
+  <w:style w:type="character" w:styleId="ListLabel182">
+    <w:name w:val="ListLabel 182"/>
+    <w:qFormat/>
+    <w:rPr>
+      <w:rFonts w:cs="Wingdings"/>
+      <w:sz w:val="20"/>
+    </w:rPr>
+  </w:style>
+  <w:style w:type="character" w:styleId="ListLabel183">
+    <w:name w:val="ListLabel 183"/>
+    <w:qFormat/>
+    <w:rPr>
+      <w:rFonts w:cs="Wingdings"/>
+      <w:sz w:val="20"/>
+    </w:rPr>
+  </w:style>
+  <w:style w:type="character" w:styleId="ListLabel184">
+    <w:name w:val="ListLabel 184"/>
+    <w:qFormat/>
+    <w:rPr>
+      <w:rFonts w:cs="Wingdings"/>
+      <w:sz w:val="20"/>
+    </w:rPr>
+  </w:style>
+  <w:style w:type="character" w:styleId="ListLabel185">
+    <w:name w:val="ListLabel 185"/>
+    <w:qFormat/>
+    <w:rPr>
+      <w:rFonts w:cs="Wingdings"/>
+      <w:sz w:val="20"/>
+    </w:rPr>
+  </w:style>
+  <w:style w:type="character" w:styleId="ListLabel186">
+    <w:name w:val="ListLabel 186"/>
+    <w:qFormat/>
+    <w:rPr>
+      <w:rFonts w:cs="Wingdings"/>
+      <w:sz w:val="20"/>
+    </w:rPr>
+  </w:style>
+  <w:style w:type="character" w:styleId="ListLabel187">
+    <w:name w:val="ListLabel 187"/>
+    <w:qFormat/>
+    <w:rPr>
+      <w:rFonts w:cs="Wingdings"/>
+      <w:sz w:val="20"/>
+    </w:rPr>
+  </w:style>
+  <w:style w:type="character" w:styleId="ListLabel188">
+    <w:name w:val="ListLabel 188"/>
+    <w:qFormat/>
+    <w:rPr>
+      <w:rFonts w:cs="Symbol"/>
+      <w:sz w:val="20"/>
+    </w:rPr>
+  </w:style>
+  <w:style w:type="character" w:styleId="ListLabel189">
+    <w:name w:val="ListLabel 189"/>
+    <w:qFormat/>
+    <w:rPr>
+      <w:rFonts w:cs="Courier New"/>
+      <w:sz w:val="20"/>
+    </w:rPr>
+  </w:style>
+  <w:style w:type="character" w:styleId="ListLabel190">
+    <w:name w:val="ListLabel 190"/>
+    <w:qFormat/>
+    <w:rPr>
+      <w:rFonts w:cs="Wingdings"/>
+      <w:sz w:val="20"/>
+    </w:rPr>
+  </w:style>
+  <w:style w:type="character" w:styleId="ListLabel191">
+    <w:name w:val="ListLabel 191"/>
+    <w:qFormat/>
+    <w:rPr>
+      <w:rFonts w:cs="Wingdings"/>
+      <w:sz w:val="20"/>
+    </w:rPr>
+  </w:style>
+  <w:style w:type="character" w:styleId="ListLabel192">
+    <w:name w:val="ListLabel 192"/>
+    <w:qFormat/>
+    <w:rPr>
+      <w:rFonts w:cs="Wingdings"/>
+      <w:sz w:val="20"/>
+    </w:rPr>
+  </w:style>
+  <w:style w:type="character" w:styleId="ListLabel193">
+    <w:name w:val="ListLabel 193"/>
+    <w:qFormat/>
+    <w:rPr>
+      <w:rFonts w:cs="Wingdings"/>
+      <w:sz w:val="20"/>
+    </w:rPr>
+  </w:style>
+  <w:style w:type="character" w:styleId="ListLabel194">
+    <w:name w:val="ListLabel 194"/>
+    <w:qFormat/>
+    <w:rPr>
+      <w:rFonts w:cs="Wingdings"/>
+      <w:sz w:val="20"/>
+    </w:rPr>
+  </w:style>
+  <w:style w:type="character" w:styleId="ListLabel195">
+    <w:name w:val="ListLabel 195"/>
+    <w:qFormat/>
+    <w:rPr>
+      <w:rFonts w:cs="Wingdings"/>
+      <w:sz w:val="20"/>
+    </w:rPr>
+  </w:style>
+  <w:style w:type="character" w:styleId="ListLabel196">
+    <w:name w:val="ListLabel 196"/>
+    <w:qFormat/>
+    <w:rPr>
+      <w:rFonts w:cs="Wingdings"/>
+      <w:sz w:val="20"/>
+    </w:rPr>
+  </w:style>
+  <w:style w:type="character" w:styleId="ListLabel197">
+    <w:name w:val="ListLabel 197"/>
+    <w:qFormat/>
+    <w:rPr>
+      <w:rFonts w:cs="Symbol"/>
+      <w:b/>
+      <w:sz w:val="20"/>
+    </w:rPr>
+  </w:style>
+  <w:style w:type="character" w:styleId="ListLabel198">
+    <w:name w:val="ListLabel 198"/>
+    <w:qFormat/>
+    <w:rPr>
+      <w:rFonts w:cs="Courier New"/>
+      <w:sz w:val="20"/>
+    </w:rPr>
+  </w:style>
+  <w:style w:type="character" w:styleId="ListLabel199">
+    <w:name w:val="ListLabel 199"/>
+    <w:qFormat/>
+    <w:rPr>
+      <w:rFonts w:cs="Wingdings"/>
+      <w:sz w:val="20"/>
+    </w:rPr>
+  </w:style>
+  <w:style w:type="character" w:styleId="ListLabel200">
+    <w:name w:val="ListLabel 200"/>
+    <w:qFormat/>
+    <w:rPr>
+      <w:rFonts w:cs="Wingdings"/>
+      <w:sz w:val="20"/>
+    </w:rPr>
+  </w:style>
+  <w:style w:type="character" w:styleId="ListLabel201">
+    <w:name w:val="ListLabel 201"/>
+    <w:qFormat/>
+    <w:rPr>
+      <w:rFonts w:cs="Wingdings"/>
+      <w:sz w:val="20"/>
+    </w:rPr>
+  </w:style>
+  <w:style w:type="character" w:styleId="ListLabel202">
+    <w:name w:val="ListLabel 202"/>
+    <w:qFormat/>
+    <w:rPr>
+      <w:rFonts w:cs="Wingdings"/>
+      <w:sz w:val="20"/>
+    </w:rPr>
+  </w:style>
+  <w:style w:type="character" w:styleId="ListLabel203">
+    <w:name w:val="ListLabel 203"/>
+    <w:qFormat/>
+    <w:rPr>
+      <w:rFonts w:cs="Wingdings"/>
+      <w:sz w:val="20"/>
+    </w:rPr>
+  </w:style>
+  <w:style w:type="character" w:styleId="ListLabel204">
+    <w:name w:val="ListLabel 204"/>
+    <w:qFormat/>
+    <w:rPr>
+      <w:rFonts w:cs="Wingdings"/>
+      <w:sz w:val="20"/>
+    </w:rPr>
+  </w:style>
+  <w:style w:type="character" w:styleId="ListLabel205">
+    <w:name w:val="ListLabel 205"/>
+    <w:qFormat/>
+    <w:rPr>
+      <w:rFonts w:cs="Wingdings"/>
+      <w:sz w:val="20"/>
+    </w:rPr>
+  </w:style>
+  <w:style w:type="character" w:styleId="ListLabel206">
+    <w:name w:val="ListLabel 206"/>
+    <w:qFormat/>
+    <w:rPr>
+      <w:rFonts w:cs="Symbol"/>
+      <w:sz w:val="20"/>
+    </w:rPr>
+  </w:style>
+  <w:style w:type="character" w:styleId="ListLabel207">
+    <w:name w:val="ListLabel 207"/>
+    <w:qFormat/>
+    <w:rPr>
+      <w:rFonts w:cs="Courier New"/>
+      <w:sz w:val="20"/>
+    </w:rPr>
+  </w:style>
+  <w:style w:type="character" w:styleId="ListLabel208">
+    <w:name w:val="ListLabel 208"/>
+    <w:qFormat/>
+    <w:rPr>
+      <w:rFonts w:cs="Wingdings"/>
+      <w:sz w:val="20"/>
+    </w:rPr>
+  </w:style>
+  <w:style w:type="character" w:styleId="ListLabel209">
+    <w:name w:val="ListLabel 209"/>
+    <w:qFormat/>
+    <w:rPr>
+      <w:rFonts w:cs="Wingdings"/>
+      <w:sz w:val="20"/>
+    </w:rPr>
+  </w:style>
+  <w:style w:type="character" w:styleId="ListLabel210">
+    <w:name w:val="ListLabel 210"/>
+    <w:qFormat/>
+    <w:rPr>
+      <w:rFonts w:cs="Wingdings"/>
+      <w:sz w:val="20"/>
+    </w:rPr>
+  </w:style>
+  <w:style w:type="character" w:styleId="ListLabel211">
+    <w:name w:val="ListLabel 211"/>
+    <w:qFormat/>
+    <w:rPr>
+      <w:rFonts w:cs="Wingdings"/>
+      <w:sz w:val="20"/>
+    </w:rPr>
+  </w:style>
+  <w:style w:type="character" w:styleId="ListLabel212">
+    <w:name w:val="ListLabel 212"/>
+    <w:qFormat/>
+    <w:rPr>
+      <w:rFonts w:cs="Wingdings"/>
+      <w:sz w:val="20"/>
+    </w:rPr>
+  </w:style>
+  <w:style w:type="character" w:styleId="ListLabel213">
+    <w:name w:val="ListLabel 213"/>
+    <w:qFormat/>
+    <w:rPr>
+      <w:rFonts w:cs="Wingdings"/>
+      <w:sz w:val="20"/>
+    </w:rPr>
+  </w:style>
+  <w:style w:type="character" w:styleId="ListLabel214">
+    <w:name w:val="ListLabel 214"/>
+    <w:qFormat/>
+    <w:rPr>
+      <w:rFonts w:cs="Wingdings"/>
+      <w:sz w:val="20"/>
+    </w:rPr>
+  </w:style>
+  <w:style w:type="character" w:styleId="ListLabel215">
+    <w:name w:val="ListLabel 215"/>
+    <w:qFormat/>
+    <w:rPr>
+      <w:rFonts w:cs="Symbol"/>
+      <w:sz w:val="20"/>
+    </w:rPr>
+  </w:style>
+  <w:style w:type="character" w:styleId="ListLabel216">
+    <w:name w:val="ListLabel 216"/>
+    <w:qFormat/>
+    <w:rPr>
+      <w:rFonts w:cs="Courier New"/>
+      <w:sz w:val="20"/>
+    </w:rPr>
+  </w:style>
+  <w:style w:type="character" w:styleId="ListLabel217">
+    <w:name w:val="ListLabel 217"/>
+    <w:qFormat/>
+    <w:rPr>
+      <w:rFonts w:cs="Wingdings"/>
+      <w:sz w:val="20"/>
+    </w:rPr>
+  </w:style>
+  <w:style w:type="character" w:styleId="ListLabel218">
+    <w:name w:val="ListLabel 218"/>
+    <w:qFormat/>
+    <w:rPr>
+      <w:rFonts w:cs="Wingdings"/>
+      <w:sz w:val="20"/>
+    </w:rPr>
+  </w:style>
+  <w:style w:type="character" w:styleId="ListLabel219">
+    <w:name w:val="ListLabel 219"/>
+    <w:qFormat/>
+    <w:rPr>
+      <w:rFonts w:cs="Wingdings"/>
+      <w:sz w:val="20"/>
+    </w:rPr>
+  </w:style>
+  <w:style w:type="character" w:styleId="ListLabel220">
+    <w:name w:val="ListLabel 220"/>
+    <w:qFormat/>
+    <w:rPr>
+      <w:rFonts w:cs="Wingdings"/>
+      <w:sz w:val="20"/>
+    </w:rPr>
+  </w:style>
+  <w:style w:type="character" w:styleId="ListLabel221">
+    <w:name w:val="ListLabel 221"/>
+    <w:qFormat/>
+    <w:rPr>
+      <w:rFonts w:cs="Wingdings"/>
+      <w:sz w:val="20"/>
+    </w:rPr>
+  </w:style>
+  <w:style w:type="character" w:styleId="ListLabel222">
+    <w:name w:val="ListLabel 222"/>
+    <w:qFormat/>
+    <w:rPr>
+      <w:rFonts w:cs="Wingdings"/>
+      <w:sz w:val="20"/>
+    </w:rPr>
+  </w:style>
+  <w:style w:type="character" w:styleId="ListLabel223">
+    <w:name w:val="ListLabel 223"/>
+    <w:qFormat/>
+    <w:rPr>
+      <w:rFonts w:cs="Wingdings"/>
+      <w:sz w:val="20"/>
+    </w:rPr>
+  </w:style>
+  <w:style w:type="character" w:styleId="ListLabel224">
+    <w:name w:val="ListLabel 224"/>
+    <w:qFormat/>
+    <w:rPr>
+      <w:rFonts w:cs="Symbol"/>
+      <w:sz w:val="20"/>
+    </w:rPr>
+  </w:style>
+  <w:style w:type="character" w:styleId="ListLabel225">
+    <w:name w:val="ListLabel 225"/>
+    <w:qFormat/>
+    <w:rPr>
+      <w:rFonts w:cs="Courier New"/>
+      <w:sz w:val="20"/>
+    </w:rPr>
+  </w:style>
+  <w:style w:type="character" w:styleId="ListLabel226">
+    <w:name w:val="ListLabel 226"/>
+    <w:qFormat/>
+    <w:rPr>
+      <w:rFonts w:cs="Wingdings"/>
+      <w:sz w:val="20"/>
+    </w:rPr>
+  </w:style>
+  <w:style w:type="character" w:styleId="ListLabel227">
+    <w:name w:val="ListLabel 227"/>
+    <w:qFormat/>
+    <w:rPr>
+      <w:rFonts w:cs="Wingdings"/>
+      <w:sz w:val="20"/>
+    </w:rPr>
+  </w:style>
+  <w:style w:type="character" w:styleId="ListLabel228">
+    <w:name w:val="ListLabel 228"/>
+    <w:qFormat/>
+    <w:rPr>
+      <w:rFonts w:cs="Wingdings"/>
+      <w:sz w:val="20"/>
+    </w:rPr>
+  </w:style>
+  <w:style w:type="character" w:styleId="ListLabel229">
+    <w:name w:val="ListLabel 229"/>
+    <w:qFormat/>
+    <w:rPr>
+      <w:rFonts w:cs="Wingdings"/>
+      <w:sz w:val="20"/>
+    </w:rPr>
+  </w:style>
+  <w:style w:type="character" w:styleId="ListLabel230">
+    <w:name w:val="ListLabel 230"/>
+    <w:qFormat/>
+    <w:rPr>
+      <w:rFonts w:cs="Wingdings"/>
+      <w:sz w:val="20"/>
+    </w:rPr>
+  </w:style>
+  <w:style w:type="character" w:styleId="ListLabel231">
+    <w:name w:val="ListLabel 231"/>
+    <w:qFormat/>
+    <w:rPr>
+      <w:rFonts w:cs="Wingdings"/>
+      <w:sz w:val="20"/>
+    </w:rPr>
+  </w:style>
+  <w:style w:type="character" w:styleId="ListLabel232">
+    <w:name w:val="ListLabel 232"/>
+    <w:qFormat/>
+    <w:rPr>
+      <w:rFonts w:cs="Wingdings"/>
+      <w:sz w:val="20"/>
+    </w:rPr>
+  </w:style>
+  <w:style w:type="character" w:styleId="ListLabel233">
+    <w:name w:val="ListLabel 233"/>
+    <w:qFormat/>
+    <w:rPr>
+      <w:rFonts w:cs="Symbol"/>
+      <w:sz w:val="20"/>
+    </w:rPr>
+  </w:style>
+  <w:style w:type="character" w:styleId="ListLabel234">
+    <w:name w:val="ListLabel 234"/>
+    <w:qFormat/>
+    <w:rPr>
+      <w:rFonts w:cs="Courier New"/>
+      <w:sz w:val="20"/>
+    </w:rPr>
+  </w:style>
+  <w:style w:type="character" w:styleId="ListLabel235">
+    <w:name w:val="ListLabel 235"/>
+    <w:qFormat/>
+    <w:rPr>
+      <w:rFonts w:cs="Wingdings"/>
+      <w:sz w:val="20"/>
+    </w:rPr>
+  </w:style>
+  <w:style w:type="character" w:styleId="ListLabel236">
+    <w:name w:val="ListLabel 236"/>
+    <w:qFormat/>
+    <w:rPr>
+      <w:rFonts w:cs="Wingdings"/>
+      <w:sz w:val="20"/>
+    </w:rPr>
+  </w:style>
+  <w:style w:type="character" w:styleId="ListLabel237">
+    <w:name w:val="ListLabel 237"/>
+    <w:qFormat/>
+    <w:rPr>
+      <w:rFonts w:cs="Wingdings"/>
+      <w:sz w:val="20"/>
+    </w:rPr>
+  </w:style>
+  <w:style w:type="character" w:styleId="ListLabel238">
+    <w:name w:val="ListLabel 238"/>
+    <w:qFormat/>
+    <w:rPr>
+      <w:rFonts w:cs="Wingdings"/>
+      <w:sz w:val="20"/>
+    </w:rPr>
+  </w:style>
+  <w:style w:type="character" w:styleId="ListLabel239">
+    <w:name w:val="ListLabel 239"/>
+    <w:qFormat/>
+    <w:rPr>
+      <w:rFonts w:cs="Wingdings"/>
+      <w:sz w:val="20"/>
+    </w:rPr>
+  </w:style>
+  <w:style w:type="character" w:styleId="ListLabel240">
+    <w:name w:val="ListLabel 240"/>
+    <w:qFormat/>
+    <w:rPr>
+      <w:rFonts w:cs="Wingdings"/>
+      <w:sz w:val="20"/>
+    </w:rPr>
+  </w:style>
+  <w:style w:type="character" w:styleId="ListLabel241">
+    <w:name w:val="ListLabel 241"/>
+    <w:qFormat/>
+    <w:rPr>
+      <w:rFonts w:cs="Wingdings"/>
+      <w:sz w:val="20"/>
+    </w:rPr>
+  </w:style>
+  <w:style w:type="character" w:styleId="ListLabel242">
+    <w:name w:val="ListLabel 242"/>
+    <w:qFormat/>
+    <w:rPr>
+      <w:rFonts w:cs="Symbol"/>
+      <w:sz w:val="20"/>
+    </w:rPr>
+  </w:style>
+  <w:style w:type="character" w:styleId="ListLabel243">
+    <w:name w:val="ListLabel 243"/>
+    <w:qFormat/>
+    <w:rPr>
+      <w:rFonts w:cs="Courier New"/>
+      <w:sz w:val="20"/>
+    </w:rPr>
+  </w:style>
+  <w:style w:type="character" w:styleId="ListLabel244">
+    <w:name w:val="ListLabel 244"/>
+    <w:qFormat/>
+    <w:rPr>
+      <w:rFonts w:cs="Wingdings"/>
+      <w:sz w:val="20"/>
+    </w:rPr>
+  </w:style>
+  <w:style w:type="character" w:styleId="ListLabel245">
+    <w:name w:val="ListLabel 245"/>
+    <w:qFormat/>
+    <w:rPr>
+      <w:rFonts w:cs="Wingdings"/>
+      <w:sz w:val="20"/>
+    </w:rPr>
+  </w:style>
+  <w:style w:type="character" w:styleId="ListLabel246">
+    <w:name w:val="ListLabel 246"/>
+    <w:qFormat/>
+    <w:rPr>
+      <w:rFonts w:cs="Wingdings"/>
+      <w:sz w:val="20"/>
+    </w:rPr>
+  </w:style>
+  <w:style w:type="character" w:styleId="ListLabel247">
+    <w:name w:val="ListLabel 247"/>
+    <w:qFormat/>
+    <w:rPr>
+      <w:rFonts w:cs="Wingdings"/>
+      <w:sz w:val="20"/>
+    </w:rPr>
+  </w:style>
+  <w:style w:type="character" w:styleId="ListLabel248">
+    <w:name w:val="ListLabel 248"/>
+    <w:qFormat/>
+    <w:rPr>
+      <w:rFonts w:cs="Wingdings"/>
+      <w:sz w:val="20"/>
+    </w:rPr>
+  </w:style>
+  <w:style w:type="character" w:styleId="ListLabel249">
+    <w:name w:val="ListLabel 249"/>
+    <w:qFormat/>
+    <w:rPr>
+      <w:rFonts w:cs="Wingdings"/>
+      <w:sz w:val="20"/>
+    </w:rPr>
+  </w:style>
+  <w:style w:type="character" w:styleId="ListLabel250">
+    <w:name w:val="ListLabel 250"/>
+    <w:qFormat/>
+    <w:rPr>
+      <w:rFonts w:cs="Wingdings"/>
+      <w:sz w:val="20"/>
+    </w:rPr>
+  </w:style>
+  <w:style w:type="character" w:styleId="ListLabel251">
+    <w:name w:val="ListLabel 251"/>
+    <w:qFormat/>
+    <w:rPr>
+      <w:rFonts w:cs="OpenSymbol"/>
+    </w:rPr>
+  </w:style>
+  <w:style w:type="character" w:styleId="ListLabel252">
+    <w:name w:val="ListLabel 252"/>
+    <w:qFormat/>
+    <w:rPr>
+      <w:rFonts w:cs="OpenSymbol"/>
+    </w:rPr>
+  </w:style>
+  <w:style w:type="character" w:styleId="ListLabel253">
+    <w:name w:val="ListLabel 253"/>
+    <w:qFormat/>
+    <w:rPr>
+      <w:rFonts w:cs="OpenSymbol"/>
+    </w:rPr>
+  </w:style>
+  <w:style w:type="character" w:styleId="ListLabel254">
+    <w:name w:val="ListLabel 254"/>
+    <w:qFormat/>
+    <w:rPr>
+      <w:rFonts w:cs="OpenSymbol"/>
+    </w:rPr>
+  </w:style>
+  <w:style w:type="character" w:styleId="ListLabel255">
+    <w:name w:val="ListLabel 255"/>
+    <w:qFormat/>
+    <w:rPr>
+      <w:rFonts w:cs="OpenSymbol"/>
+    </w:rPr>
+  </w:style>
+  <w:style w:type="character" w:styleId="ListLabel256">
+    <w:name w:val="ListLabel 256"/>
+    <w:qFormat/>
+    <w:rPr>
+      <w:rFonts w:cs="OpenSymbol"/>
+    </w:rPr>
+  </w:style>
+  <w:style w:type="character" w:styleId="ListLabel257">
+    <w:name w:val="ListLabel 257"/>
+    <w:qFormat/>
+    <w:rPr>
+      <w:rFonts w:cs="OpenSymbol"/>
+    </w:rPr>
+  </w:style>
+  <w:style w:type="character" w:styleId="ListLabel258">
+    <w:name w:val="ListLabel 258"/>
+    <w:qFormat/>
+    <w:rPr>
+      <w:rFonts w:cs="OpenSymbol"/>
+    </w:rPr>
+  </w:style>
+  <w:style w:type="character" w:styleId="ListLabel259">
+    <w:name w:val="ListLabel 259"/>
+    <w:qFormat/>
+    <w:rPr>
+      <w:rFonts w:cs="OpenSymbol"/>
+    </w:rPr>
+  </w:style>
+  <w:style w:type="character" w:styleId="ListLabel260">
+    <w:name w:val="ListLabel 260"/>
+    <w:qFormat/>
+    <w:rPr>
+      <w:rFonts w:cs="OpenSymbol"/>
+    </w:rPr>
+  </w:style>
+  <w:style w:type="character" w:styleId="ListLabel261">
+    <w:name w:val="ListLabel 261"/>
+    <w:qFormat/>
+    <w:rPr>
+      <w:rFonts w:cs="OpenSymbol"/>
+    </w:rPr>
+  </w:style>
+  <w:style w:type="character" w:styleId="ListLabel262">
+    <w:name w:val="ListLabel 262"/>
+    <w:qFormat/>
+    <w:rPr>
+      <w:rFonts w:cs="OpenSymbol"/>
+    </w:rPr>
+  </w:style>
+  <w:style w:type="character" w:styleId="ListLabel263">
+    <w:name w:val="ListLabel 263"/>
+    <w:qFormat/>
+    <w:rPr>
+      <w:rFonts w:cs="OpenSymbol"/>
+    </w:rPr>
+  </w:style>
+  <w:style w:type="character" w:styleId="ListLabel264">
+    <w:name w:val="ListLabel 264"/>
+    <w:qFormat/>
+    <w:rPr>
+      <w:rFonts w:cs="OpenSymbol"/>
+    </w:rPr>
+  </w:style>
+  <w:style w:type="character" w:styleId="ListLabel265">
+    <w:name w:val="ListLabel 265"/>
+    <w:qFormat/>
+    <w:rPr>
+      <w:rFonts w:cs="OpenSymbol"/>
+    </w:rPr>
+  </w:style>
+  <w:style w:type="character" w:styleId="ListLabel266">
+    <w:name w:val="ListLabel 266"/>
+    <w:qFormat/>
+    <w:rPr>
+      <w:rFonts w:cs="OpenSymbol"/>
+    </w:rPr>
+  </w:style>
+  <w:style w:type="character" w:styleId="ListLabel267">
+    <w:name w:val="ListLabel 267"/>
+    <w:qFormat/>
+    <w:rPr>
+      <w:rFonts w:cs="OpenSymbol"/>
+    </w:rPr>
+  </w:style>
+  <w:style w:type="character" w:styleId="ListLabel268">
+    <w:name w:val="ListLabel 268"/>
+    <w:qFormat/>
+    <w:rPr>
+      <w:rFonts w:cs="OpenSymbol"/>
+    </w:rPr>
+  </w:style>
+  <w:style w:type="character" w:styleId="ListLabel269">
+    <w:name w:val="ListLabel 269"/>
+    <w:qFormat/>
+    <w:rPr>
+      <w:rFonts w:cs="OpenSymbol"/>
+    </w:rPr>
+  </w:style>
+  <w:style w:type="character" w:styleId="ListLabel270">
+    <w:name w:val="ListLabel 270"/>
+    <w:qFormat/>
+    <w:rPr>
+      <w:rFonts w:cs="OpenSymbol"/>
+    </w:rPr>
+  </w:style>
+  <w:style w:type="character" w:styleId="ListLabel271">
+    <w:name w:val="ListLabel 271"/>
+    <w:qFormat/>
+    <w:rPr>
+      <w:rFonts w:cs="OpenSymbol"/>
+    </w:rPr>
+  </w:style>
+  <w:style w:type="character" w:styleId="ListLabel272">
+    <w:name w:val="ListLabel 272"/>
+    <w:qFormat/>
+    <w:rPr>
+      <w:rFonts w:cs="OpenSymbol"/>
+    </w:rPr>
+  </w:style>
+  <w:style w:type="character" w:styleId="ListLabel273">
+    <w:name w:val="ListLabel 273"/>
+    <w:qFormat/>
+    <w:rPr>
+      <w:rFonts w:cs="OpenSymbol"/>
+    </w:rPr>
+  </w:style>
+  <w:style w:type="character" w:styleId="ListLabel274">
+    <w:name w:val="ListLabel 274"/>
+    <w:qFormat/>
+    <w:rPr>
+      <w:rFonts w:cs="OpenSymbol"/>
+    </w:rPr>
+  </w:style>
+  <w:style w:type="character" w:styleId="ListLabel275">
+    <w:name w:val="ListLabel 275"/>
+    <w:qFormat/>
+    <w:rPr>
+      <w:rFonts w:cs="OpenSymbol"/>
+    </w:rPr>
+  </w:style>
+  <w:style w:type="character" w:styleId="ListLabel276">
+    <w:name w:val="ListLabel 276"/>
+    <w:qFormat/>
+    <w:rPr>
+      <w:rFonts w:cs="OpenSymbol"/>
+    </w:rPr>
+  </w:style>
+  <w:style w:type="character" w:styleId="ListLabel277">
+    <w:name w:val="ListLabel 277"/>
+    <w:qFormat/>
+    <w:rPr>
+      <w:rFonts w:cs="OpenSymbol"/>
+    </w:rPr>
+  </w:style>
+  <w:style w:type="character" w:styleId="ListLabel278">
+    <w:name w:val="ListLabel 278"/>
+    <w:qFormat/>
+    <w:rPr>
+      <w:rFonts w:cs="OpenSymbol"/>
+    </w:rPr>
+  </w:style>
+  <w:style w:type="character" w:styleId="ListLabel279">
+    <w:name w:val="ListLabel 279"/>
+    <w:qFormat/>
+    <w:rPr>
+      <w:rFonts w:cs="OpenSymbol"/>
+    </w:rPr>
+  </w:style>
+  <w:style w:type="character" w:styleId="ListLabel280">
+    <w:name w:val="ListLabel 280"/>
+    <w:qFormat/>
+    <w:rPr>
+      <w:rFonts w:cs="OpenSymbol"/>
+    </w:rPr>
+  </w:style>
+  <w:style w:type="character" w:styleId="ListLabel281">
+    <w:name w:val="ListLabel 281"/>
+    <w:qFormat/>
+    <w:rPr>
+      <w:rFonts w:cs="OpenSymbol"/>
+    </w:rPr>
+  </w:style>
+  <w:style w:type="character" w:styleId="ListLabel282">
+    <w:name w:val="ListLabel 282"/>
+    <w:qFormat/>
+    <w:rPr>
+      <w:rFonts w:cs="OpenSymbol"/>
+    </w:rPr>
+  </w:style>
+  <w:style w:type="character" w:styleId="ListLabel283">
+    <w:name w:val="ListLabel 283"/>
+    <w:qFormat/>
+    <w:rPr>
+      <w:rFonts w:cs="OpenSymbol"/>
+    </w:rPr>
+  </w:style>
+  <w:style w:type="character" w:styleId="ListLabel284">
+    <w:name w:val="ListLabel 284"/>
+    <w:qFormat/>
+    <w:rPr>
+      <w:rFonts w:cs="OpenSymbol"/>
+    </w:rPr>
+  </w:style>
+  <w:style w:type="character" w:styleId="ListLabel285">
+    <w:name w:val="ListLabel 285"/>
+    <w:qFormat/>
+    <w:rPr>
+      <w:rFonts w:cs="OpenSymbol"/>
+    </w:rPr>
+  </w:style>
+  <w:style w:type="character" w:styleId="ListLabel286">
+    <w:name w:val="ListLabel 286"/>
+    <w:qFormat/>
+    <w:rPr>
+      <w:rFonts w:cs="OpenSymbol"/>
+    </w:rPr>
+  </w:style>
+  <w:style w:type="character" w:styleId="ListLabel287">
+    <w:name w:val="ListLabel 287"/>
+    <w:qFormat/>
+    <w:rPr>
+      <w:rFonts w:cs="OpenSymbol"/>
+    </w:rPr>
+  </w:style>
+  <w:style w:type="character" w:styleId="ListLabel288">
+    <w:name w:val="ListLabel 288"/>
+    <w:qFormat/>
+    <w:rPr>
+      <w:rFonts w:cs="OpenSymbol"/>
+    </w:rPr>
+  </w:style>
+  <w:style w:type="character" w:styleId="ListLabel289">
+    <w:name w:val="ListLabel 289"/>
+    <w:qFormat/>
+    <w:rPr>
+      <w:rFonts w:cs="OpenSymbol"/>
+    </w:rPr>
+  </w:style>
+  <w:style w:type="character" w:styleId="ListLabel290">
+    <w:name w:val="ListLabel 290"/>
+    <w:qFormat/>
+    <w:rPr>
+      <w:rFonts w:cs="OpenSymbol"/>
+    </w:rPr>
+  </w:style>
+  <w:style w:type="character" w:styleId="ListLabel291">
+    <w:name w:val="ListLabel 291"/>
+    <w:qFormat/>
+    <w:rPr>
+      <w:rFonts w:cs="OpenSymbol"/>
+    </w:rPr>
+  </w:style>
+  <w:style w:type="character" w:styleId="ListLabel292">
+    <w:name w:val="ListLabel 292"/>
+    <w:qFormat/>
+    <w:rPr>
+      <w:rFonts w:cs="OpenSymbol"/>
+    </w:rPr>
+  </w:style>
+  <w:style w:type="character" w:styleId="ListLabel293">
+    <w:name w:val="ListLabel 293"/>
+    <w:qFormat/>
+    <w:rPr>
+      <w:rFonts w:cs="OpenSymbol"/>
+    </w:rPr>
+  </w:style>
+  <w:style w:type="character" w:styleId="ListLabel294">
+    <w:name w:val="ListLabel 294"/>
+    <w:qFormat/>
+    <w:rPr>
+      <w:rFonts w:cs="OpenSymbol"/>
+    </w:rPr>
+  </w:style>
+  <w:style w:type="character" w:styleId="ListLabel295">
+    <w:name w:val="ListLabel 295"/>
+    <w:qFormat/>
+    <w:rPr>
+      <w:rFonts w:cs="OpenSymbol"/>
     </w:rPr>
   </w:style>
   <w:style w:type="paragraph" w:styleId="Heading">
@@ -10577,10 +12238,10 @@
     </w:pPr>
     <w:rPr>
       <w:rFonts w:ascii="Liberation Serif" w:hAnsi="Liberation Serif" w:eastAsia="SimSun" w:cs="Arial"/>
-      <w:color w:val="auto"/>
+      <w:color w:val="00000A"/>
       <w:sz w:val="24"/>
       <w:szCs w:val="24"/>
-      <w:lang w:eastAsia="zh-CN" w:bidi="hi-IN" w:val="en-US"/>
+      <w:lang w:val="en-US" w:eastAsia="zh-CN" w:bidi="hi-IN"/>
     </w:rPr>
   </w:style>
   <w:style w:type="paragraph" w:styleId="Textbody1" w:customStyle="1">
@@ -10595,6 +12256,13 @@
   </w:style>
   <w:style w:type="paragraph" w:styleId="Quotations">
     <w:name w:val="Quotations"/>
+    <w:basedOn w:val="Normal"/>
+    <w:qFormat/>
+    <w:pPr/>
+    <w:rPr/>
+  </w:style>
+  <w:style w:type="paragraph" w:styleId="PreformattedText">
+    <w:name w:val="Preformatted Text"/>
     <w:basedOn w:val="Normal"/>
     <w:qFormat/>
     <w:pPr/>

--- a/SPRING.docx
+++ b/SPRING.docx
@@ -3893,6 +3893,36 @@
       <w:r>
         <w:rPr/>
       </w:r>
+    </w:p>
+    <w:p>
+      <w:pPr>
+        <w:pStyle w:val="ListParagraph"/>
+        <w:numPr>
+          <w:ilvl w:val="0"/>
+          <w:numId w:val="0"/>
+        </w:numPr>
+        <w:ind w:left="1080" w:right="0" w:hanging="0"/>
+        <w:outlineLvl w:val="0"/>
+        <w:rPr/>
+      </w:pPr>
+      <w:r>
+        <w:rPr/>
+      </w:r>
+    </w:p>
+    <w:p>
+      <w:pPr>
+        <w:pStyle w:val="ListParagraph"/>
+        <w:numPr>
+          <w:ilvl w:val="0"/>
+          <w:numId w:val="0"/>
+        </w:numPr>
+        <w:ind w:left="1080" w:right="0" w:hanging="0"/>
+        <w:outlineLvl w:val="0"/>
+        <w:rPr/>
+      </w:pPr>
+      <w:r>
+        <w:rPr/>
+      </w:r>
       <w:r>
         <w:br w:type="page"/>
       </w:r>
@@ -5379,7 +5409,15 @@
       </w:pPr>
       <w:r>
         <w:rPr/>
-        <w:t>@JoinColumn(name = "user_id")</w:t>
+        <w:t xml:space="preserve">@JoinColumn(name = "user_id", </w:t>
+      </w:r>
+      <w:r>
+        <w:rPr/>
+        <w:t xml:space="preserve">cascade = CascadeType, fetch = FetchType </w:t>
+      </w:r>
+      <w:r>
+        <w:rPr/>
+        <w:t>)</w:t>
       </w:r>
     </w:p>
     <w:p>
@@ -5406,6 +5444,742 @@
         <w:t>user_id trong entity Post là một khóa ngoại (foreign key) tham chiếu đến id trong entity User, nơi id được đánh dấu bằng @Id.</w:t>
       </w:r>
     </w:p>
+    <w:p>
+      <w:pPr>
+        <w:pStyle w:val="Normal"/>
+        <w:spacing w:lineRule="auto" w:line="360"/>
+        <w:ind w:left="720" w:right="0" w:hanging="0"/>
+        <w:rPr/>
+      </w:pPr>
+      <w:r>
+        <w:rPr/>
+      </w:r>
+    </w:p>
+    <w:tbl>
+      <w:tblPr>
+        <w:tblW w:w="8104" w:type="dxa"/>
+        <w:jc w:val="left"/>
+        <w:tblInd w:w="28" w:type="dxa"/>
+        <w:tblBorders/>
+        <w:tblCellMar>
+          <w:top w:w="28" w:type="dxa"/>
+          <w:left w:w="28" w:type="dxa"/>
+          <w:bottom w:w="28" w:type="dxa"/>
+          <w:right w:w="28" w:type="dxa"/>
+        </w:tblCellMar>
+      </w:tblPr>
+      <w:tblGrid>
+        <w:gridCol w:w="1451"/>
+        <w:gridCol w:w="6653"/>
+      </w:tblGrid>
+      <w:tr>
+        <w:trPr>
+          <w:tblHeader w:val="true"/>
+        </w:trPr>
+        <w:tc>
+          <w:tcPr>
+            <w:tcW w:w="1451" w:type="dxa"/>
+            <w:tcBorders/>
+            <w:shd w:fill="auto" w:val="clear"/>
+            <w:vAlign w:val="center"/>
+          </w:tcPr>
+          <w:p>
+            <w:pPr>
+              <w:pStyle w:val="TableHeading"/>
+              <w:spacing w:before="0" w:after="160"/>
+              <w:rPr/>
+            </w:pPr>
+            <w:r>
+              <w:rPr/>
+              <w:t>Cascade Type</w:t>
+            </w:r>
+          </w:p>
+        </w:tc>
+        <w:tc>
+          <w:tcPr>
+            <w:tcW w:w="6653" w:type="dxa"/>
+            <w:tcBorders/>
+            <w:shd w:fill="auto" w:val="clear"/>
+            <w:vAlign w:val="center"/>
+          </w:tcPr>
+          <w:p>
+            <w:pPr>
+              <w:pStyle w:val="TableHeading"/>
+              <w:spacing w:before="0" w:after="160"/>
+              <w:rPr/>
+            </w:pPr>
+            <w:r>
+              <w:rPr/>
+              <w:t>Ý nghĩa</w:t>
+            </w:r>
+          </w:p>
+        </w:tc>
+      </w:tr>
+      <w:tr>
+        <w:trPr/>
+        <w:tc>
+          <w:tcPr>
+            <w:tcW w:w="1451" w:type="dxa"/>
+            <w:tcBorders/>
+            <w:shd w:fill="auto" w:val="clear"/>
+            <w:vAlign w:val="center"/>
+          </w:tcPr>
+          <w:p>
+            <w:pPr>
+              <w:pStyle w:val="TableContents"/>
+              <w:spacing w:before="0" w:after="160"/>
+              <w:rPr/>
+            </w:pPr>
+            <w:r>
+              <w:rPr>
+                <w:rStyle w:val="SourceText"/>
+              </w:rPr>
+              <w:t>PERSIST</w:t>
+            </w:r>
+          </w:p>
+        </w:tc>
+        <w:tc>
+          <w:tcPr>
+            <w:tcW w:w="6653" w:type="dxa"/>
+            <w:tcBorders/>
+            <w:shd w:fill="auto" w:val="clear"/>
+            <w:vAlign w:val="center"/>
+          </w:tcPr>
+          <w:p>
+            <w:pPr>
+              <w:pStyle w:val="TableContents"/>
+              <w:spacing w:before="0" w:after="160"/>
+              <w:rPr/>
+            </w:pPr>
+            <w:r>
+              <w:rPr/>
+              <w:t xml:space="preserve">Khi lưu (save) </w:t>
+            </w:r>
+            <w:r>
+              <w:rPr>
+                <w:rStyle w:val="SourceText"/>
+              </w:rPr>
+              <w:t>Teacher</w:t>
+            </w:r>
+            <w:r>
+              <w:rPr/>
+              <w:t xml:space="preserve"> thì tự động lưu </w:t>
+            </w:r>
+            <w:r>
+              <w:rPr>
+                <w:rStyle w:val="SourceText"/>
+              </w:rPr>
+              <w:t>Student</w:t>
+            </w:r>
+            <w:r>
+              <w:rPr/>
+              <w:t xml:space="preserve"> nếu chưa tồn tại</w:t>
+            </w:r>
+          </w:p>
+        </w:tc>
+      </w:tr>
+      <w:tr>
+        <w:trPr/>
+        <w:tc>
+          <w:tcPr>
+            <w:tcW w:w="1451" w:type="dxa"/>
+            <w:tcBorders/>
+            <w:shd w:fill="auto" w:val="clear"/>
+            <w:vAlign w:val="center"/>
+          </w:tcPr>
+          <w:p>
+            <w:pPr>
+              <w:pStyle w:val="TableContents"/>
+              <w:spacing w:before="0" w:after="160"/>
+              <w:rPr/>
+            </w:pPr>
+            <w:r>
+              <w:rPr>
+                <w:rStyle w:val="SourceText"/>
+              </w:rPr>
+              <w:t>MERGE</w:t>
+            </w:r>
+          </w:p>
+        </w:tc>
+        <w:tc>
+          <w:tcPr>
+            <w:tcW w:w="6653" w:type="dxa"/>
+            <w:tcBorders/>
+            <w:shd w:fill="auto" w:val="clear"/>
+            <w:vAlign w:val="center"/>
+          </w:tcPr>
+          <w:p>
+            <w:pPr>
+              <w:pStyle w:val="TableContents"/>
+              <w:spacing w:before="0" w:after="160"/>
+              <w:rPr/>
+            </w:pPr>
+            <w:r>
+              <w:rPr/>
+              <w:t xml:space="preserve">Khi update </w:t>
+            </w:r>
+            <w:r>
+              <w:rPr>
+                <w:rStyle w:val="SourceText"/>
+              </w:rPr>
+              <w:t>Teacher</w:t>
+            </w:r>
+            <w:r>
+              <w:rPr/>
+              <w:t xml:space="preserve">, thì </w:t>
+            </w:r>
+            <w:r>
+              <w:rPr>
+                <w:rStyle w:val="SourceText"/>
+              </w:rPr>
+              <w:t>Student</w:t>
+            </w:r>
+            <w:r>
+              <w:rPr/>
+              <w:t xml:space="preserve"> cũng được update</w:t>
+            </w:r>
+          </w:p>
+        </w:tc>
+      </w:tr>
+      <w:tr>
+        <w:trPr/>
+        <w:tc>
+          <w:tcPr>
+            <w:tcW w:w="1451" w:type="dxa"/>
+            <w:tcBorders/>
+            <w:shd w:fill="auto" w:val="clear"/>
+            <w:vAlign w:val="center"/>
+          </w:tcPr>
+          <w:p>
+            <w:pPr>
+              <w:pStyle w:val="TableContents"/>
+              <w:spacing w:before="0" w:after="160"/>
+              <w:rPr/>
+            </w:pPr>
+            <w:r>
+              <w:rPr>
+                <w:rStyle w:val="SourceText"/>
+              </w:rPr>
+              <w:t>REMOVE</w:t>
+            </w:r>
+          </w:p>
+        </w:tc>
+        <w:tc>
+          <w:tcPr>
+            <w:tcW w:w="6653" w:type="dxa"/>
+            <w:tcBorders/>
+            <w:shd w:fill="auto" w:val="clear"/>
+            <w:vAlign w:val="center"/>
+          </w:tcPr>
+          <w:p>
+            <w:pPr>
+              <w:pStyle w:val="TableContents"/>
+              <w:spacing w:before="0" w:after="160"/>
+              <w:rPr/>
+            </w:pPr>
+            <w:r>
+              <w:rPr/>
+              <w:t xml:space="preserve">Khi xoá </w:t>
+            </w:r>
+            <w:r>
+              <w:rPr>
+                <w:rStyle w:val="SourceText"/>
+              </w:rPr>
+              <w:t>Teacher</w:t>
+            </w:r>
+            <w:r>
+              <w:rPr/>
+              <w:t xml:space="preserve">, thì xoá luôn </w:t>
+            </w:r>
+            <w:r>
+              <w:rPr>
+                <w:rStyle w:val="SourceText"/>
+              </w:rPr>
+              <w:t>Student</w:t>
+            </w:r>
+            <w:r>
+              <w:rPr/>
+              <w:t xml:space="preserve"> trong </w:t>
+            </w:r>
+            <w:r>
+              <w:rPr>
+                <w:rStyle w:val="SourceText"/>
+              </w:rPr>
+              <w:t>studentList</w:t>
+            </w:r>
+          </w:p>
+        </w:tc>
+      </w:tr>
+      <w:tr>
+        <w:trPr/>
+        <w:tc>
+          <w:tcPr>
+            <w:tcW w:w="1451" w:type="dxa"/>
+            <w:tcBorders/>
+            <w:shd w:fill="auto" w:val="clear"/>
+            <w:vAlign w:val="center"/>
+          </w:tcPr>
+          <w:p>
+            <w:pPr>
+              <w:pStyle w:val="TableContents"/>
+              <w:spacing w:before="0" w:after="160"/>
+              <w:rPr/>
+            </w:pPr>
+            <w:r>
+              <w:rPr>
+                <w:rStyle w:val="SourceText"/>
+              </w:rPr>
+              <w:t>REFRESH</w:t>
+            </w:r>
+          </w:p>
+        </w:tc>
+        <w:tc>
+          <w:tcPr>
+            <w:tcW w:w="6653" w:type="dxa"/>
+            <w:tcBorders/>
+            <w:shd w:fill="auto" w:val="clear"/>
+            <w:vAlign w:val="center"/>
+          </w:tcPr>
+          <w:p>
+            <w:pPr>
+              <w:pStyle w:val="TableContents"/>
+              <w:spacing w:before="0" w:after="160"/>
+              <w:rPr/>
+            </w:pPr>
+            <w:r>
+              <w:rPr/>
+              <w:t xml:space="preserve">Cập nhật lại </w:t>
+            </w:r>
+            <w:r>
+              <w:rPr>
+                <w:rStyle w:val="SourceText"/>
+              </w:rPr>
+              <w:t>Student</w:t>
+            </w:r>
+            <w:r>
+              <w:rPr/>
+              <w:t xml:space="preserve"> theo DB khi </w:t>
+            </w:r>
+            <w:r>
+              <w:rPr>
+                <w:rStyle w:val="SourceText"/>
+              </w:rPr>
+              <w:t>Teacher</w:t>
+            </w:r>
+            <w:r>
+              <w:rPr/>
+              <w:t xml:space="preserve"> được làm mới</w:t>
+            </w:r>
+          </w:p>
+        </w:tc>
+      </w:tr>
+      <w:tr>
+        <w:trPr/>
+        <w:tc>
+          <w:tcPr>
+            <w:tcW w:w="1451" w:type="dxa"/>
+            <w:tcBorders/>
+            <w:shd w:fill="auto" w:val="clear"/>
+            <w:vAlign w:val="center"/>
+          </w:tcPr>
+          <w:p>
+            <w:pPr>
+              <w:pStyle w:val="TableContents"/>
+              <w:spacing w:before="0" w:after="160"/>
+              <w:rPr/>
+            </w:pPr>
+            <w:r>
+              <w:rPr>
+                <w:rStyle w:val="SourceText"/>
+              </w:rPr>
+              <w:t>DETACH</w:t>
+            </w:r>
+          </w:p>
+        </w:tc>
+        <w:tc>
+          <w:tcPr>
+            <w:tcW w:w="6653" w:type="dxa"/>
+            <w:tcBorders/>
+            <w:shd w:fill="auto" w:val="clear"/>
+            <w:vAlign w:val="center"/>
+          </w:tcPr>
+          <w:p>
+            <w:pPr>
+              <w:pStyle w:val="TableContents"/>
+              <w:spacing w:before="0" w:after="160"/>
+              <w:rPr/>
+            </w:pPr>
+            <w:r>
+              <w:rPr/>
+              <w:t xml:space="preserve">Khi tách </w:t>
+            </w:r>
+            <w:r>
+              <w:rPr>
+                <w:rStyle w:val="SourceText"/>
+              </w:rPr>
+              <w:t>Teacher</w:t>
+            </w:r>
+            <w:r>
+              <w:rPr/>
+              <w:t xml:space="preserve"> khỏi session thì </w:t>
+            </w:r>
+            <w:r>
+              <w:rPr>
+                <w:rStyle w:val="SourceText"/>
+              </w:rPr>
+              <w:t>Student</w:t>
+            </w:r>
+            <w:r>
+              <w:rPr/>
+              <w:t xml:space="preserve"> cũng bị tách</w:t>
+            </w:r>
+          </w:p>
+        </w:tc>
+      </w:tr>
+      <w:tr>
+        <w:trPr/>
+        <w:tc>
+          <w:tcPr>
+            <w:tcW w:w="1451" w:type="dxa"/>
+            <w:tcBorders/>
+            <w:shd w:fill="auto" w:val="clear"/>
+            <w:vAlign w:val="center"/>
+          </w:tcPr>
+          <w:p>
+            <w:pPr>
+              <w:pStyle w:val="TableContents"/>
+              <w:spacing w:before="0" w:after="160"/>
+              <w:rPr/>
+            </w:pPr>
+            <w:r>
+              <w:rPr>
+                <w:rStyle w:val="SourceText"/>
+              </w:rPr>
+              <w:t>ALL</w:t>
+            </w:r>
+          </w:p>
+        </w:tc>
+        <w:tc>
+          <w:tcPr>
+            <w:tcW w:w="6653" w:type="dxa"/>
+            <w:tcBorders/>
+            <w:shd w:fill="auto" w:val="clear"/>
+            <w:vAlign w:val="center"/>
+          </w:tcPr>
+          <w:p>
+            <w:pPr>
+              <w:pStyle w:val="TableContents"/>
+              <w:spacing w:before="0" w:after="160"/>
+              <w:rPr/>
+            </w:pPr>
+            <w:r>
+              <w:rPr/>
+              <w:t>Bao gồm tất cả các loại trên</w:t>
+            </w:r>
+          </w:p>
+        </w:tc>
+      </w:tr>
+    </w:tbl>
+    <w:p>
+      <w:pPr>
+        <w:pStyle w:val="Normal"/>
+        <w:spacing w:lineRule="auto" w:line="360"/>
+        <w:ind w:left="720" w:right="0" w:hanging="0"/>
+        <w:rPr/>
+      </w:pPr>
+      <w:r>
+        <w:rPr/>
+      </w:r>
+    </w:p>
+    <w:p>
+      <w:pPr>
+        <w:pStyle w:val="Normal"/>
+        <w:spacing w:lineRule="auto" w:line="360"/>
+        <w:rPr/>
+      </w:pPr>
+      <w:r>
+        <w:rPr/>
+      </w:r>
+    </w:p>
+    <w:tbl>
+      <w:tblPr>
+        <w:tblW w:w="7616" w:type="dxa"/>
+        <w:jc w:val="left"/>
+        <w:tblInd w:w="28" w:type="dxa"/>
+        <w:tblBorders/>
+        <w:tblCellMar>
+          <w:top w:w="28" w:type="dxa"/>
+          <w:left w:w="28" w:type="dxa"/>
+          <w:bottom w:w="28" w:type="dxa"/>
+          <w:right w:w="28" w:type="dxa"/>
+        </w:tblCellMar>
+      </w:tblPr>
+      <w:tblGrid>
+        <w:gridCol w:w="1711"/>
+        <w:gridCol w:w="5905"/>
+      </w:tblGrid>
+      <w:tr>
+        <w:trPr>
+          <w:tblHeader w:val="true"/>
+        </w:trPr>
+        <w:tc>
+          <w:tcPr>
+            <w:tcW w:w="1711" w:type="dxa"/>
+            <w:tcBorders/>
+            <w:shd w:fill="auto" w:val="clear"/>
+            <w:vAlign w:val="center"/>
+          </w:tcPr>
+          <w:p>
+            <w:pPr>
+              <w:pStyle w:val="TableHeading"/>
+              <w:spacing w:before="0" w:after="160"/>
+              <w:rPr/>
+            </w:pPr>
+            <w:r>
+              <w:rPr/>
+              <w:t>Mối quan hệ</w:t>
+            </w:r>
+          </w:p>
+        </w:tc>
+        <w:tc>
+          <w:tcPr>
+            <w:tcW w:w="5905" w:type="dxa"/>
+            <w:tcBorders/>
+            <w:shd w:fill="auto" w:val="clear"/>
+            <w:vAlign w:val="center"/>
+          </w:tcPr>
+          <w:p>
+            <w:pPr>
+              <w:pStyle w:val="TableHeading"/>
+              <w:spacing w:before="0" w:after="160"/>
+              <w:rPr/>
+            </w:pPr>
+            <w:r>
+              <w:rPr/>
+              <w:t xml:space="preserve">Gợi ý dùng </w:t>
+            </w:r>
+            <w:r>
+              <w:rPr>
+                <w:rStyle w:val="SourceText"/>
+              </w:rPr>
+              <w:t>fetch</w:t>
+            </w:r>
+          </w:p>
+        </w:tc>
+      </w:tr>
+      <w:tr>
+        <w:trPr/>
+        <w:tc>
+          <w:tcPr>
+            <w:tcW w:w="1711" w:type="dxa"/>
+            <w:tcBorders/>
+            <w:shd w:fill="auto" w:val="clear"/>
+            <w:vAlign w:val="center"/>
+          </w:tcPr>
+          <w:p>
+            <w:pPr>
+              <w:pStyle w:val="TableContents"/>
+              <w:spacing w:before="0" w:after="160"/>
+              <w:rPr/>
+            </w:pPr>
+            <w:r>
+              <w:rPr>
+                <w:rStyle w:val="SourceText"/>
+              </w:rPr>
+              <w:t>@OneToMany</w:t>
+            </w:r>
+          </w:p>
+        </w:tc>
+        <w:tc>
+          <w:tcPr>
+            <w:tcW w:w="5905" w:type="dxa"/>
+            <w:tcBorders/>
+            <w:shd w:fill="auto" w:val="clear"/>
+            <w:vAlign w:val="center"/>
+          </w:tcPr>
+          <w:p>
+            <w:pPr>
+              <w:pStyle w:val="TableContents"/>
+              <w:spacing w:before="0" w:after="160"/>
+              <w:rPr/>
+            </w:pPr>
+            <w:r>
+              <w:rPr>
+                <w:rStyle w:val="SourceText"/>
+              </w:rPr>
+              <w:t>LAZY</w:t>
+            </w:r>
+            <w:r>
+              <w:rPr/>
+              <w:t xml:space="preserve"> (mặc định)</w:t>
+            </w:r>
+          </w:p>
+        </w:tc>
+      </w:tr>
+      <w:tr>
+        <w:trPr/>
+        <w:tc>
+          <w:tcPr>
+            <w:tcW w:w="1711" w:type="dxa"/>
+            <w:tcBorders/>
+            <w:shd w:fill="auto" w:val="clear"/>
+            <w:vAlign w:val="center"/>
+          </w:tcPr>
+          <w:p>
+            <w:pPr>
+              <w:pStyle w:val="TableContents"/>
+              <w:spacing w:before="0" w:after="160"/>
+              <w:rPr/>
+            </w:pPr>
+            <w:r>
+              <w:rPr>
+                <w:rStyle w:val="SourceText"/>
+              </w:rPr>
+              <w:t>@ManyToOne</w:t>
+            </w:r>
+          </w:p>
+        </w:tc>
+        <w:tc>
+          <w:tcPr>
+            <w:tcW w:w="5905" w:type="dxa"/>
+            <w:tcBorders/>
+            <w:shd w:fill="auto" w:val="clear"/>
+            <w:vAlign w:val="center"/>
+          </w:tcPr>
+          <w:p>
+            <w:pPr>
+              <w:pStyle w:val="TableContents"/>
+              <w:spacing w:before="0" w:after="160"/>
+              <w:rPr/>
+            </w:pPr>
+            <w:r>
+              <w:rPr>
+                <w:rStyle w:val="SourceText"/>
+              </w:rPr>
+              <w:t>EAGER</w:t>
+            </w:r>
+            <w:r>
+              <w:rPr/>
+              <w:t xml:space="preserve"> (mặc định – nhưng có thể đổi sang </w:t>
+            </w:r>
+            <w:r>
+              <w:rPr>
+                <w:rStyle w:val="SourceText"/>
+              </w:rPr>
+              <w:t>LAZY</w:t>
+            </w:r>
+            <w:r>
+              <w:rPr/>
+              <w:t xml:space="preserve"> nếu muốn)</w:t>
+            </w:r>
+          </w:p>
+        </w:tc>
+      </w:tr>
+      <w:tr>
+        <w:trPr/>
+        <w:tc>
+          <w:tcPr>
+            <w:tcW w:w="1711" w:type="dxa"/>
+            <w:tcBorders/>
+            <w:shd w:fill="auto" w:val="clear"/>
+            <w:vAlign w:val="center"/>
+          </w:tcPr>
+          <w:p>
+            <w:pPr>
+              <w:pStyle w:val="TableContents"/>
+              <w:spacing w:before="0" w:after="160"/>
+              <w:rPr/>
+            </w:pPr>
+            <w:r>
+              <w:rPr>
+                <w:rStyle w:val="SourceText"/>
+              </w:rPr>
+              <w:t>@ManyToMany</w:t>
+            </w:r>
+          </w:p>
+        </w:tc>
+        <w:tc>
+          <w:tcPr>
+            <w:tcW w:w="5905" w:type="dxa"/>
+            <w:tcBorders/>
+            <w:shd w:fill="auto" w:val="clear"/>
+            <w:vAlign w:val="center"/>
+          </w:tcPr>
+          <w:p>
+            <w:pPr>
+              <w:pStyle w:val="TableContents"/>
+              <w:spacing w:before="0" w:after="160"/>
+              <w:rPr/>
+            </w:pPr>
+            <w:r>
+              <w:rPr>
+                <w:rStyle w:val="SourceText"/>
+              </w:rPr>
+              <w:t>LAZY</w:t>
+            </w:r>
+          </w:p>
+        </w:tc>
+      </w:tr>
+      <w:tr>
+        <w:trPr/>
+        <w:tc>
+          <w:tcPr>
+            <w:tcW w:w="1711" w:type="dxa"/>
+            <w:tcBorders/>
+            <w:shd w:fill="auto" w:val="clear"/>
+            <w:vAlign w:val="center"/>
+          </w:tcPr>
+          <w:p>
+            <w:pPr>
+              <w:pStyle w:val="TableContents"/>
+              <w:spacing w:before="0" w:after="160"/>
+              <w:rPr/>
+            </w:pPr>
+            <w:r>
+              <w:rPr>
+                <w:rStyle w:val="SourceText"/>
+              </w:rPr>
+              <w:t>@OneToOne</w:t>
+            </w:r>
+          </w:p>
+        </w:tc>
+        <w:tc>
+          <w:tcPr>
+            <w:tcW w:w="5905" w:type="dxa"/>
+            <w:tcBorders/>
+            <w:shd w:fill="auto" w:val="clear"/>
+            <w:vAlign w:val="center"/>
+          </w:tcPr>
+          <w:p>
+            <w:pPr>
+              <w:pStyle w:val="TableContents"/>
+              <w:spacing w:before="0" w:after="160"/>
+              <w:rPr/>
+            </w:pPr>
+            <w:r>
+              <w:rPr>
+                <w:rStyle w:val="SourceText"/>
+              </w:rPr>
+              <w:t>EAGER</w:t>
+            </w:r>
+            <w:r>
+              <w:rPr/>
+              <w:t xml:space="preserve"> hoặc </w:t>
+            </w:r>
+            <w:r>
+              <w:rPr>
+                <w:rStyle w:val="SourceText"/>
+              </w:rPr>
+              <w:t>LAZY</w:t>
+            </w:r>
+            <w:r>
+              <w:rPr/>
+              <w:t xml:space="preserve"> tùy vào logic</w:t>
+            </w:r>
+          </w:p>
+        </w:tc>
+      </w:tr>
+    </w:tbl>
     <w:p>
       <w:pPr>
         <w:pStyle w:val="Normal"/>
@@ -6707,10 +7481,17 @@
         <w:bidi w:val="0"/>
         <w:spacing w:lineRule="auto" w:line="360" w:before="0" w:after="160"/>
         <w:jc w:val="left"/>
-        <w:rPr/>
-      </w:pPr>
-      <w:r>
-        <w:rPr/>
+        <w:rPr>
+          <w:b/>
+          <w:b/>
+          <w:bCs/>
+        </w:rPr>
+      </w:pPr>
+      <w:r>
+        <w:rPr>
+          <w:b/>
+          <w:bCs/>
+        </w:rPr>
         <w:t>VIII. Các annotation trong Unit Test</w:t>
       </w:r>
     </w:p>
@@ -7491,6 +8272,175 @@
       </w:pPr>
       <w:r>
         <w:rPr/>
+      </w:r>
+    </w:p>
+    <w:p>
+      <w:pPr>
+        <w:pStyle w:val="Normal"/>
+        <w:widowControl/>
+        <w:bidi w:val="0"/>
+        <w:spacing w:lineRule="auto" w:line="360" w:before="0" w:after="160"/>
+        <w:jc w:val="left"/>
+        <w:rPr/>
+      </w:pPr>
+      <w:r>
+        <w:rPr/>
+        <w:t>8) @SpringBootTest</w:t>
+      </w:r>
+    </w:p>
+    <w:p>
+      <w:pPr>
+        <w:pStyle w:val="Normal"/>
+        <w:widowControl/>
+        <w:bidi w:val="0"/>
+        <w:spacing w:lineRule="auto" w:line="360" w:before="0" w:after="160"/>
+        <w:jc w:val="left"/>
+        <w:rPr/>
+      </w:pPr>
+      <w:r>
+        <w:rPr/>
+        <w:tab/>
+      </w:r>
+    </w:p>
+    <w:p>
+      <w:pPr>
+        <w:pStyle w:val="Normal"/>
+        <w:widowControl/>
+        <w:bidi w:val="0"/>
+        <w:spacing w:lineRule="auto" w:line="360" w:before="0" w:after="160"/>
+        <w:jc w:val="left"/>
+        <w:rPr/>
+      </w:pPr>
+      <w:r>
+        <w:rPr/>
+        <w:t>9) @AutoConfigureMockMvc</w:t>
+      </w:r>
+    </w:p>
+    <w:p>
+      <w:pPr>
+        <w:pStyle w:val="Normal"/>
+        <w:widowControl/>
+        <w:bidi w:val="0"/>
+        <w:spacing w:lineRule="auto" w:line="360" w:before="0" w:after="160"/>
+        <w:jc w:val="left"/>
+        <w:rPr/>
+      </w:pPr>
+      <w:r>
+        <w:rPr/>
+        <w:tab/>
+      </w:r>
+    </w:p>
+    <w:p>
+      <w:pPr>
+        <w:pStyle w:val="Normal"/>
+        <w:widowControl/>
+        <w:bidi w:val="0"/>
+        <w:spacing w:lineRule="auto" w:line="360" w:before="0" w:after="160"/>
+        <w:jc w:val="left"/>
+        <w:rPr/>
+      </w:pPr>
+      <w:r>
+        <w:rPr/>
+      </w:r>
+    </w:p>
+    <w:p>
+      <w:pPr>
+        <w:pStyle w:val="Normal"/>
+        <w:widowControl/>
+        <w:bidi w:val="0"/>
+        <w:spacing w:lineRule="auto" w:line="360" w:before="0" w:after="160"/>
+        <w:jc w:val="left"/>
+        <w:rPr>
+          <w:b/>
+          <w:b/>
+          <w:bCs/>
+        </w:rPr>
+      </w:pPr>
+      <w:r>
+        <w:rPr>
+          <w:b/>
+          <w:bCs/>
+        </w:rPr>
+        <w:t>IX. Các annotation trong Security</w:t>
+      </w:r>
+    </w:p>
+    <w:p>
+      <w:pPr>
+        <w:pStyle w:val="Normal"/>
+        <w:bidi w:val="0"/>
+        <w:rPr/>
+      </w:pPr>
+      <w:r>
+        <w:rPr/>
+        <w:t>1) @EnableWebSecurity</w:t>
+      </w:r>
+    </w:p>
+    <w:p>
+      <w:pPr>
+        <w:pStyle w:val="Normal"/>
+        <w:widowControl/>
+        <w:bidi w:val="0"/>
+        <w:spacing w:lineRule="auto" w:line="360" w:before="0" w:after="160"/>
+        <w:jc w:val="left"/>
+        <w:rPr/>
+      </w:pPr>
+      <w:r>
+        <w:rPr>
+          <w:b/>
+          <w:bCs/>
+        </w:rPr>
+        <w:tab/>
+      </w:r>
+      <w:r>
+        <w:rPr/>
+        <w:t xml:space="preserve">là annotation dùng để </w:t>
+      </w:r>
+      <w:r>
+        <w:rPr>
+          <w:rStyle w:val="StrongEmphasis"/>
+        </w:rPr>
+        <w:t>kích hoạt Spring Security</w:t>
+      </w:r>
+      <w:r>
+        <w:rPr/>
+        <w:t xml:space="preserve"> trong một ứng dụng Spring Boot. </w:t>
+      </w:r>
+    </w:p>
+    <w:p>
+      <w:pPr>
+        <w:pStyle w:val="Normal"/>
+        <w:bidi w:val="0"/>
+        <w:rPr>
+          <w:rFonts w:ascii="JetBrains Mono;monospace" w:hAnsi="JetBrains Mono;monospace"/>
+          <w:color w:val="B3AE60"/>
+          <w:sz w:val="20"/>
+          <w:highlight w:val="darkBlue"/>
+        </w:rPr>
+      </w:pPr>
+      <w:r>
+        <w:rPr/>
+        <w:tab/>
+        <w:t xml:space="preserve">Cho phép bạn </w:t>
+      </w:r>
+      <w:r>
+        <w:rPr>
+          <w:rStyle w:val="StrongEmphasis"/>
+        </w:rPr>
+        <w:t>ghi đè và cấu hình bảo mật tuỳ chỉnh</w:t>
+      </w:r>
+      <w:r>
+        <w:rPr/>
+        <w:t xml:space="preserve"> thông qua một class </w:t>
+      </w:r>
+      <w:r>
+        <w:rPr>
+          <w:rStyle w:val="SourceText"/>
+        </w:rPr>
+        <w:t>@Configuration</w:t>
+      </w:r>
+      <w:r>
+        <w:rPr/>
+        <w:t xml:space="preserve">. </w:t>
       </w:r>
       <w:r>
         <w:br w:type="page"/>
@@ -7598,7 +8548,7 @@
         <w:tabs>
           <w:tab w:val="left" w:pos="0" w:leader="none"/>
         </w:tabs>
-        <w:ind w:left="707" w:hanging="283"/>
+        <w:ind w:left="707" w:right="0" w:hanging="283"/>
         <w:rPr/>
       </w:pPr>
       <w:r>
@@ -7616,7 +8566,7 @@
         <w:tabs>
           <w:tab w:val="left" w:pos="0" w:leader="none"/>
         </w:tabs>
-        <w:ind w:left="707" w:hanging="283"/>
+        <w:ind w:left="707" w:right="0" w:hanging="283"/>
         <w:rPr/>
       </w:pPr>
       <w:r>
@@ -7741,7 +8691,7 @@
         <w:tabs>
           <w:tab w:val="left" w:pos="0" w:leader="none"/>
         </w:tabs>
-        <w:ind w:left="707" w:hanging="283"/>
+        <w:ind w:left="707" w:right="0" w:hanging="283"/>
         <w:rPr/>
       </w:pPr>
       <w:r>
@@ -7759,7 +8709,7 @@
         <w:tabs>
           <w:tab w:val="left" w:pos="0" w:leader="none"/>
         </w:tabs>
-        <w:ind w:left="707" w:hanging="283"/>
+        <w:ind w:left="707" w:right="0" w:hanging="283"/>
         <w:rPr/>
       </w:pPr>
       <w:r>
@@ -7777,7 +8727,7 @@
         <w:tabs>
           <w:tab w:val="left" w:pos="0" w:leader="none"/>
         </w:tabs>
-        <w:ind w:left="707" w:hanging="283"/>
+        <w:ind w:left="707" w:right="0" w:hanging="283"/>
         <w:rPr/>
       </w:pPr>
       <w:r>
@@ -7866,7 +8816,7 @@
         <w:tabs>
           <w:tab w:val="left" w:pos="0" w:leader="none"/>
         </w:tabs>
-        <w:ind w:left="707" w:hanging="283"/>
+        <w:ind w:left="707" w:right="0" w:hanging="283"/>
         <w:rPr/>
       </w:pPr>
       <w:r>
@@ -7884,7 +8834,7 @@
         <w:tabs>
           <w:tab w:val="left" w:pos="0" w:leader="none"/>
         </w:tabs>
-        <w:ind w:left="707" w:hanging="283"/>
+        <w:ind w:left="707" w:right="0" w:hanging="283"/>
         <w:rPr/>
       </w:pPr>
       <w:r>
@@ -7943,7 +8893,7 @@
         <w:tabs>
           <w:tab w:val="left" w:pos="0" w:leader="none"/>
         </w:tabs>
-        <w:ind w:left="707" w:hanging="283"/>
+        <w:ind w:left="707" w:right="0" w:hanging="283"/>
         <w:rPr/>
       </w:pPr>
       <w:r>
@@ -7967,7 +8917,7 @@
         <w:tabs>
           <w:tab w:val="left" w:pos="0" w:leader="none"/>
         </w:tabs>
-        <w:ind w:left="707" w:hanging="283"/>
+        <w:ind w:left="707" w:right="0" w:hanging="283"/>
         <w:rPr/>
       </w:pPr>
       <w:r>
@@ -8026,7 +8976,7 @@
         <w:tabs>
           <w:tab w:val="left" w:pos="0" w:leader="none"/>
         </w:tabs>
-        <w:ind w:left="707" w:hanging="283"/>
+        <w:ind w:left="707" w:right="0" w:hanging="283"/>
         <w:rPr/>
       </w:pPr>
       <w:r>
@@ -8050,7 +9000,7 @@
         <w:tabs>
           <w:tab w:val="left" w:pos="0" w:leader="none"/>
         </w:tabs>
-        <w:ind w:left="707" w:hanging="283"/>
+        <w:ind w:left="707" w:right="0" w:hanging="283"/>
         <w:rPr/>
       </w:pPr>
       <w:r>
@@ -8068,7 +9018,7 @@
         <w:tabs>
           <w:tab w:val="left" w:pos="0" w:leader="none"/>
         </w:tabs>
-        <w:ind w:left="707" w:hanging="283"/>
+        <w:ind w:left="707" w:right="0" w:hanging="283"/>
         <w:rPr/>
       </w:pPr>
       <w:r>
@@ -8175,7 +9125,7 @@
         <w:tabs>
           <w:tab w:val="left" w:pos="0" w:leader="none"/>
         </w:tabs>
-        <w:ind w:left="707" w:hanging="283"/>
+        <w:ind w:left="707" w:right="0" w:hanging="283"/>
         <w:rPr/>
       </w:pPr>
       <w:r>
@@ -8254,7 +9204,7 @@
         <w:tabs>
           <w:tab w:val="left" w:pos="0" w:leader="none"/>
         </w:tabs>
-        <w:ind w:left="707" w:hanging="283"/>
+        <w:ind w:left="707" w:right="0" w:hanging="283"/>
         <w:rPr/>
       </w:pPr>
       <w:r>
@@ -8272,7 +9222,7 @@
         <w:tabs>
           <w:tab w:val="left" w:pos="0" w:leader="none"/>
         </w:tabs>
-        <w:ind w:left="707" w:hanging="283"/>
+        <w:ind w:left="707" w:right="0" w:hanging="283"/>
         <w:rPr/>
       </w:pPr>
       <w:r>
@@ -8290,7 +9240,7 @@
         <w:tabs>
           <w:tab w:val="left" w:pos="0" w:leader="none"/>
         </w:tabs>
-        <w:ind w:left="707" w:hanging="283"/>
+        <w:ind w:left="707" w:right="0" w:hanging="283"/>
         <w:rPr/>
       </w:pPr>
       <w:r>
@@ -8389,7 +9339,7 @@
         <w:tabs>
           <w:tab w:val="left" w:pos="0" w:leader="none"/>
         </w:tabs>
-        <w:ind w:left="707" w:hanging="283"/>
+        <w:ind w:left="707" w:right="0" w:hanging="283"/>
         <w:rPr/>
       </w:pPr>
       <w:r>
@@ -8458,7 +9408,7 @@
         <w:tabs>
           <w:tab w:val="left" w:pos="0" w:leader="none"/>
         </w:tabs>
-        <w:ind w:left="707" w:hanging="283"/>
+        <w:ind w:left="707" w:right="0" w:hanging="283"/>
         <w:rPr/>
       </w:pPr>
       <w:r>
@@ -8476,7 +9426,7 @@
         <w:tabs>
           <w:tab w:val="left" w:pos="0" w:leader="none"/>
         </w:tabs>
-        <w:ind w:left="1414" w:hanging="283"/>
+        <w:ind w:left="1414" w:right="0" w:hanging="283"/>
         <w:rPr/>
       </w:pPr>
       <w:r>
@@ -8494,7 +9444,7 @@
         <w:tabs>
           <w:tab w:val="left" w:pos="0" w:leader="none"/>
         </w:tabs>
-        <w:ind w:left="1414" w:hanging="283"/>
+        <w:ind w:left="1414" w:right="0" w:hanging="283"/>
         <w:rPr/>
       </w:pPr>
       <w:r>
@@ -8512,7 +9462,7 @@
         <w:tabs>
           <w:tab w:val="left" w:pos="0" w:leader="none"/>
         </w:tabs>
-        <w:ind w:left="1414" w:hanging="283"/>
+        <w:ind w:left="1414" w:right="0" w:hanging="283"/>
         <w:rPr/>
       </w:pPr>
       <w:r>
@@ -8530,7 +9480,7 @@
         <w:tabs>
           <w:tab w:val="left" w:pos="0" w:leader="none"/>
         </w:tabs>
-        <w:ind w:left="1414" w:hanging="283"/>
+        <w:ind w:left="1414" w:right="0" w:hanging="283"/>
         <w:rPr/>
       </w:pPr>
       <w:r>
@@ -8548,7 +9498,7 @@
         <w:tabs>
           <w:tab w:val="left" w:pos="0" w:leader="none"/>
         </w:tabs>
-        <w:ind w:left="1414" w:hanging="283"/>
+        <w:ind w:left="1414" w:right="0" w:hanging="283"/>
         <w:rPr/>
       </w:pPr>
       <w:r>
@@ -8607,7 +9557,7 @@
         <w:tabs>
           <w:tab w:val="left" w:pos="0" w:leader="none"/>
         </w:tabs>
-        <w:ind w:left="707" w:hanging="283"/>
+        <w:ind w:left="707" w:right="0" w:hanging="283"/>
         <w:rPr/>
       </w:pPr>
       <w:r>
@@ -8686,7 +9636,7 @@
         <w:tabs>
           <w:tab w:val="left" w:pos="0" w:leader="none"/>
         </w:tabs>
-        <w:ind w:left="707" w:hanging="283"/>
+        <w:ind w:left="707" w:right="0" w:hanging="283"/>
         <w:rPr/>
       </w:pPr>
       <w:r>
@@ -8704,7 +9654,7 @@
         <w:tabs>
           <w:tab w:val="left" w:pos="0" w:leader="none"/>
         </w:tabs>
-        <w:ind w:left="707" w:hanging="283"/>
+        <w:ind w:left="707" w:right="0" w:hanging="283"/>
         <w:rPr/>
       </w:pPr>
       <w:r>
@@ -8722,7 +9672,7 @@
         <w:tabs>
           <w:tab w:val="left" w:pos="0" w:leader="none"/>
         </w:tabs>
-        <w:ind w:left="1414" w:hanging="283"/>
+        <w:ind w:left="1414" w:right="0" w:hanging="283"/>
         <w:rPr/>
       </w:pPr>
       <w:r>
@@ -8742,7 +9692,7 @@
         <w:tabs>
           <w:tab w:val="left" w:pos="0" w:leader="none"/>
         </w:tabs>
-        <w:ind w:left="1414" w:hanging="283"/>
+        <w:ind w:left="1414" w:right="0" w:hanging="283"/>
         <w:rPr/>
       </w:pPr>
       <w:r>
@@ -8762,7 +9712,7 @@
         <w:tabs>
           <w:tab w:val="left" w:pos="0" w:leader="none"/>
         </w:tabs>
-        <w:ind w:left="1414" w:hanging="283"/>
+        <w:ind w:left="1414" w:right="0" w:hanging="283"/>
         <w:rPr/>
       </w:pPr>
       <w:r>
@@ -8820,7 +9770,7 @@
           <w:tcPr>
             <w:tcW w:w="2030" w:type="dxa"/>
             <w:tcBorders/>
-            <w:shd w:fill="auto" w:val="clear"/>
+            <w:shd w:fill="FFFFFF" w:val="clear"/>
             <w:vAlign w:val="center"/>
           </w:tcPr>
           <w:p>
@@ -8839,7 +9789,7 @@
           <w:tcPr>
             <w:tcW w:w="6833" w:type="dxa"/>
             <w:tcBorders/>
-            <w:shd w:fill="auto" w:val="clear"/>
+            <w:shd w:fill="FFFFFF" w:val="clear"/>
             <w:vAlign w:val="center"/>
           </w:tcPr>
           <w:p>
@@ -8861,7 +9811,7 @@
           <w:tcPr>
             <w:tcW w:w="2030" w:type="dxa"/>
             <w:tcBorders/>
-            <w:shd w:fill="auto" w:val="clear"/>
+            <w:shd w:fill="FFFFFF" w:val="clear"/>
             <w:vAlign w:val="center"/>
           </w:tcPr>
           <w:p>
@@ -8882,7 +9832,7 @@
           <w:tcPr>
             <w:tcW w:w="6833" w:type="dxa"/>
             <w:tcBorders/>
-            <w:shd w:fill="auto" w:val="clear"/>
+            <w:shd w:fill="FFFFFF" w:val="clear"/>
             <w:vAlign w:val="center"/>
           </w:tcPr>
           <w:p>
@@ -8924,7 +9874,7 @@
           <w:tcPr>
             <w:tcW w:w="2030" w:type="dxa"/>
             <w:tcBorders/>
-            <w:shd w:fill="auto" w:val="clear"/>
+            <w:shd w:fill="FFFFFF" w:val="clear"/>
             <w:vAlign w:val="center"/>
           </w:tcPr>
           <w:p>
@@ -8945,7 +9895,7 @@
           <w:tcPr>
             <w:tcW w:w="6833" w:type="dxa"/>
             <w:tcBorders/>
-            <w:shd w:fill="auto" w:val="clear"/>
+            <w:shd w:fill="FFFFFF" w:val="clear"/>
             <w:vAlign w:val="center"/>
           </w:tcPr>
           <w:p>
@@ -8977,7 +9927,7 @@
           <w:tcPr>
             <w:tcW w:w="2030" w:type="dxa"/>
             <w:tcBorders/>
-            <w:shd w:fill="auto" w:val="clear"/>
+            <w:shd w:fill="FFFFFF" w:val="clear"/>
             <w:vAlign w:val="center"/>
           </w:tcPr>
           <w:p>
@@ -8998,7 +9948,7 @@
           <w:tcPr>
             <w:tcW w:w="6833" w:type="dxa"/>
             <w:tcBorders/>
-            <w:shd w:fill="auto" w:val="clear"/>
+            <w:shd w:fill="FFFFFF" w:val="clear"/>
             <w:vAlign w:val="center"/>
           </w:tcPr>
           <w:p>
@@ -9020,7 +9970,7 @@
           <w:tcPr>
             <w:tcW w:w="2030" w:type="dxa"/>
             <w:tcBorders/>
-            <w:shd w:fill="auto" w:val="clear"/>
+            <w:shd w:fill="FFFFFF" w:val="clear"/>
             <w:vAlign w:val="center"/>
           </w:tcPr>
           <w:p>
@@ -9041,7 +9991,7 @@
           <w:tcPr>
             <w:tcW w:w="6833" w:type="dxa"/>
             <w:tcBorders/>
-            <w:shd w:fill="auto" w:val="clear"/>
+            <w:shd w:fill="FFFFFF" w:val="clear"/>
             <w:vAlign w:val="center"/>
           </w:tcPr>
           <w:p>
@@ -9063,7 +10013,7 @@
           <w:tcPr>
             <w:tcW w:w="2030" w:type="dxa"/>
             <w:tcBorders/>
-            <w:shd w:fill="auto" w:val="clear"/>
+            <w:shd w:fill="FFFFFF" w:val="clear"/>
             <w:vAlign w:val="center"/>
           </w:tcPr>
           <w:p>
@@ -9084,7 +10034,7 @@
           <w:tcPr>
             <w:tcW w:w="6833" w:type="dxa"/>
             <w:tcBorders/>
-            <w:shd w:fill="auto" w:val="clear"/>
+            <w:shd w:fill="FFFFFF" w:val="clear"/>
             <w:vAlign w:val="center"/>
           </w:tcPr>
           <w:p>
@@ -13567,6 +14517,7 @@
     <w:rPrDefault>
       <w:rPr>
         <w:rFonts w:ascii="Times New Roman" w:hAnsi="Times New Roman" w:eastAsia="Aptos" w:cs="Times New Roman"/>
+        <w:sz w:val="20"/>
         <w:szCs w:val="24"/>
         <w:lang w:val="en-US" w:eastAsia="en-US" w:bidi="ar-SA"/>
       </w:rPr>
@@ -13581,7 +14532,7 @@
     <w:pPr>
       <w:widowControl/>
       <w:kinsoku w:val="true"/>
-      <w:overflowPunct w:val="true"/>
+      <w:overflowPunct w:val="false"/>
       <w:autoSpaceDE w:val="true"/>
       <w:bidi w:val="0"/>
       <w:spacing w:lineRule="auto" w:line="259" w:before="0" w:after="160"/>
@@ -21218,6 +22169,1727 @@
   </w:style>
   <w:style w:type="character" w:styleId="ListLabel962">
     <w:name w:val="ListLabel 962"/>
+    <w:qFormat/>
+    <w:rPr>
+      <w:rFonts w:cs="OpenSymbol"/>
+    </w:rPr>
+  </w:style>
+  <w:style w:type="character" w:styleId="ListLabel963">
+    <w:name w:val="ListLabel 963"/>
+    <w:qFormat/>
+    <w:rPr>
+      <w:rFonts w:cs="Symbol"/>
+      <w:sz w:val="20"/>
+    </w:rPr>
+  </w:style>
+  <w:style w:type="character" w:styleId="ListLabel964">
+    <w:name w:val="ListLabel 964"/>
+    <w:qFormat/>
+    <w:rPr>
+      <w:rFonts w:cs="Courier New"/>
+      <w:sz w:val="20"/>
+    </w:rPr>
+  </w:style>
+  <w:style w:type="character" w:styleId="ListLabel965">
+    <w:name w:val="ListLabel 965"/>
+    <w:qFormat/>
+    <w:rPr>
+      <w:rFonts w:cs="Wingdings"/>
+      <w:sz w:val="20"/>
+    </w:rPr>
+  </w:style>
+  <w:style w:type="character" w:styleId="ListLabel966">
+    <w:name w:val="ListLabel 966"/>
+    <w:qFormat/>
+    <w:rPr>
+      <w:rFonts w:cs="Wingdings"/>
+      <w:sz w:val="20"/>
+    </w:rPr>
+  </w:style>
+  <w:style w:type="character" w:styleId="ListLabel967">
+    <w:name w:val="ListLabel 967"/>
+    <w:qFormat/>
+    <w:rPr>
+      <w:rFonts w:cs="Wingdings"/>
+      <w:sz w:val="20"/>
+    </w:rPr>
+  </w:style>
+  <w:style w:type="character" w:styleId="ListLabel968">
+    <w:name w:val="ListLabel 968"/>
+    <w:qFormat/>
+    <w:rPr>
+      <w:rFonts w:cs="Wingdings"/>
+      <w:sz w:val="20"/>
+    </w:rPr>
+  </w:style>
+  <w:style w:type="character" w:styleId="ListLabel969">
+    <w:name w:val="ListLabel 969"/>
+    <w:qFormat/>
+    <w:rPr>
+      <w:rFonts w:cs="Wingdings"/>
+      <w:sz w:val="20"/>
+    </w:rPr>
+  </w:style>
+  <w:style w:type="character" w:styleId="ListLabel970">
+    <w:name w:val="ListLabel 970"/>
+    <w:qFormat/>
+    <w:rPr>
+      <w:rFonts w:cs="Wingdings"/>
+      <w:sz w:val="20"/>
+    </w:rPr>
+  </w:style>
+  <w:style w:type="character" w:styleId="ListLabel971">
+    <w:name w:val="ListLabel 971"/>
+    <w:qFormat/>
+    <w:rPr>
+      <w:rFonts w:cs="Wingdings"/>
+      <w:sz w:val="20"/>
+    </w:rPr>
+  </w:style>
+  <w:style w:type="character" w:styleId="ListLabel972">
+    <w:name w:val="ListLabel 972"/>
+    <w:qFormat/>
+    <w:rPr>
+      <w:rFonts w:cs="Symbol"/>
+      <w:sz w:val="20"/>
+    </w:rPr>
+  </w:style>
+  <w:style w:type="character" w:styleId="ListLabel973">
+    <w:name w:val="ListLabel 973"/>
+    <w:qFormat/>
+    <w:rPr>
+      <w:rFonts w:cs="Courier New"/>
+      <w:sz w:val="20"/>
+    </w:rPr>
+  </w:style>
+  <w:style w:type="character" w:styleId="ListLabel974">
+    <w:name w:val="ListLabel 974"/>
+    <w:qFormat/>
+    <w:rPr>
+      <w:rFonts w:cs="Wingdings"/>
+      <w:sz w:val="20"/>
+    </w:rPr>
+  </w:style>
+  <w:style w:type="character" w:styleId="ListLabel975">
+    <w:name w:val="ListLabel 975"/>
+    <w:qFormat/>
+    <w:rPr>
+      <w:rFonts w:cs="Wingdings"/>
+      <w:sz w:val="20"/>
+    </w:rPr>
+  </w:style>
+  <w:style w:type="character" w:styleId="ListLabel976">
+    <w:name w:val="ListLabel 976"/>
+    <w:qFormat/>
+    <w:rPr>
+      <w:rFonts w:cs="Wingdings"/>
+      <w:sz w:val="20"/>
+    </w:rPr>
+  </w:style>
+  <w:style w:type="character" w:styleId="ListLabel977">
+    <w:name w:val="ListLabel 977"/>
+    <w:qFormat/>
+    <w:rPr>
+      <w:rFonts w:cs="Wingdings"/>
+      <w:sz w:val="20"/>
+    </w:rPr>
+  </w:style>
+  <w:style w:type="character" w:styleId="ListLabel978">
+    <w:name w:val="ListLabel 978"/>
+    <w:qFormat/>
+    <w:rPr>
+      <w:rFonts w:cs="Wingdings"/>
+      <w:sz w:val="20"/>
+    </w:rPr>
+  </w:style>
+  <w:style w:type="character" w:styleId="ListLabel979">
+    <w:name w:val="ListLabel 979"/>
+    <w:qFormat/>
+    <w:rPr>
+      <w:rFonts w:cs="Wingdings"/>
+      <w:sz w:val="20"/>
+    </w:rPr>
+  </w:style>
+  <w:style w:type="character" w:styleId="ListLabel980">
+    <w:name w:val="ListLabel 980"/>
+    <w:qFormat/>
+    <w:rPr>
+      <w:rFonts w:cs="Wingdings"/>
+      <w:sz w:val="20"/>
+    </w:rPr>
+  </w:style>
+  <w:style w:type="character" w:styleId="ListLabel981">
+    <w:name w:val="ListLabel 981"/>
+    <w:qFormat/>
+    <w:rPr>
+      <w:rFonts w:cs="Symbol"/>
+      <w:sz w:val="20"/>
+    </w:rPr>
+  </w:style>
+  <w:style w:type="character" w:styleId="ListLabel982">
+    <w:name w:val="ListLabel 982"/>
+    <w:qFormat/>
+    <w:rPr>
+      <w:rFonts w:cs="Courier New"/>
+      <w:sz w:val="20"/>
+    </w:rPr>
+  </w:style>
+  <w:style w:type="character" w:styleId="ListLabel983">
+    <w:name w:val="ListLabel 983"/>
+    <w:qFormat/>
+    <w:rPr>
+      <w:rFonts w:cs="Wingdings"/>
+      <w:sz w:val="20"/>
+    </w:rPr>
+  </w:style>
+  <w:style w:type="character" w:styleId="ListLabel984">
+    <w:name w:val="ListLabel 984"/>
+    <w:qFormat/>
+    <w:rPr>
+      <w:rFonts w:cs="Wingdings"/>
+      <w:sz w:val="20"/>
+    </w:rPr>
+  </w:style>
+  <w:style w:type="character" w:styleId="ListLabel985">
+    <w:name w:val="ListLabel 985"/>
+    <w:qFormat/>
+    <w:rPr>
+      <w:rFonts w:cs="Wingdings"/>
+      <w:sz w:val="20"/>
+    </w:rPr>
+  </w:style>
+  <w:style w:type="character" w:styleId="ListLabel986">
+    <w:name w:val="ListLabel 986"/>
+    <w:qFormat/>
+    <w:rPr>
+      <w:rFonts w:cs="Wingdings"/>
+      <w:sz w:val="20"/>
+    </w:rPr>
+  </w:style>
+  <w:style w:type="character" w:styleId="ListLabel987">
+    <w:name w:val="ListLabel 987"/>
+    <w:qFormat/>
+    <w:rPr>
+      <w:rFonts w:cs="Wingdings"/>
+      <w:sz w:val="20"/>
+    </w:rPr>
+  </w:style>
+  <w:style w:type="character" w:styleId="ListLabel988">
+    <w:name w:val="ListLabel 988"/>
+    <w:qFormat/>
+    <w:rPr>
+      <w:rFonts w:cs="Wingdings"/>
+      <w:sz w:val="20"/>
+    </w:rPr>
+  </w:style>
+  <w:style w:type="character" w:styleId="ListLabel989">
+    <w:name w:val="ListLabel 989"/>
+    <w:qFormat/>
+    <w:rPr>
+      <w:rFonts w:cs="Wingdings"/>
+      <w:sz w:val="20"/>
+    </w:rPr>
+  </w:style>
+  <w:style w:type="character" w:styleId="ListLabel990">
+    <w:name w:val="ListLabel 990"/>
+    <w:qFormat/>
+    <w:rPr>
+      <w:rFonts w:cs="Symbol"/>
+      <w:b/>
+      <w:sz w:val="20"/>
+    </w:rPr>
+  </w:style>
+  <w:style w:type="character" w:styleId="ListLabel991">
+    <w:name w:val="ListLabel 991"/>
+    <w:qFormat/>
+    <w:rPr>
+      <w:rFonts w:cs="Courier New"/>
+      <w:sz w:val="20"/>
+    </w:rPr>
+  </w:style>
+  <w:style w:type="character" w:styleId="ListLabel992">
+    <w:name w:val="ListLabel 992"/>
+    <w:qFormat/>
+    <w:rPr>
+      <w:rFonts w:cs="Wingdings"/>
+      <w:sz w:val="20"/>
+    </w:rPr>
+  </w:style>
+  <w:style w:type="character" w:styleId="ListLabel993">
+    <w:name w:val="ListLabel 993"/>
+    <w:qFormat/>
+    <w:rPr>
+      <w:rFonts w:cs="Wingdings"/>
+      <w:sz w:val="20"/>
+    </w:rPr>
+  </w:style>
+  <w:style w:type="character" w:styleId="ListLabel994">
+    <w:name w:val="ListLabel 994"/>
+    <w:qFormat/>
+    <w:rPr>
+      <w:rFonts w:cs="Wingdings"/>
+      <w:sz w:val="20"/>
+    </w:rPr>
+  </w:style>
+  <w:style w:type="character" w:styleId="ListLabel995">
+    <w:name w:val="ListLabel 995"/>
+    <w:qFormat/>
+    <w:rPr>
+      <w:rFonts w:cs="Wingdings"/>
+      <w:sz w:val="20"/>
+    </w:rPr>
+  </w:style>
+  <w:style w:type="character" w:styleId="ListLabel996">
+    <w:name w:val="ListLabel 996"/>
+    <w:qFormat/>
+    <w:rPr>
+      <w:rFonts w:cs="Wingdings"/>
+      <w:sz w:val="20"/>
+    </w:rPr>
+  </w:style>
+  <w:style w:type="character" w:styleId="ListLabel997">
+    <w:name w:val="ListLabel 997"/>
+    <w:qFormat/>
+    <w:rPr>
+      <w:rFonts w:cs="Wingdings"/>
+      <w:sz w:val="20"/>
+    </w:rPr>
+  </w:style>
+  <w:style w:type="character" w:styleId="ListLabel998">
+    <w:name w:val="ListLabel 998"/>
+    <w:qFormat/>
+    <w:rPr>
+      <w:rFonts w:cs="Wingdings"/>
+      <w:sz w:val="20"/>
+    </w:rPr>
+  </w:style>
+  <w:style w:type="character" w:styleId="ListLabel999">
+    <w:name w:val="ListLabel 999"/>
+    <w:qFormat/>
+    <w:rPr>
+      <w:rFonts w:cs="Symbol"/>
+      <w:sz w:val="20"/>
+    </w:rPr>
+  </w:style>
+  <w:style w:type="character" w:styleId="ListLabel1000">
+    <w:name w:val="ListLabel 1000"/>
+    <w:qFormat/>
+    <w:rPr>
+      <w:rFonts w:cs="Courier New"/>
+      <w:sz w:val="20"/>
+    </w:rPr>
+  </w:style>
+  <w:style w:type="character" w:styleId="ListLabel1001">
+    <w:name w:val="ListLabel 1001"/>
+    <w:qFormat/>
+    <w:rPr>
+      <w:rFonts w:cs="Wingdings"/>
+      <w:sz w:val="20"/>
+    </w:rPr>
+  </w:style>
+  <w:style w:type="character" w:styleId="ListLabel1002">
+    <w:name w:val="ListLabel 1002"/>
+    <w:qFormat/>
+    <w:rPr>
+      <w:rFonts w:cs="Wingdings"/>
+      <w:sz w:val="20"/>
+    </w:rPr>
+  </w:style>
+  <w:style w:type="character" w:styleId="ListLabel1003">
+    <w:name w:val="ListLabel 1003"/>
+    <w:qFormat/>
+    <w:rPr>
+      <w:rFonts w:cs="Wingdings"/>
+      <w:sz w:val="20"/>
+    </w:rPr>
+  </w:style>
+  <w:style w:type="character" w:styleId="ListLabel1004">
+    <w:name w:val="ListLabel 1004"/>
+    <w:qFormat/>
+    <w:rPr>
+      <w:rFonts w:cs="Wingdings"/>
+      <w:sz w:val="20"/>
+    </w:rPr>
+  </w:style>
+  <w:style w:type="character" w:styleId="ListLabel1005">
+    <w:name w:val="ListLabel 1005"/>
+    <w:qFormat/>
+    <w:rPr>
+      <w:rFonts w:cs="Wingdings"/>
+      <w:sz w:val="20"/>
+    </w:rPr>
+  </w:style>
+  <w:style w:type="character" w:styleId="ListLabel1006">
+    <w:name w:val="ListLabel 1006"/>
+    <w:qFormat/>
+    <w:rPr>
+      <w:rFonts w:cs="Wingdings"/>
+      <w:sz w:val="20"/>
+    </w:rPr>
+  </w:style>
+  <w:style w:type="character" w:styleId="ListLabel1007">
+    <w:name w:val="ListLabel 1007"/>
+    <w:qFormat/>
+    <w:rPr>
+      <w:rFonts w:cs="Wingdings"/>
+      <w:sz w:val="20"/>
+    </w:rPr>
+  </w:style>
+  <w:style w:type="character" w:styleId="ListLabel1008">
+    <w:name w:val="ListLabel 1008"/>
+    <w:qFormat/>
+    <w:rPr>
+      <w:rFonts w:cs="Symbol"/>
+      <w:sz w:val="20"/>
+    </w:rPr>
+  </w:style>
+  <w:style w:type="character" w:styleId="ListLabel1009">
+    <w:name w:val="ListLabel 1009"/>
+    <w:qFormat/>
+    <w:rPr>
+      <w:rFonts w:cs="Courier New"/>
+      <w:sz w:val="20"/>
+    </w:rPr>
+  </w:style>
+  <w:style w:type="character" w:styleId="ListLabel1010">
+    <w:name w:val="ListLabel 1010"/>
+    <w:qFormat/>
+    <w:rPr>
+      <w:rFonts w:cs="Wingdings"/>
+      <w:sz w:val="20"/>
+    </w:rPr>
+  </w:style>
+  <w:style w:type="character" w:styleId="ListLabel1011">
+    <w:name w:val="ListLabel 1011"/>
+    <w:qFormat/>
+    <w:rPr>
+      <w:rFonts w:cs="Wingdings"/>
+      <w:sz w:val="20"/>
+    </w:rPr>
+  </w:style>
+  <w:style w:type="character" w:styleId="ListLabel1012">
+    <w:name w:val="ListLabel 1012"/>
+    <w:qFormat/>
+    <w:rPr>
+      <w:rFonts w:cs="Wingdings"/>
+      <w:sz w:val="20"/>
+    </w:rPr>
+  </w:style>
+  <w:style w:type="character" w:styleId="ListLabel1013">
+    <w:name w:val="ListLabel 1013"/>
+    <w:qFormat/>
+    <w:rPr>
+      <w:rFonts w:cs="Wingdings"/>
+      <w:sz w:val="20"/>
+    </w:rPr>
+  </w:style>
+  <w:style w:type="character" w:styleId="ListLabel1014">
+    <w:name w:val="ListLabel 1014"/>
+    <w:qFormat/>
+    <w:rPr>
+      <w:rFonts w:cs="Wingdings"/>
+      <w:sz w:val="20"/>
+    </w:rPr>
+  </w:style>
+  <w:style w:type="character" w:styleId="ListLabel1015">
+    <w:name w:val="ListLabel 1015"/>
+    <w:qFormat/>
+    <w:rPr>
+      <w:rFonts w:cs="Wingdings"/>
+      <w:sz w:val="20"/>
+    </w:rPr>
+  </w:style>
+  <w:style w:type="character" w:styleId="ListLabel1016">
+    <w:name w:val="ListLabel 1016"/>
+    <w:qFormat/>
+    <w:rPr>
+      <w:rFonts w:cs="Wingdings"/>
+      <w:sz w:val="20"/>
+    </w:rPr>
+  </w:style>
+  <w:style w:type="character" w:styleId="ListLabel1017">
+    <w:name w:val="ListLabel 1017"/>
+    <w:qFormat/>
+    <w:rPr>
+      <w:rFonts w:cs="Symbol"/>
+      <w:sz w:val="20"/>
+    </w:rPr>
+  </w:style>
+  <w:style w:type="character" w:styleId="ListLabel1018">
+    <w:name w:val="ListLabel 1018"/>
+    <w:qFormat/>
+    <w:rPr>
+      <w:rFonts w:cs="Courier New"/>
+      <w:sz w:val="20"/>
+    </w:rPr>
+  </w:style>
+  <w:style w:type="character" w:styleId="ListLabel1019">
+    <w:name w:val="ListLabel 1019"/>
+    <w:qFormat/>
+    <w:rPr>
+      <w:rFonts w:cs="Wingdings"/>
+      <w:sz w:val="20"/>
+    </w:rPr>
+  </w:style>
+  <w:style w:type="character" w:styleId="ListLabel1020">
+    <w:name w:val="ListLabel 1020"/>
+    <w:qFormat/>
+    <w:rPr>
+      <w:rFonts w:cs="Wingdings"/>
+      <w:sz w:val="20"/>
+    </w:rPr>
+  </w:style>
+  <w:style w:type="character" w:styleId="ListLabel1021">
+    <w:name w:val="ListLabel 1021"/>
+    <w:qFormat/>
+    <w:rPr>
+      <w:rFonts w:cs="Wingdings"/>
+      <w:sz w:val="20"/>
+    </w:rPr>
+  </w:style>
+  <w:style w:type="character" w:styleId="ListLabel1022">
+    <w:name w:val="ListLabel 1022"/>
+    <w:qFormat/>
+    <w:rPr>
+      <w:rFonts w:cs="Wingdings"/>
+      <w:sz w:val="20"/>
+    </w:rPr>
+  </w:style>
+  <w:style w:type="character" w:styleId="ListLabel1023">
+    <w:name w:val="ListLabel 1023"/>
+    <w:qFormat/>
+    <w:rPr>
+      <w:rFonts w:cs="Wingdings"/>
+      <w:sz w:val="20"/>
+    </w:rPr>
+  </w:style>
+  <w:style w:type="character" w:styleId="ListLabel1024">
+    <w:name w:val="ListLabel 1024"/>
+    <w:qFormat/>
+    <w:rPr>
+      <w:rFonts w:cs="Wingdings"/>
+      <w:sz w:val="20"/>
+    </w:rPr>
+  </w:style>
+  <w:style w:type="character" w:styleId="ListLabel1025">
+    <w:name w:val="ListLabel 1025"/>
+    <w:qFormat/>
+    <w:rPr>
+      <w:rFonts w:cs="Wingdings"/>
+      <w:sz w:val="20"/>
+    </w:rPr>
+  </w:style>
+  <w:style w:type="character" w:styleId="ListLabel1026">
+    <w:name w:val="ListLabel 1026"/>
+    <w:qFormat/>
+    <w:rPr>
+      <w:rFonts w:cs="Symbol"/>
+      <w:sz w:val="20"/>
+    </w:rPr>
+  </w:style>
+  <w:style w:type="character" w:styleId="ListLabel1027">
+    <w:name w:val="ListLabel 1027"/>
+    <w:qFormat/>
+    <w:rPr>
+      <w:rFonts w:cs="Courier New"/>
+      <w:sz w:val="20"/>
+    </w:rPr>
+  </w:style>
+  <w:style w:type="character" w:styleId="ListLabel1028">
+    <w:name w:val="ListLabel 1028"/>
+    <w:qFormat/>
+    <w:rPr>
+      <w:rFonts w:cs="Wingdings"/>
+      <w:sz w:val="20"/>
+    </w:rPr>
+  </w:style>
+  <w:style w:type="character" w:styleId="ListLabel1029">
+    <w:name w:val="ListLabel 1029"/>
+    <w:qFormat/>
+    <w:rPr>
+      <w:rFonts w:cs="Wingdings"/>
+      <w:sz w:val="20"/>
+    </w:rPr>
+  </w:style>
+  <w:style w:type="character" w:styleId="ListLabel1030">
+    <w:name w:val="ListLabel 1030"/>
+    <w:qFormat/>
+    <w:rPr>
+      <w:rFonts w:cs="Wingdings"/>
+      <w:sz w:val="20"/>
+    </w:rPr>
+  </w:style>
+  <w:style w:type="character" w:styleId="ListLabel1031">
+    <w:name w:val="ListLabel 1031"/>
+    <w:qFormat/>
+    <w:rPr>
+      <w:rFonts w:cs="Wingdings"/>
+      <w:sz w:val="20"/>
+    </w:rPr>
+  </w:style>
+  <w:style w:type="character" w:styleId="ListLabel1032">
+    <w:name w:val="ListLabel 1032"/>
+    <w:qFormat/>
+    <w:rPr>
+      <w:rFonts w:cs="Wingdings"/>
+      <w:sz w:val="20"/>
+    </w:rPr>
+  </w:style>
+  <w:style w:type="character" w:styleId="ListLabel1033">
+    <w:name w:val="ListLabel 1033"/>
+    <w:qFormat/>
+    <w:rPr>
+      <w:rFonts w:cs="Wingdings"/>
+      <w:sz w:val="20"/>
+    </w:rPr>
+  </w:style>
+  <w:style w:type="character" w:styleId="ListLabel1034">
+    <w:name w:val="ListLabel 1034"/>
+    <w:qFormat/>
+    <w:rPr>
+      <w:rFonts w:cs="Wingdings"/>
+      <w:sz w:val="20"/>
+    </w:rPr>
+  </w:style>
+  <w:style w:type="character" w:styleId="ListLabel1035">
+    <w:name w:val="ListLabel 1035"/>
+    <w:qFormat/>
+    <w:rPr>
+      <w:rFonts w:cs="Symbol"/>
+      <w:sz w:val="20"/>
+    </w:rPr>
+  </w:style>
+  <w:style w:type="character" w:styleId="ListLabel1036">
+    <w:name w:val="ListLabel 1036"/>
+    <w:qFormat/>
+    <w:rPr>
+      <w:rFonts w:cs="Courier New"/>
+      <w:sz w:val="20"/>
+    </w:rPr>
+  </w:style>
+  <w:style w:type="character" w:styleId="ListLabel1037">
+    <w:name w:val="ListLabel 1037"/>
+    <w:qFormat/>
+    <w:rPr>
+      <w:rFonts w:cs="Wingdings"/>
+      <w:sz w:val="20"/>
+    </w:rPr>
+  </w:style>
+  <w:style w:type="character" w:styleId="ListLabel1038">
+    <w:name w:val="ListLabel 1038"/>
+    <w:qFormat/>
+    <w:rPr>
+      <w:rFonts w:cs="Wingdings"/>
+      <w:sz w:val="20"/>
+    </w:rPr>
+  </w:style>
+  <w:style w:type="character" w:styleId="ListLabel1039">
+    <w:name w:val="ListLabel 1039"/>
+    <w:qFormat/>
+    <w:rPr>
+      <w:rFonts w:cs="Wingdings"/>
+      <w:sz w:val="20"/>
+    </w:rPr>
+  </w:style>
+  <w:style w:type="character" w:styleId="ListLabel1040">
+    <w:name w:val="ListLabel 1040"/>
+    <w:qFormat/>
+    <w:rPr>
+      <w:rFonts w:cs="Wingdings"/>
+      <w:sz w:val="20"/>
+    </w:rPr>
+  </w:style>
+  <w:style w:type="character" w:styleId="ListLabel1041">
+    <w:name w:val="ListLabel 1041"/>
+    <w:qFormat/>
+    <w:rPr>
+      <w:rFonts w:cs="Wingdings"/>
+      <w:sz w:val="20"/>
+    </w:rPr>
+  </w:style>
+  <w:style w:type="character" w:styleId="ListLabel1042">
+    <w:name w:val="ListLabel 1042"/>
+    <w:qFormat/>
+    <w:rPr>
+      <w:rFonts w:cs="Wingdings"/>
+      <w:sz w:val="20"/>
+    </w:rPr>
+  </w:style>
+  <w:style w:type="character" w:styleId="ListLabel1043">
+    <w:name w:val="ListLabel 1043"/>
+    <w:qFormat/>
+    <w:rPr>
+      <w:rFonts w:cs="Wingdings"/>
+      <w:sz w:val="20"/>
+    </w:rPr>
+  </w:style>
+  <w:style w:type="character" w:styleId="ListLabel1044">
+    <w:name w:val="ListLabel 1044"/>
+    <w:qFormat/>
+    <w:rPr>
+      <w:rFonts w:cs="OpenSymbol"/>
+    </w:rPr>
+  </w:style>
+  <w:style w:type="character" w:styleId="ListLabel1045">
+    <w:name w:val="ListLabel 1045"/>
+    <w:qFormat/>
+    <w:rPr>
+      <w:rFonts w:cs="OpenSymbol"/>
+    </w:rPr>
+  </w:style>
+  <w:style w:type="character" w:styleId="ListLabel1046">
+    <w:name w:val="ListLabel 1046"/>
+    <w:qFormat/>
+    <w:rPr>
+      <w:rFonts w:cs="OpenSymbol"/>
+    </w:rPr>
+  </w:style>
+  <w:style w:type="character" w:styleId="ListLabel1047">
+    <w:name w:val="ListLabel 1047"/>
+    <w:qFormat/>
+    <w:rPr>
+      <w:rFonts w:cs="OpenSymbol"/>
+    </w:rPr>
+  </w:style>
+  <w:style w:type="character" w:styleId="ListLabel1048">
+    <w:name w:val="ListLabel 1048"/>
+    <w:qFormat/>
+    <w:rPr>
+      <w:rFonts w:cs="OpenSymbol"/>
+    </w:rPr>
+  </w:style>
+  <w:style w:type="character" w:styleId="ListLabel1049">
+    <w:name w:val="ListLabel 1049"/>
+    <w:qFormat/>
+    <w:rPr>
+      <w:rFonts w:cs="OpenSymbol"/>
+    </w:rPr>
+  </w:style>
+  <w:style w:type="character" w:styleId="ListLabel1050">
+    <w:name w:val="ListLabel 1050"/>
+    <w:qFormat/>
+    <w:rPr>
+      <w:rFonts w:cs="OpenSymbol"/>
+    </w:rPr>
+  </w:style>
+  <w:style w:type="character" w:styleId="ListLabel1051">
+    <w:name w:val="ListLabel 1051"/>
+    <w:qFormat/>
+    <w:rPr>
+      <w:rFonts w:cs="OpenSymbol"/>
+    </w:rPr>
+  </w:style>
+  <w:style w:type="character" w:styleId="ListLabel1052">
+    <w:name w:val="ListLabel 1052"/>
+    <w:qFormat/>
+    <w:rPr>
+      <w:rFonts w:cs="OpenSymbol"/>
+    </w:rPr>
+  </w:style>
+  <w:style w:type="character" w:styleId="ListLabel1053">
+    <w:name w:val="ListLabel 1053"/>
+    <w:qFormat/>
+    <w:rPr>
+      <w:rFonts w:cs="OpenSymbol"/>
+    </w:rPr>
+  </w:style>
+  <w:style w:type="character" w:styleId="ListLabel1054">
+    <w:name w:val="ListLabel 1054"/>
+    <w:qFormat/>
+    <w:rPr>
+      <w:rFonts w:cs="OpenSymbol"/>
+    </w:rPr>
+  </w:style>
+  <w:style w:type="character" w:styleId="ListLabel1055">
+    <w:name w:val="ListLabel 1055"/>
+    <w:qFormat/>
+    <w:rPr>
+      <w:rFonts w:cs="OpenSymbol"/>
+    </w:rPr>
+  </w:style>
+  <w:style w:type="character" w:styleId="ListLabel1056">
+    <w:name w:val="ListLabel 1056"/>
+    <w:qFormat/>
+    <w:rPr>
+      <w:rFonts w:cs="OpenSymbol"/>
+    </w:rPr>
+  </w:style>
+  <w:style w:type="character" w:styleId="ListLabel1057">
+    <w:name w:val="ListLabel 1057"/>
+    <w:qFormat/>
+    <w:rPr>
+      <w:rFonts w:cs="OpenSymbol"/>
+    </w:rPr>
+  </w:style>
+  <w:style w:type="character" w:styleId="ListLabel1058">
+    <w:name w:val="ListLabel 1058"/>
+    <w:qFormat/>
+    <w:rPr>
+      <w:rFonts w:cs="OpenSymbol"/>
+    </w:rPr>
+  </w:style>
+  <w:style w:type="character" w:styleId="ListLabel1059">
+    <w:name w:val="ListLabel 1059"/>
+    <w:qFormat/>
+    <w:rPr>
+      <w:rFonts w:cs="OpenSymbol"/>
+    </w:rPr>
+  </w:style>
+  <w:style w:type="character" w:styleId="ListLabel1060">
+    <w:name w:val="ListLabel 1060"/>
+    <w:qFormat/>
+    <w:rPr>
+      <w:rFonts w:cs="OpenSymbol"/>
+    </w:rPr>
+  </w:style>
+  <w:style w:type="character" w:styleId="ListLabel1061">
+    <w:name w:val="ListLabel 1061"/>
+    <w:qFormat/>
+    <w:rPr>
+      <w:rFonts w:cs="OpenSymbol"/>
+    </w:rPr>
+  </w:style>
+  <w:style w:type="character" w:styleId="ListLabel1062">
+    <w:name w:val="ListLabel 1062"/>
+    <w:qFormat/>
+    <w:rPr>
+      <w:rFonts w:cs="OpenSymbol"/>
+    </w:rPr>
+  </w:style>
+  <w:style w:type="character" w:styleId="ListLabel1063">
+    <w:name w:val="ListLabel 1063"/>
+    <w:qFormat/>
+    <w:rPr>
+      <w:rFonts w:cs="OpenSymbol"/>
+    </w:rPr>
+  </w:style>
+  <w:style w:type="character" w:styleId="ListLabel1064">
+    <w:name w:val="ListLabel 1064"/>
+    <w:qFormat/>
+    <w:rPr>
+      <w:rFonts w:cs="OpenSymbol"/>
+    </w:rPr>
+  </w:style>
+  <w:style w:type="character" w:styleId="ListLabel1065">
+    <w:name w:val="ListLabel 1065"/>
+    <w:qFormat/>
+    <w:rPr>
+      <w:rFonts w:cs="OpenSymbol"/>
+    </w:rPr>
+  </w:style>
+  <w:style w:type="character" w:styleId="ListLabel1066">
+    <w:name w:val="ListLabel 1066"/>
+    <w:qFormat/>
+    <w:rPr>
+      <w:rFonts w:cs="OpenSymbol"/>
+    </w:rPr>
+  </w:style>
+  <w:style w:type="character" w:styleId="ListLabel1067">
+    <w:name w:val="ListLabel 1067"/>
+    <w:qFormat/>
+    <w:rPr>
+      <w:rFonts w:cs="OpenSymbol"/>
+    </w:rPr>
+  </w:style>
+  <w:style w:type="character" w:styleId="ListLabel1068">
+    <w:name w:val="ListLabel 1068"/>
+    <w:qFormat/>
+    <w:rPr>
+      <w:rFonts w:cs="OpenSymbol"/>
+    </w:rPr>
+  </w:style>
+  <w:style w:type="character" w:styleId="ListLabel1069">
+    <w:name w:val="ListLabel 1069"/>
+    <w:qFormat/>
+    <w:rPr>
+      <w:rFonts w:cs="OpenSymbol"/>
+    </w:rPr>
+  </w:style>
+  <w:style w:type="character" w:styleId="ListLabel1070">
+    <w:name w:val="ListLabel 1070"/>
+    <w:qFormat/>
+    <w:rPr>
+      <w:rFonts w:cs="OpenSymbol"/>
+    </w:rPr>
+  </w:style>
+  <w:style w:type="character" w:styleId="ListLabel1071">
+    <w:name w:val="ListLabel 1071"/>
+    <w:qFormat/>
+    <w:rPr>
+      <w:rFonts w:cs="OpenSymbol"/>
+    </w:rPr>
+  </w:style>
+  <w:style w:type="character" w:styleId="ListLabel1072">
+    <w:name w:val="ListLabel 1072"/>
+    <w:qFormat/>
+    <w:rPr>
+      <w:rFonts w:cs="OpenSymbol"/>
+    </w:rPr>
+  </w:style>
+  <w:style w:type="character" w:styleId="ListLabel1073">
+    <w:name w:val="ListLabel 1073"/>
+    <w:qFormat/>
+    <w:rPr>
+      <w:rFonts w:cs="OpenSymbol"/>
+    </w:rPr>
+  </w:style>
+  <w:style w:type="character" w:styleId="ListLabel1074">
+    <w:name w:val="ListLabel 1074"/>
+    <w:qFormat/>
+    <w:rPr>
+      <w:rFonts w:cs="OpenSymbol"/>
+    </w:rPr>
+  </w:style>
+  <w:style w:type="character" w:styleId="ListLabel1075">
+    <w:name w:val="ListLabel 1075"/>
+    <w:qFormat/>
+    <w:rPr>
+      <w:rFonts w:cs="OpenSymbol"/>
+    </w:rPr>
+  </w:style>
+  <w:style w:type="character" w:styleId="ListLabel1076">
+    <w:name w:val="ListLabel 1076"/>
+    <w:qFormat/>
+    <w:rPr>
+      <w:rFonts w:cs="OpenSymbol"/>
+    </w:rPr>
+  </w:style>
+  <w:style w:type="character" w:styleId="ListLabel1077">
+    <w:name w:val="ListLabel 1077"/>
+    <w:qFormat/>
+    <w:rPr>
+      <w:rFonts w:cs="OpenSymbol"/>
+    </w:rPr>
+  </w:style>
+  <w:style w:type="character" w:styleId="ListLabel1078">
+    <w:name w:val="ListLabel 1078"/>
+    <w:qFormat/>
+    <w:rPr>
+      <w:rFonts w:cs="OpenSymbol"/>
+    </w:rPr>
+  </w:style>
+  <w:style w:type="character" w:styleId="ListLabel1079">
+    <w:name w:val="ListLabel 1079"/>
+    <w:qFormat/>
+    <w:rPr>
+      <w:rFonts w:cs="OpenSymbol"/>
+    </w:rPr>
+  </w:style>
+  <w:style w:type="character" w:styleId="ListLabel1080">
+    <w:name w:val="ListLabel 1080"/>
+    <w:qFormat/>
+    <w:rPr>
+      <w:rFonts w:cs="OpenSymbol"/>
+    </w:rPr>
+  </w:style>
+  <w:style w:type="character" w:styleId="ListLabel1081">
+    <w:name w:val="ListLabel 1081"/>
+    <w:qFormat/>
+    <w:rPr>
+      <w:rFonts w:cs="OpenSymbol"/>
+    </w:rPr>
+  </w:style>
+  <w:style w:type="character" w:styleId="ListLabel1082">
+    <w:name w:val="ListLabel 1082"/>
+    <w:qFormat/>
+    <w:rPr>
+      <w:rFonts w:cs="OpenSymbol"/>
+    </w:rPr>
+  </w:style>
+  <w:style w:type="character" w:styleId="ListLabel1083">
+    <w:name w:val="ListLabel 1083"/>
+    <w:qFormat/>
+    <w:rPr>
+      <w:rFonts w:cs="OpenSymbol"/>
+    </w:rPr>
+  </w:style>
+  <w:style w:type="character" w:styleId="ListLabel1084">
+    <w:name w:val="ListLabel 1084"/>
+    <w:qFormat/>
+    <w:rPr>
+      <w:rFonts w:cs="OpenSymbol"/>
+    </w:rPr>
+  </w:style>
+  <w:style w:type="character" w:styleId="ListLabel1085">
+    <w:name w:val="ListLabel 1085"/>
+    <w:qFormat/>
+    <w:rPr>
+      <w:rFonts w:cs="OpenSymbol"/>
+    </w:rPr>
+  </w:style>
+  <w:style w:type="character" w:styleId="ListLabel1086">
+    <w:name w:val="ListLabel 1086"/>
+    <w:qFormat/>
+    <w:rPr>
+      <w:rFonts w:cs="OpenSymbol"/>
+    </w:rPr>
+  </w:style>
+  <w:style w:type="character" w:styleId="ListLabel1087">
+    <w:name w:val="ListLabel 1087"/>
+    <w:qFormat/>
+    <w:rPr>
+      <w:rFonts w:cs="OpenSymbol"/>
+    </w:rPr>
+  </w:style>
+  <w:style w:type="character" w:styleId="ListLabel1088">
+    <w:name w:val="ListLabel 1088"/>
+    <w:qFormat/>
+    <w:rPr>
+      <w:rFonts w:cs="OpenSymbol"/>
+    </w:rPr>
+  </w:style>
+  <w:style w:type="character" w:styleId="ListLabel1089">
+    <w:name w:val="ListLabel 1089"/>
+    <w:qFormat/>
+    <w:rPr>
+      <w:rFonts w:cs="OpenSymbol"/>
+      <w:b w:val="false"/>
+    </w:rPr>
+  </w:style>
+  <w:style w:type="character" w:styleId="ListLabel1090">
+    <w:name w:val="ListLabel 1090"/>
+    <w:qFormat/>
+    <w:rPr>
+      <w:rFonts w:cs="OpenSymbol"/>
+    </w:rPr>
+  </w:style>
+  <w:style w:type="character" w:styleId="ListLabel1091">
+    <w:name w:val="ListLabel 1091"/>
+    <w:qFormat/>
+    <w:rPr>
+      <w:rFonts w:cs="OpenSymbol"/>
+    </w:rPr>
+  </w:style>
+  <w:style w:type="character" w:styleId="ListLabel1092">
+    <w:name w:val="ListLabel 1092"/>
+    <w:qFormat/>
+    <w:rPr>
+      <w:rFonts w:cs="OpenSymbol"/>
+    </w:rPr>
+  </w:style>
+  <w:style w:type="character" w:styleId="ListLabel1093">
+    <w:name w:val="ListLabel 1093"/>
+    <w:qFormat/>
+    <w:rPr>
+      <w:rFonts w:cs="OpenSymbol"/>
+    </w:rPr>
+  </w:style>
+  <w:style w:type="character" w:styleId="ListLabel1094">
+    <w:name w:val="ListLabel 1094"/>
+    <w:qFormat/>
+    <w:rPr>
+      <w:rFonts w:cs="OpenSymbol"/>
+    </w:rPr>
+  </w:style>
+  <w:style w:type="character" w:styleId="ListLabel1095">
+    <w:name w:val="ListLabel 1095"/>
+    <w:qFormat/>
+    <w:rPr>
+      <w:rFonts w:cs="OpenSymbol"/>
+    </w:rPr>
+  </w:style>
+  <w:style w:type="character" w:styleId="ListLabel1096">
+    <w:name w:val="ListLabel 1096"/>
+    <w:qFormat/>
+    <w:rPr>
+      <w:rFonts w:cs="OpenSymbol"/>
+    </w:rPr>
+  </w:style>
+  <w:style w:type="character" w:styleId="ListLabel1097">
+    <w:name w:val="ListLabel 1097"/>
+    <w:qFormat/>
+    <w:rPr>
+      <w:rFonts w:cs="OpenSymbol"/>
+    </w:rPr>
+  </w:style>
+  <w:style w:type="character" w:styleId="ListLabel1098">
+    <w:name w:val="ListLabel 1098"/>
+    <w:qFormat/>
+    <w:rPr>
+      <w:rFonts w:cs="OpenSymbol"/>
+    </w:rPr>
+  </w:style>
+  <w:style w:type="character" w:styleId="ListLabel1099">
+    <w:name w:val="ListLabel 1099"/>
+    <w:qFormat/>
+    <w:rPr>
+      <w:rFonts w:cs="OpenSymbol"/>
+    </w:rPr>
+  </w:style>
+  <w:style w:type="character" w:styleId="ListLabel1100">
+    <w:name w:val="ListLabel 1100"/>
+    <w:qFormat/>
+    <w:rPr>
+      <w:rFonts w:cs="OpenSymbol"/>
+    </w:rPr>
+  </w:style>
+  <w:style w:type="character" w:styleId="ListLabel1101">
+    <w:name w:val="ListLabel 1101"/>
+    <w:qFormat/>
+    <w:rPr>
+      <w:rFonts w:cs="OpenSymbol"/>
+    </w:rPr>
+  </w:style>
+  <w:style w:type="character" w:styleId="ListLabel1102">
+    <w:name w:val="ListLabel 1102"/>
+    <w:qFormat/>
+    <w:rPr>
+      <w:rFonts w:cs="OpenSymbol"/>
+    </w:rPr>
+  </w:style>
+  <w:style w:type="character" w:styleId="ListLabel1103">
+    <w:name w:val="ListLabel 1103"/>
+    <w:qFormat/>
+    <w:rPr>
+      <w:rFonts w:cs="OpenSymbol"/>
+    </w:rPr>
+  </w:style>
+  <w:style w:type="character" w:styleId="ListLabel1104">
+    <w:name w:val="ListLabel 1104"/>
+    <w:qFormat/>
+    <w:rPr>
+      <w:rFonts w:cs="OpenSymbol"/>
+    </w:rPr>
+  </w:style>
+  <w:style w:type="character" w:styleId="ListLabel1105">
+    <w:name w:val="ListLabel 1105"/>
+    <w:qFormat/>
+    <w:rPr>
+      <w:rFonts w:cs="OpenSymbol"/>
+    </w:rPr>
+  </w:style>
+  <w:style w:type="character" w:styleId="ListLabel1106">
+    <w:name w:val="ListLabel 1106"/>
+    <w:qFormat/>
+    <w:rPr>
+      <w:rFonts w:cs="OpenSymbol"/>
+    </w:rPr>
+  </w:style>
+  <w:style w:type="character" w:styleId="ListLabel1107">
+    <w:name w:val="ListLabel 1107"/>
+    <w:qFormat/>
+    <w:rPr>
+      <w:rFonts w:cs="OpenSymbol"/>
+    </w:rPr>
+  </w:style>
+  <w:style w:type="character" w:styleId="ListLabel1108">
+    <w:name w:val="ListLabel 1108"/>
+    <w:qFormat/>
+    <w:rPr>
+      <w:rFonts w:cs="OpenSymbol"/>
+    </w:rPr>
+  </w:style>
+  <w:style w:type="character" w:styleId="ListLabel1109">
+    <w:name w:val="ListLabel 1109"/>
+    <w:qFormat/>
+    <w:rPr>
+      <w:rFonts w:cs="OpenSymbol"/>
+    </w:rPr>
+  </w:style>
+  <w:style w:type="character" w:styleId="ListLabel1110">
+    <w:name w:val="ListLabel 1110"/>
+    <w:qFormat/>
+    <w:rPr>
+      <w:rFonts w:cs="OpenSymbol"/>
+    </w:rPr>
+  </w:style>
+  <w:style w:type="character" w:styleId="ListLabel1111">
+    <w:name w:val="ListLabel 1111"/>
+    <w:qFormat/>
+    <w:rPr>
+      <w:rFonts w:cs="OpenSymbol"/>
+    </w:rPr>
+  </w:style>
+  <w:style w:type="character" w:styleId="ListLabel1112">
+    <w:name w:val="ListLabel 1112"/>
+    <w:qFormat/>
+    <w:rPr>
+      <w:rFonts w:cs="OpenSymbol"/>
+    </w:rPr>
+  </w:style>
+  <w:style w:type="character" w:styleId="ListLabel1113">
+    <w:name w:val="ListLabel 1113"/>
+    <w:qFormat/>
+    <w:rPr>
+      <w:rFonts w:cs="OpenSymbol"/>
+    </w:rPr>
+  </w:style>
+  <w:style w:type="character" w:styleId="ListLabel1114">
+    <w:name w:val="ListLabel 1114"/>
+    <w:qFormat/>
+    <w:rPr>
+      <w:rFonts w:cs="OpenSymbol"/>
+    </w:rPr>
+  </w:style>
+  <w:style w:type="character" w:styleId="ListLabel1115">
+    <w:name w:val="ListLabel 1115"/>
+    <w:qFormat/>
+    <w:rPr>
+      <w:rFonts w:cs="OpenSymbol"/>
+    </w:rPr>
+  </w:style>
+  <w:style w:type="character" w:styleId="ListLabel1116">
+    <w:name w:val="ListLabel 1116"/>
+    <w:qFormat/>
+    <w:rPr>
+      <w:rFonts w:cs="OpenSymbol"/>
+    </w:rPr>
+  </w:style>
+  <w:style w:type="character" w:styleId="ListLabel1117">
+    <w:name w:val="ListLabel 1117"/>
+    <w:qFormat/>
+    <w:rPr>
+      <w:rFonts w:cs="OpenSymbol"/>
+    </w:rPr>
+  </w:style>
+  <w:style w:type="character" w:styleId="ListLabel1118">
+    <w:name w:val="ListLabel 1118"/>
+    <w:qFormat/>
+    <w:rPr>
+      <w:rFonts w:cs="OpenSymbol"/>
+    </w:rPr>
+  </w:style>
+  <w:style w:type="character" w:styleId="ListLabel1119">
+    <w:name w:val="ListLabel 1119"/>
+    <w:qFormat/>
+    <w:rPr>
+      <w:rFonts w:cs="OpenSymbol"/>
+    </w:rPr>
+  </w:style>
+  <w:style w:type="character" w:styleId="ListLabel1120">
+    <w:name w:val="ListLabel 1120"/>
+    <w:qFormat/>
+    <w:rPr>
+      <w:rFonts w:cs="OpenSymbol"/>
+    </w:rPr>
+  </w:style>
+  <w:style w:type="character" w:styleId="ListLabel1121">
+    <w:name w:val="ListLabel 1121"/>
+    <w:qFormat/>
+    <w:rPr>
+      <w:rFonts w:cs="OpenSymbol"/>
+    </w:rPr>
+  </w:style>
+  <w:style w:type="character" w:styleId="ListLabel1122">
+    <w:name w:val="ListLabel 1122"/>
+    <w:qFormat/>
+    <w:rPr>
+      <w:rFonts w:cs="OpenSymbol"/>
+    </w:rPr>
+  </w:style>
+  <w:style w:type="character" w:styleId="ListLabel1123">
+    <w:name w:val="ListLabel 1123"/>
+    <w:qFormat/>
+    <w:rPr>
+      <w:rFonts w:cs="OpenSymbol"/>
+    </w:rPr>
+  </w:style>
+  <w:style w:type="character" w:styleId="ListLabel1124">
+    <w:name w:val="ListLabel 1124"/>
+    <w:qFormat/>
+    <w:rPr>
+      <w:rFonts w:cs="OpenSymbol"/>
+    </w:rPr>
+  </w:style>
+  <w:style w:type="character" w:styleId="ListLabel1125">
+    <w:name w:val="ListLabel 1125"/>
+    <w:qFormat/>
+    <w:rPr>
+      <w:rFonts w:cs="OpenSymbol"/>
+    </w:rPr>
+  </w:style>
+  <w:style w:type="character" w:styleId="ListLabel1126">
+    <w:name w:val="ListLabel 1126"/>
+    <w:qFormat/>
+    <w:rPr>
+      <w:rFonts w:cs="OpenSymbol"/>
+    </w:rPr>
+  </w:style>
+  <w:style w:type="character" w:styleId="ListLabel1127">
+    <w:name w:val="ListLabel 1127"/>
+    <w:qFormat/>
+    <w:rPr>
+      <w:rFonts w:cs="OpenSymbol"/>
+    </w:rPr>
+  </w:style>
+  <w:style w:type="character" w:styleId="ListLabel1128">
+    <w:name w:val="ListLabel 1128"/>
+    <w:qFormat/>
+    <w:rPr>
+      <w:rFonts w:cs="OpenSymbol"/>
+    </w:rPr>
+  </w:style>
+  <w:style w:type="character" w:styleId="ListLabel1129">
+    <w:name w:val="ListLabel 1129"/>
+    <w:qFormat/>
+    <w:rPr>
+      <w:rFonts w:cs="OpenSymbol"/>
+    </w:rPr>
+  </w:style>
+  <w:style w:type="character" w:styleId="ListLabel1130">
+    <w:name w:val="ListLabel 1130"/>
+    <w:qFormat/>
+    <w:rPr>
+      <w:rFonts w:cs="OpenSymbol"/>
+    </w:rPr>
+  </w:style>
+  <w:style w:type="character" w:styleId="ListLabel1131">
+    <w:name w:val="ListLabel 1131"/>
+    <w:qFormat/>
+    <w:rPr>
+      <w:rFonts w:cs="OpenSymbol"/>
+    </w:rPr>
+  </w:style>
+  <w:style w:type="character" w:styleId="ListLabel1132">
+    <w:name w:val="ListLabel 1132"/>
+    <w:qFormat/>
+    <w:rPr>
+      <w:rFonts w:cs="OpenSymbol"/>
+    </w:rPr>
+  </w:style>
+  <w:style w:type="character" w:styleId="ListLabel1133">
+    <w:name w:val="ListLabel 1133"/>
+    <w:qFormat/>
+    <w:rPr>
+      <w:rFonts w:cs="OpenSymbol"/>
+    </w:rPr>
+  </w:style>
+  <w:style w:type="character" w:styleId="ListLabel1134">
+    <w:name w:val="ListLabel 1134"/>
+    <w:qFormat/>
+    <w:rPr>
+      <w:rFonts w:cs="OpenSymbol"/>
+    </w:rPr>
+  </w:style>
+  <w:style w:type="character" w:styleId="ListLabel1135">
+    <w:name w:val="ListLabel 1135"/>
+    <w:qFormat/>
+    <w:rPr>
+      <w:rFonts w:cs="OpenSymbol"/>
+    </w:rPr>
+  </w:style>
+  <w:style w:type="character" w:styleId="ListLabel1136">
+    <w:name w:val="ListLabel 1136"/>
+    <w:qFormat/>
+    <w:rPr>
+      <w:rFonts w:cs="OpenSymbol"/>
+    </w:rPr>
+  </w:style>
+  <w:style w:type="character" w:styleId="ListLabel1137">
+    <w:name w:val="ListLabel 1137"/>
+    <w:qFormat/>
+    <w:rPr>
+      <w:rFonts w:cs="OpenSymbol"/>
+    </w:rPr>
+  </w:style>
+  <w:style w:type="character" w:styleId="ListLabel1138">
+    <w:name w:val="ListLabel 1138"/>
+    <w:qFormat/>
+    <w:rPr>
+      <w:rFonts w:cs="OpenSymbol"/>
+    </w:rPr>
+  </w:style>
+  <w:style w:type="character" w:styleId="ListLabel1139">
+    <w:name w:val="ListLabel 1139"/>
+    <w:qFormat/>
+    <w:rPr>
+      <w:rFonts w:cs="OpenSymbol"/>
+    </w:rPr>
+  </w:style>
+  <w:style w:type="character" w:styleId="ListLabel1140">
+    <w:name w:val="ListLabel 1140"/>
+    <w:qFormat/>
+    <w:rPr>
+      <w:rFonts w:cs="OpenSymbol"/>
+    </w:rPr>
+  </w:style>
+  <w:style w:type="character" w:styleId="ListLabel1141">
+    <w:name w:val="ListLabel 1141"/>
+    <w:qFormat/>
+    <w:rPr>
+      <w:rFonts w:cs="OpenSymbol"/>
+    </w:rPr>
+  </w:style>
+  <w:style w:type="character" w:styleId="ListLabel1142">
+    <w:name w:val="ListLabel 1142"/>
+    <w:qFormat/>
+    <w:rPr>
+      <w:rFonts w:cs="OpenSymbol"/>
+    </w:rPr>
+  </w:style>
+  <w:style w:type="character" w:styleId="ListLabel1143">
+    <w:name w:val="ListLabel 1143"/>
+    <w:qFormat/>
+    <w:rPr>
+      <w:rFonts w:cs="OpenSymbol"/>
+    </w:rPr>
+  </w:style>
+  <w:style w:type="character" w:styleId="ListLabel1144">
+    <w:name w:val="ListLabel 1144"/>
+    <w:qFormat/>
+    <w:rPr>
+      <w:rFonts w:cs="OpenSymbol"/>
+    </w:rPr>
+  </w:style>
+  <w:style w:type="character" w:styleId="ListLabel1145">
+    <w:name w:val="ListLabel 1145"/>
+    <w:qFormat/>
+    <w:rPr>
+      <w:rFonts w:cs="OpenSymbol"/>
+    </w:rPr>
+  </w:style>
+  <w:style w:type="character" w:styleId="ListLabel1146">
+    <w:name w:val="ListLabel 1146"/>
+    <w:qFormat/>
+    <w:rPr>
+      <w:rFonts w:cs="OpenSymbol"/>
+    </w:rPr>
+  </w:style>
+  <w:style w:type="character" w:styleId="ListLabel1147">
+    <w:name w:val="ListLabel 1147"/>
+    <w:qFormat/>
+    <w:rPr>
+      <w:rFonts w:cs="OpenSymbol"/>
+    </w:rPr>
+  </w:style>
+  <w:style w:type="character" w:styleId="ListLabel1148">
+    <w:name w:val="ListLabel 1148"/>
+    <w:qFormat/>
+    <w:rPr>
+      <w:rFonts w:cs="OpenSymbol"/>
+    </w:rPr>
+  </w:style>
+  <w:style w:type="character" w:styleId="ListLabel1149">
+    <w:name w:val="ListLabel 1149"/>
+    <w:qFormat/>
+    <w:rPr>
+      <w:rFonts w:cs="OpenSymbol"/>
+    </w:rPr>
+  </w:style>
+  <w:style w:type="character" w:styleId="ListLabel1150">
+    <w:name w:val="ListLabel 1150"/>
+    <w:qFormat/>
+    <w:rPr>
+      <w:rFonts w:cs="OpenSymbol"/>
+    </w:rPr>
+  </w:style>
+  <w:style w:type="character" w:styleId="ListLabel1151">
+    <w:name w:val="ListLabel 1151"/>
+    <w:qFormat/>
+    <w:rPr>
+      <w:rFonts w:cs="OpenSymbol"/>
+    </w:rPr>
+  </w:style>
+  <w:style w:type="character" w:styleId="ListLabel1152">
+    <w:name w:val="ListLabel 1152"/>
+    <w:qFormat/>
+    <w:rPr>
+      <w:rFonts w:cs="OpenSymbol"/>
+    </w:rPr>
+  </w:style>
+  <w:style w:type="character" w:styleId="ListLabel1153">
+    <w:name w:val="ListLabel 1153"/>
+    <w:qFormat/>
+    <w:rPr>
+      <w:rFonts w:cs="OpenSymbol"/>
+    </w:rPr>
+  </w:style>
+  <w:style w:type="character" w:styleId="ListLabel1154">
+    <w:name w:val="ListLabel 1154"/>
+    <w:qFormat/>
+    <w:rPr>
+      <w:rFonts w:cs="OpenSymbol"/>
+    </w:rPr>
+  </w:style>
+  <w:style w:type="character" w:styleId="ListLabel1155">
+    <w:name w:val="ListLabel 1155"/>
+    <w:qFormat/>
+    <w:rPr>
+      <w:rFonts w:cs="OpenSymbol"/>
+    </w:rPr>
+  </w:style>
+  <w:style w:type="character" w:styleId="ListLabel1156">
+    <w:name w:val="ListLabel 1156"/>
+    <w:qFormat/>
+    <w:rPr>
+      <w:rFonts w:cs="OpenSymbol"/>
+    </w:rPr>
+  </w:style>
+  <w:style w:type="character" w:styleId="ListLabel1157">
+    <w:name w:val="ListLabel 1157"/>
+    <w:qFormat/>
+    <w:rPr>
+      <w:rFonts w:cs="OpenSymbol"/>
+    </w:rPr>
+  </w:style>
+  <w:style w:type="character" w:styleId="ListLabel1158">
+    <w:name w:val="ListLabel 1158"/>
+    <w:qFormat/>
+    <w:rPr>
+      <w:rFonts w:cs="OpenSymbol"/>
+    </w:rPr>
+  </w:style>
+  <w:style w:type="character" w:styleId="ListLabel1159">
+    <w:name w:val="ListLabel 1159"/>
+    <w:qFormat/>
+    <w:rPr>
+      <w:rFonts w:cs="OpenSymbol"/>
+    </w:rPr>
+  </w:style>
+  <w:style w:type="character" w:styleId="ListLabel1160">
+    <w:name w:val="ListLabel 1160"/>
+    <w:qFormat/>
+    <w:rPr>
+      <w:rFonts w:cs="OpenSymbol"/>
+    </w:rPr>
+  </w:style>
+  <w:style w:type="character" w:styleId="ListLabel1161">
+    <w:name w:val="ListLabel 1161"/>
+    <w:qFormat/>
+    <w:rPr>
+      <w:rFonts w:cs="OpenSymbol"/>
+    </w:rPr>
+  </w:style>
+  <w:style w:type="character" w:styleId="ListLabel1162">
+    <w:name w:val="ListLabel 1162"/>
+    <w:qFormat/>
+    <w:rPr>
+      <w:rFonts w:cs="OpenSymbol"/>
+    </w:rPr>
+  </w:style>
+  <w:style w:type="character" w:styleId="ListLabel1163">
+    <w:name w:val="ListLabel 1163"/>
+    <w:qFormat/>
+    <w:rPr>
+      <w:rFonts w:cs="OpenSymbol"/>
+    </w:rPr>
+  </w:style>
+  <w:style w:type="character" w:styleId="ListLabel1164">
+    <w:name w:val="ListLabel 1164"/>
+    <w:qFormat/>
+    <w:rPr>
+      <w:rFonts w:cs="OpenSymbol"/>
+    </w:rPr>
+  </w:style>
+  <w:style w:type="character" w:styleId="ListLabel1165">
+    <w:name w:val="ListLabel 1165"/>
+    <w:qFormat/>
+    <w:rPr>
+      <w:rFonts w:cs="OpenSymbol"/>
+    </w:rPr>
+  </w:style>
+  <w:style w:type="character" w:styleId="ListLabel1166">
+    <w:name w:val="ListLabel 1166"/>
+    <w:qFormat/>
+    <w:rPr>
+      <w:rFonts w:cs="OpenSymbol"/>
+    </w:rPr>
+  </w:style>
+  <w:style w:type="character" w:styleId="ListLabel1167">
+    <w:name w:val="ListLabel 1167"/>
+    <w:qFormat/>
+    <w:rPr>
+      <w:rFonts w:cs="OpenSymbol"/>
+    </w:rPr>
+  </w:style>
+  <w:style w:type="character" w:styleId="ListLabel1168">
+    <w:name w:val="ListLabel 1168"/>
+    <w:qFormat/>
+    <w:rPr>
+      <w:rFonts w:cs="OpenSymbol"/>
+    </w:rPr>
+  </w:style>
+  <w:style w:type="character" w:styleId="ListLabel1169">
+    <w:name w:val="ListLabel 1169"/>
+    <w:qFormat/>
+    <w:rPr>
+      <w:rFonts w:cs="OpenSymbol"/>
+    </w:rPr>
+  </w:style>
+  <w:style w:type="character" w:styleId="ListLabel1170">
+    <w:name w:val="ListLabel 1170"/>
+    <w:qFormat/>
+    <w:rPr>
+      <w:rFonts w:cs="OpenSymbol"/>
+    </w:rPr>
+  </w:style>
+  <w:style w:type="character" w:styleId="ListLabel1171">
+    <w:name w:val="ListLabel 1171"/>
+    <w:qFormat/>
+    <w:rPr>
+      <w:rFonts w:cs="OpenSymbol"/>
+    </w:rPr>
+  </w:style>
+  <w:style w:type="character" w:styleId="ListLabel1172">
+    <w:name w:val="ListLabel 1172"/>
+    <w:qFormat/>
+    <w:rPr>
+      <w:rFonts w:cs="OpenSymbol"/>
+    </w:rPr>
+  </w:style>
+  <w:style w:type="character" w:styleId="ListLabel1173">
+    <w:name w:val="ListLabel 1173"/>
+    <w:qFormat/>
+    <w:rPr>
+      <w:rFonts w:cs="OpenSymbol"/>
+    </w:rPr>
+  </w:style>
+  <w:style w:type="character" w:styleId="ListLabel1174">
+    <w:name w:val="ListLabel 1174"/>
+    <w:qFormat/>
+    <w:rPr>
+      <w:rFonts w:cs="OpenSymbol"/>
+    </w:rPr>
+  </w:style>
+  <w:style w:type="character" w:styleId="ListLabel1175">
+    <w:name w:val="ListLabel 1175"/>
+    <w:qFormat/>
+    <w:rPr>
+      <w:rFonts w:cs="OpenSymbol"/>
+    </w:rPr>
+  </w:style>
+  <w:style w:type="character" w:styleId="ListLabel1176">
+    <w:name w:val="ListLabel 1176"/>
+    <w:qFormat/>
+    <w:rPr>
+      <w:rFonts w:cs="OpenSymbol"/>
+    </w:rPr>
+  </w:style>
+  <w:style w:type="character" w:styleId="ListLabel1177">
+    <w:name w:val="ListLabel 1177"/>
+    <w:qFormat/>
+    <w:rPr>
+      <w:rFonts w:cs="OpenSymbol"/>
+    </w:rPr>
+  </w:style>
+  <w:style w:type="character" w:styleId="ListLabel1178">
+    <w:name w:val="ListLabel 1178"/>
+    <w:qFormat/>
+    <w:rPr>
+      <w:rFonts w:cs="OpenSymbol"/>
+    </w:rPr>
+  </w:style>
+  <w:style w:type="character" w:styleId="ListLabel1179">
+    <w:name w:val="ListLabel 1179"/>
+    <w:qFormat/>
+    <w:rPr>
+      <w:rFonts w:cs="OpenSymbol"/>
+    </w:rPr>
+  </w:style>
+  <w:style w:type="character" w:styleId="ListLabel1180">
+    <w:name w:val="ListLabel 1180"/>
+    <w:qFormat/>
+    <w:rPr>
+      <w:rFonts w:cs="OpenSymbol"/>
+    </w:rPr>
+  </w:style>
+  <w:style w:type="character" w:styleId="ListLabel1181">
+    <w:name w:val="ListLabel 1181"/>
+    <w:qFormat/>
+    <w:rPr>
+      <w:rFonts w:cs="OpenSymbol"/>
+    </w:rPr>
+  </w:style>
+  <w:style w:type="character" w:styleId="ListLabel1182">
+    <w:name w:val="ListLabel 1182"/>
+    <w:qFormat/>
+    <w:rPr>
+      <w:rFonts w:cs="OpenSymbol"/>
+    </w:rPr>
+  </w:style>
+  <w:style w:type="character" w:styleId="ListLabel1183">
+    <w:name w:val="ListLabel 1183"/>
+    <w:qFormat/>
+    <w:rPr>
+      <w:rFonts w:cs="OpenSymbol"/>
+    </w:rPr>
+  </w:style>
+  <w:style w:type="character" w:styleId="ListLabel1184">
+    <w:name w:val="ListLabel 1184"/>
+    <w:qFormat/>
+    <w:rPr>
+      <w:rFonts w:cs="OpenSymbol"/>
+    </w:rPr>
+  </w:style>
+  <w:style w:type="character" w:styleId="ListLabel1185">
+    <w:name w:val="ListLabel 1185"/>
+    <w:qFormat/>
+    <w:rPr>
+      <w:rFonts w:cs="OpenSymbol"/>
+    </w:rPr>
+  </w:style>
+  <w:style w:type="character" w:styleId="ListLabel1186">
+    <w:name w:val="ListLabel 1186"/>
+    <w:qFormat/>
+    <w:rPr>
+      <w:rFonts w:cs="OpenSymbol"/>
+    </w:rPr>
+  </w:style>
+  <w:style w:type="character" w:styleId="ListLabel1187">
+    <w:name w:val="ListLabel 1187"/>
+    <w:qFormat/>
+    <w:rPr>
+      <w:rFonts w:cs="OpenSymbol"/>
+    </w:rPr>
+  </w:style>
+  <w:style w:type="character" w:styleId="ListLabel1188">
+    <w:name w:val="ListLabel 1188"/>
+    <w:qFormat/>
+    <w:rPr>
+      <w:rFonts w:cs="OpenSymbol"/>
+    </w:rPr>
+  </w:style>
+  <w:style w:type="character" w:styleId="ListLabel1189">
+    <w:name w:val="ListLabel 1189"/>
+    <w:qFormat/>
+    <w:rPr>
+      <w:rFonts w:cs="OpenSymbol"/>
+    </w:rPr>
+  </w:style>
+  <w:style w:type="character" w:styleId="ListLabel1190">
+    <w:name w:val="ListLabel 1190"/>
+    <w:qFormat/>
+    <w:rPr>
+      <w:rFonts w:cs="OpenSymbol"/>
+    </w:rPr>
+  </w:style>
+  <w:style w:type="character" w:styleId="ListLabel1191">
+    <w:name w:val="ListLabel 1191"/>
+    <w:qFormat/>
+    <w:rPr>
+      <w:rFonts w:cs="OpenSymbol"/>
+    </w:rPr>
+  </w:style>
+  <w:style w:type="character" w:styleId="ListLabel1192">
+    <w:name w:val="ListLabel 1192"/>
+    <w:qFormat/>
+    <w:rPr>
+      <w:rFonts w:cs="OpenSymbol"/>
+    </w:rPr>
+  </w:style>
+  <w:style w:type="character" w:styleId="ListLabel1193">
+    <w:name w:val="ListLabel 1193"/>
+    <w:qFormat/>
+    <w:rPr>
+      <w:rFonts w:cs="OpenSymbol"/>
+    </w:rPr>
+  </w:style>
+  <w:style w:type="character" w:styleId="ListLabel1194">
+    <w:name w:val="ListLabel 1194"/>
+    <w:qFormat/>
+    <w:rPr>
+      <w:rFonts w:cs="OpenSymbol"/>
+    </w:rPr>
+  </w:style>
+  <w:style w:type="character" w:styleId="ListLabel1195">
+    <w:name w:val="ListLabel 1195"/>
+    <w:qFormat/>
+    <w:rPr>
+      <w:rFonts w:cs="OpenSymbol"/>
+    </w:rPr>
+  </w:style>
+  <w:style w:type="character" w:styleId="ListLabel1196">
+    <w:name w:val="ListLabel 1196"/>
     <w:qFormat/>
     <w:rPr>
       <w:rFonts w:cs="OpenSymbol"/>
@@ -21391,7 +24063,7 @@
       <w:widowControl/>
       <w:suppressAutoHyphens w:val="true"/>
       <w:kinsoku w:val="true"/>
-      <w:overflowPunct w:val="true"/>
+      <w:overflowPunct w:val="false"/>
       <w:autoSpaceDE w:val="true"/>
       <w:bidi w:val="0"/>
       <w:spacing w:lineRule="auto" w:line="240" w:before="0" w:after="0"/>
